--- a/docs/install/项目部署说明-native.docx
+++ b/docs/install/项目部署说明-native.docx
@@ -1913,6 +1913,28 @@
     </w:p>
     <w:p>
       <w:pPr>
+        <w:spacing w:after="40" w:before="40"/>
+      </w:pPr>
+      <w:r>
+        <w:rPr>
+          <w:sz w:val="22"/>
+          <w:szCs w:val="22"/>
+        </w:rPr>
+        <w:t xml:space="preserve">&gt; 📦 安装包由 GitHub Actions 构建（推送 v* tag 自动产出 x64 + arm64 全部产物），从 Actions → Artifacts 下载 meeting-native-&lt;arch&gt;-&lt;ver&gt;-&lt;rel&gt; 即可；也可在同架构 Linux 构建机上执行 npm run pack:native 自行打包。
+</w:t>
+      </w:r>
+    </w:p>
+    <w:p>
+      <w:pPr>
+        <w:pStyle w:val="Heading3"/>
+        <w:spacing w:after="80" w:before="160"/>
+      </w:pPr>
+      <w:r>
+        <w:t xml:space="preserve">5.1 首次安装（汇总）</w:t>
+      </w:r>
+    </w:p>
+    <w:p>
+      <w:pPr>
         <w:shd w:fill="F4F4F4"/>
         <w:spacing w:after="80" w:before="80"/>
       </w:pPr>
@@ -1922,12 +1944,47 @@
           <w:sz w:val="19"/>
           <w:szCs w:val="19"/>
         </w:rPr>
-        <w:t xml:space="preserve"># 1. 打新包（构建机）
-npm run pack:native
-# 2. 目标机解压新包
+        <w:t xml:space="preserve"># 1) 解压
+tar -xzf meeting-linux-arm64-YYYYMMDD.tar.gz
+cd meeting-linux-arm64-YYYYMMDD
+# 2) 安装（创建 meeting 用户、部署 /opt/meeting、安装 systemd 单元、迁移+种子、启动服务）
+sudo ./install.sh
+# 3) 修改配置
+sudo vi /opt/meeting/conf/.env        # 至少改 MEDIASOUP_ANNOUNCED_IP 为服务器 IP
+sudo systemctl restart meeting-api meeting-realtime meeting-gateway
+# 4) 验证
+curl http://127.0.0.1:8088/api/healthz
+# 浏览器访问 http://&lt;服务器IP&gt;:8088/
+</w:t>
+      </w:r>
+    </w:p>
+    <w:p>
+      <w:pPr>
+        <w:pStyle w:val="Heading3"/>
+        <w:spacing w:after="80" w:before="160"/>
+      </w:pPr>
+      <w:r>
+        <w:t xml:space="preserve">5.2 升级（汇总）</w:t>
+      </w:r>
+    </w:p>
+    <w:p>
+      <w:pPr>
+        <w:shd w:fill="F4F4F4"/>
+        <w:spacing w:after="80" w:before="80"/>
+      </w:pPr>
+      <w:r>
+        <w:rPr>
+          <w:rFonts w:ascii="Consolas" w:cs="Consolas" w:eastAsia="Consolas" w:hAnsi="Consolas"/>
+          <w:sz w:val="19"/>
+          <w:szCs w:val="19"/>
+        </w:rPr>
+        <w:t xml:space="preserve"># 0) 备份（必做）
+sudo cp /opt/meeting/conf/.env /opt/meeting/conf/.env.bak
+# 1) 获取新包（构建机打包或从 Actions 下载）
+# 2) 目标机解压新包
 tar -xzf meeting-linux-arm64-NEWDATE.tar.gz
 cd meeting-linux-arm64-NEWDATE
-# 3. 重新安装（保留已有 .env，自动 migrate）
+# 3) 重新安装（保留已有 .env，自动 migrate）
 sudo ./install.sh
 </w:t>
       </w:r>
@@ -1941,7 +1998,94 @@
           <w:sz w:val="22"/>
           <w:szCs w:val="22"/>
         </w:rPr>
-        <w:t xml:space="preserve">&gt; install.sh 会保留 /opt/meeting/conf/.env，覆盖 app/ 并重新 migrate。
+        <w:t xml:space="preserve">&gt; install.sh 会保留 /opt/meeting/conf/.env，覆盖 app/ 并重新执行 migrate，无需手工跑迁移。
+</w:t>
+      </w:r>
+    </w:p>
+    <w:p>
+      <w:pPr>
+        <w:pStyle w:val="Heading3"/>
+        <w:spacing w:after="80" w:before="160"/>
+      </w:pPr>
+      <w:r>
+        <w:t xml:space="preserve">5.3 升级后验收</w:t>
+      </w:r>
+    </w:p>
+    <w:p>
+      <w:pPr>
+        <w:spacing w:after="40" w:before="40"/>
+      </w:pPr>
+      <w:r>
+        <w:rPr>
+          <w:sz w:val="22"/>
+          <w:szCs w:val="22"/>
+        </w:rPr>
+        <w:t xml:space="preserve">• [ ] `curl http://&lt;IP&gt;:8088/api/healthz` 返回 `{"ok":true}`
+</w:t>
+      </w:r>
+    </w:p>
+    <w:p>
+      <w:pPr>
+        <w:spacing w:after="40" w:before="40"/>
+      </w:pPr>
+      <w:r>
+        <w:rPr>
+          <w:sz w:val="22"/>
+          <w:szCs w:val="22"/>
+        </w:rPr>
+        <w:t xml:space="preserve">• [ ] `admin` 可登录；快速会议可入会
+</w:t>
+      </w:r>
+    </w:p>
+    <w:p>
+      <w:pPr>
+        <w:spacing w:after="40" w:before="40"/>
+      </w:pPr>
+      <w:r>
+        <w:rPr>
+          <w:sz w:val="22"/>
+          <w:szCs w:val="22"/>
+        </w:rPr>
+        <w:t xml:space="preserve">• [ ] 预约会议走审批流（`authadmin` 审批后可发起）
+</w:t>
+      </w:r>
+    </w:p>
+    <w:p>
+      <w:pPr>
+        <w:spacing w:after="40" w:before="40"/>
+      </w:pPr>
+      <w:r>
+        <w:rPr>
+          <w:sz w:val="22"/>
+          <w:szCs w:val="22"/>
+        </w:rPr>
+        <w:t xml:space="preserve">• [ ] 屏幕共享全屏无无限嵌套；「沉浸模式」可用
+</w:t>
+      </w:r>
+    </w:p>
+    <w:p>
+      <w:pPr>
+        <w:spacing w:after="40" w:before="40"/>
+      </w:pPr>
+      <w:r>
+        <w:rPr>
+          <w:sz w:val="22"/>
+          <w:szCs w:val="22"/>
+        </w:rPr>
+        <w:t xml:space="preserve">• [ ] 音视频、聊天、主持人管控正常
+</w:t>
+      </w:r>
+    </w:p>
+    <w:p>
+      <w:pPr>
+        <w:spacing w:after="40" w:before="40"/>
+      </w:pPr>
+      <w:r>
+        <w:rPr>
+          <w:sz w:val="22"/>
+          <w:szCs w:val="22"/>
+        </w:rPr>
+        <w:t xml:space="preserve">• [ ] 日志：`tail -f /opt/meeting/logs/*.log`（标准输出与错误合并到同一文件）
 </w:t>
       </w:r>
     </w:p>

--- a/docs/install/项目部署说明-native.docx
+++ b/docs/install/项目部署说明-native.docx
@@ -1631,7 +1631,7 @@
                 <w:sz w:val="21"/>
                 <w:szCs w:val="21"/>
               </w:rPr>
-              <w:t xml:space="preserve">system123</w:t>
+              <w:t xml:space="preserve">System@123</w:t>
             </w:r>
           </w:p>
         </w:tc>
@@ -1838,52 +1838,6 @@
                 <w:szCs w:val="21"/>
               </w:rPr>
               <w:t xml:space="preserve">首次登录提示修改密码</w:t>
-            </w:r>
-          </w:p>
-        </w:tc>
-      </w:tr>
-      <w:tr>
-        <w:tc>
-          <w:p>
-            <w:r>
-              <w:rPr>
-                <w:sz w:val="21"/>
-                <w:szCs w:val="21"/>
-              </w:rPr>
-              <w:t xml:space="preserve">test1-test5</w:t>
-            </w:r>
-          </w:p>
-        </w:tc>
-        <w:tc>
-          <w:p>
-            <w:r>
-              <w:rPr>
-                <w:sz w:val="21"/>
-                <w:szCs w:val="21"/>
-              </w:rPr>
-              <w:t xml:space="preserve">123456</w:t>
-            </w:r>
-          </w:p>
-        </w:tc>
-        <w:tc>
-          <w:p>
-            <w:r>
-              <w:rPr>
-                <w:sz w:val="21"/>
-                <w:szCs w:val="21"/>
-              </w:rPr>
-              <w:t xml:space="preserve">普通用户</w:t>
-            </w:r>
-          </w:p>
-        </w:tc>
-        <w:tc>
-          <w:p>
-            <w:r>
-              <w:rPr>
-                <w:sz w:val="21"/>
-                <w:szCs w:val="21"/>
-              </w:rPr>
-              <w:t xml:space="preserve">测试用户</w:t>
             </w:r>
           </w:p>
         </w:tc>

--- a/docs/install/项目部署说明-native.docx
+++ b/docs/install/项目部署说明-native.docx
@@ -4,28 +4,45 @@
   <w:body>
     <w:p>
       <w:pPr>
+        <w:spacing w:after="80" w:before="200"/>
+        <w:jc w:val="center"/>
+      </w:pPr>
+      <w:r>
+        <w:t xml:space="preserve">项目部署说明文档</w:t>
+      </w:r>
+      <w:r>
+        <w:rPr>
+          <w:b/>
+          <w:bCs/>
+          <w:color w:val="1F4E79"/>
+          <w:sz w:val="40"/>
+          <w:szCs w:val="40"/>
+        </w:rPr>
+        <w:t xml:space="preserve">项目部署说明文档</w:t>
+      </w:r>
+    </w:p>
+    <w:p>
+      <w:pPr>
+        <w:pBdr>
+          <w:bottom w:val="single" w:color="1F4E79" w:sz="6" w:space="4"/>
+        </w:pBdr>
+        <w:spacing w:after="120" w:before="0"/>
+        <w:jc w:val="center"/>
+      </w:pPr>
+      <w:r>
+        <w:rPr>
+          <w:b/>
+          <w:bCs/>
+          <w:color w:val="404040"/>
+          <w:sz w:val="28"/>
+          <w:szCs w:val="28"/>
+        </w:rPr>
+        <w:t xml:space="preserve">离线发布包部署</w:t>
+      </w:r>
+    </w:p>
+    <w:p>
+      <w:pPr>
         <w:pStyle w:val="Heading1"/>
-        <w:spacing w:after="120" w:before="240"/>
-        <w:jc w:val="center"/>
-      </w:pPr>
-      <w:r>
-        <w:t xml:space="preserve">项目部署说明文档</w:t>
-      </w:r>
-    </w:p>
-    <w:p>
-      <w:pPr>
-        <w:pStyle w:val="Heading1"/>
-        <w:spacing w:after="120" w:before="240"/>
-        <w:jc w:val="center"/>
-      </w:pPr>
-      <w:r>
-        <w:t xml:space="preserve">离线发布包部署</w:t>
-      </w:r>
-    </w:p>
-    <w:p>
-      <w:pPr>
-        <w:pStyle w:val="Heading2"/>
-        <w:spacing w:after="100" w:before="200"/>
       </w:pPr>
       <w:r>
         <w:t xml:space="preserve">一、服务器配置</w:t>
@@ -33,7 +50,7 @@
     </w:p>
     <w:tbl>
       <w:tblPr>
-        <w:tblW w:type="pct" w:w="100%"/>
+        <w:tblW w:type="dxa" w:w="9026"/>
         <w:tblBorders>
           <w:top w:val="single" w:color="auto" w:sz="4"/>
           <w:left w:val="single" w:color="auto" w:sz="4"/>
@@ -44,62 +61,150 @@
         </w:tblBorders>
       </w:tblPr>
       <w:tblGrid>
-        <w:gridCol w:w="100"/>
-        <w:gridCol w:w="100"/>
-        <w:gridCol w:w="100"/>
-        <w:gridCol w:w="100"/>
+        <w:gridCol w:w="2257"/>
+        <w:gridCol w:w="2257"/>
+        <w:gridCol w:w="2257"/>
+        <w:gridCol w:w="2257"/>
       </w:tblGrid>
       <w:tr>
         <w:trPr>
           <w:tblHeader/>
         </w:trPr>
         <w:tc>
-          <w:p>
+          <w:tcPr>
+            <w:tcW w:type="dxa" w:w="2257"/>
+            <w:gridSpan w:val="4"/>
+            <w:tcBorders>
+              <w:top w:val="single" w:color="BFBFBF" w:sz="4"/>
+              <w:left w:val="single" w:color="BFBFBF" w:sz="4"/>
+              <w:bottom w:val="single" w:color="BFBFBF" w:sz="4"/>
+              <w:right w:val="single" w:color="BFBFBF" w:sz="4"/>
+            </w:tcBorders>
+            <w:shd w:fill="DEEAF6" w:val="clear"/>
+            <w:tcMar>
+              <w:top w:type="dxa" w:w="60"/>
+              <w:left w:type="dxa" w:w="120"/>
+              <w:bottom w:type="dxa" w:w="60"/>
+              <w:right w:type="dxa" w:w="120"/>
+            </w:tcMar>
+            <w:vAlign w:val="center"/>
+          </w:tcPr>
+          <w:p>
+            <w:pPr>
+              <w:jc w:val="center"/>
+            </w:pPr>
             <w:r>
               <w:rPr>
                 <w:b/>
                 <w:bCs/>
-                <w:sz w:val="21"/>
-                <w:szCs w:val="21"/>
+                <w:color w:val="1F4E79"/>
+                <w:sz w:val="20"/>
+                <w:szCs w:val="20"/>
               </w:rPr>
               <w:t xml:space="preserve">配置项</w:t>
             </w:r>
           </w:p>
         </w:tc>
         <w:tc>
-          <w:p>
+          <w:tcPr>
+            <w:tcW w:type="dxa" w:w="2257"/>
+            <w:gridSpan w:val="4"/>
+            <w:tcBorders>
+              <w:top w:val="single" w:color="BFBFBF" w:sz="4"/>
+              <w:left w:val="single" w:color="BFBFBF" w:sz="4"/>
+              <w:bottom w:val="single" w:color="BFBFBF" w:sz="4"/>
+              <w:right w:val="single" w:color="BFBFBF" w:sz="4"/>
+            </w:tcBorders>
+            <w:shd w:fill="DEEAF6" w:val="clear"/>
+            <w:tcMar>
+              <w:top w:type="dxa" w:w="60"/>
+              <w:left w:type="dxa" w:w="120"/>
+              <w:bottom w:type="dxa" w:w="60"/>
+              <w:right w:type="dxa" w:w="120"/>
+            </w:tcMar>
+            <w:vAlign w:val="center"/>
+          </w:tcPr>
+          <w:p>
+            <w:pPr>
+              <w:jc w:val="center"/>
+            </w:pPr>
             <w:r>
               <w:rPr>
                 <w:b/>
                 <w:bCs/>
-                <w:sz w:val="21"/>
-                <w:szCs w:val="21"/>
+                <w:color w:val="1F4E79"/>
+                <w:sz w:val="20"/>
+                <w:szCs w:val="20"/>
               </w:rPr>
               <w:t xml:space="preserve">最低配置</w:t>
             </w:r>
           </w:p>
         </w:tc>
         <w:tc>
-          <w:p>
+          <w:tcPr>
+            <w:tcW w:type="dxa" w:w="2257"/>
+            <w:gridSpan w:val="4"/>
+            <w:tcBorders>
+              <w:top w:val="single" w:color="BFBFBF" w:sz="4"/>
+              <w:left w:val="single" w:color="BFBFBF" w:sz="4"/>
+              <w:bottom w:val="single" w:color="BFBFBF" w:sz="4"/>
+              <w:right w:val="single" w:color="BFBFBF" w:sz="4"/>
+            </w:tcBorders>
+            <w:shd w:fill="DEEAF6" w:val="clear"/>
+            <w:tcMar>
+              <w:top w:type="dxa" w:w="60"/>
+              <w:left w:type="dxa" w:w="120"/>
+              <w:bottom w:type="dxa" w:w="60"/>
+              <w:right w:type="dxa" w:w="120"/>
+            </w:tcMar>
+            <w:vAlign w:val="center"/>
+          </w:tcPr>
+          <w:p>
+            <w:pPr>
+              <w:jc w:val="center"/>
+            </w:pPr>
             <w:r>
               <w:rPr>
                 <w:b/>
                 <w:bCs/>
-                <w:sz w:val="21"/>
-                <w:szCs w:val="21"/>
+                <w:color w:val="1F4E79"/>
+                <w:sz w:val="20"/>
+                <w:szCs w:val="20"/>
               </w:rPr>
               <w:t xml:space="preserve">推荐配置</w:t>
             </w:r>
           </w:p>
         </w:tc>
         <w:tc>
-          <w:p>
+          <w:tcPr>
+            <w:tcW w:type="dxa" w:w="2257"/>
+            <w:gridSpan w:val="4"/>
+            <w:tcBorders>
+              <w:top w:val="single" w:color="BFBFBF" w:sz="4"/>
+              <w:left w:val="single" w:color="BFBFBF" w:sz="4"/>
+              <w:bottom w:val="single" w:color="BFBFBF" w:sz="4"/>
+              <w:right w:val="single" w:color="BFBFBF" w:sz="4"/>
+            </w:tcBorders>
+            <w:shd w:fill="DEEAF6" w:val="clear"/>
+            <w:tcMar>
+              <w:top w:type="dxa" w:w="60"/>
+              <w:left w:type="dxa" w:w="120"/>
+              <w:bottom w:type="dxa" w:w="60"/>
+              <w:right w:type="dxa" w:w="120"/>
+            </w:tcMar>
+            <w:vAlign w:val="center"/>
+          </w:tcPr>
+          <w:p>
+            <w:pPr>
+              <w:jc w:val="center"/>
+            </w:pPr>
             <w:r>
               <w:rPr>
                 <w:b/>
                 <w:bCs/>
-                <w:sz w:val="21"/>
-                <w:szCs w:val="21"/>
+                <w:color w:val="1F4E79"/>
+                <w:sz w:val="20"/>
+                <w:szCs w:val="20"/>
               </w:rPr>
               <w:t xml:space="preserve">说明</w:t>
             </w:r>
@@ -108,44 +213,112 @@
       </w:tr>
       <w:tr>
         <w:tc>
-          <w:p>
-            <w:r>
-              <w:rPr>
-                <w:sz w:val="21"/>
-                <w:szCs w:val="21"/>
+          <w:tcPr>
+            <w:tcW w:type="dxa" w:w="2257"/>
+            <w:gridSpan w:val="4"/>
+            <w:tcBorders>
+              <w:top w:val="single" w:color="BFBFBF" w:sz="4"/>
+              <w:left w:val="single" w:color="BFBFBF" w:sz="4"/>
+              <w:bottom w:val="single" w:color="BFBFBF" w:sz="4"/>
+              <w:right w:val="single" w:color="BFBFBF" w:sz="4"/>
+            </w:tcBorders>
+            <w:tcMar>
+              <w:top w:type="dxa" w:w="60"/>
+              <w:left w:type="dxa" w:w="120"/>
+              <w:bottom w:type="dxa" w:w="60"/>
+              <w:right w:type="dxa" w:w="120"/>
+            </w:tcMar>
+            <w:vAlign w:val="center"/>
+          </w:tcPr>
+          <w:p>
+            <w:r>
+              <w:rPr>
+                <w:sz w:val="20"/>
+                <w:szCs w:val="20"/>
               </w:rPr>
               <w:t xml:space="preserve">CPU</w:t>
             </w:r>
           </w:p>
         </w:tc>
         <w:tc>
-          <w:p>
-            <w:r>
-              <w:rPr>
-                <w:sz w:val="21"/>
-                <w:szCs w:val="21"/>
+          <w:tcPr>
+            <w:tcW w:type="dxa" w:w="2257"/>
+            <w:gridSpan w:val="4"/>
+            <w:tcBorders>
+              <w:top w:val="single" w:color="BFBFBF" w:sz="4"/>
+              <w:left w:val="single" w:color="BFBFBF" w:sz="4"/>
+              <w:bottom w:val="single" w:color="BFBFBF" w:sz="4"/>
+              <w:right w:val="single" w:color="BFBFBF" w:sz="4"/>
+            </w:tcBorders>
+            <w:tcMar>
+              <w:top w:type="dxa" w:w="60"/>
+              <w:left w:type="dxa" w:w="120"/>
+              <w:bottom w:type="dxa" w:w="60"/>
+              <w:right w:type="dxa" w:w="120"/>
+            </w:tcMar>
+            <w:vAlign w:val="center"/>
+          </w:tcPr>
+          <w:p>
+            <w:r>
+              <w:rPr>
+                <w:sz w:val="20"/>
+                <w:szCs w:val="20"/>
               </w:rPr>
               <w:t xml:space="preserve">4 核</w:t>
             </w:r>
           </w:p>
         </w:tc>
         <w:tc>
-          <w:p>
-            <w:r>
-              <w:rPr>
-                <w:sz w:val="21"/>
-                <w:szCs w:val="21"/>
+          <w:tcPr>
+            <w:tcW w:type="dxa" w:w="2257"/>
+            <w:gridSpan w:val="4"/>
+            <w:tcBorders>
+              <w:top w:val="single" w:color="BFBFBF" w:sz="4"/>
+              <w:left w:val="single" w:color="BFBFBF" w:sz="4"/>
+              <w:bottom w:val="single" w:color="BFBFBF" w:sz="4"/>
+              <w:right w:val="single" w:color="BFBFBF" w:sz="4"/>
+            </w:tcBorders>
+            <w:tcMar>
+              <w:top w:type="dxa" w:w="60"/>
+              <w:left w:type="dxa" w:w="120"/>
+              <w:bottom w:type="dxa" w:w="60"/>
+              <w:right w:type="dxa" w:w="120"/>
+            </w:tcMar>
+            <w:vAlign w:val="center"/>
+          </w:tcPr>
+          <w:p>
+            <w:r>
+              <w:rPr>
+                <w:sz w:val="20"/>
+                <w:szCs w:val="20"/>
               </w:rPr>
               <w:t xml:space="preserve">8 核以上</w:t>
             </w:r>
           </w:p>
         </w:tc>
         <w:tc>
-          <w:p>
-            <w:r>
-              <w:rPr>
-                <w:sz w:val="21"/>
-                <w:szCs w:val="21"/>
+          <w:tcPr>
+            <w:tcW w:type="dxa" w:w="2257"/>
+            <w:gridSpan w:val="4"/>
+            <w:tcBorders>
+              <w:top w:val="single" w:color="BFBFBF" w:sz="4"/>
+              <w:left w:val="single" w:color="BFBFBF" w:sz="4"/>
+              <w:bottom w:val="single" w:color="BFBFBF" w:sz="4"/>
+              <w:right w:val="single" w:color="BFBFBF" w:sz="4"/>
+            </w:tcBorders>
+            <w:tcMar>
+              <w:top w:type="dxa" w:w="60"/>
+              <w:left w:type="dxa" w:w="120"/>
+              <w:bottom w:type="dxa" w:w="60"/>
+              <w:right w:type="dxa" w:w="120"/>
+            </w:tcMar>
+            <w:vAlign w:val="center"/>
+          </w:tcPr>
+          <w:p>
+            <w:r>
+              <w:rPr>
+                <w:sz w:val="20"/>
+                <w:szCs w:val="20"/>
               </w:rPr>
               <w:t xml:space="preserve">mediasoup 音视频转发需要一定算力</w:t>
             </w:r>
@@ -154,44 +327,112 @@
       </w:tr>
       <w:tr>
         <w:tc>
-          <w:p>
-            <w:r>
-              <w:rPr>
-                <w:sz w:val="21"/>
-                <w:szCs w:val="21"/>
+          <w:tcPr>
+            <w:tcW w:type="dxa" w:w="2257"/>
+            <w:gridSpan w:val="4"/>
+            <w:tcBorders>
+              <w:top w:val="single" w:color="BFBFBF" w:sz="4"/>
+              <w:left w:val="single" w:color="BFBFBF" w:sz="4"/>
+              <w:bottom w:val="single" w:color="BFBFBF" w:sz="4"/>
+              <w:right w:val="single" w:color="BFBFBF" w:sz="4"/>
+            </w:tcBorders>
+            <w:tcMar>
+              <w:top w:type="dxa" w:w="60"/>
+              <w:left w:type="dxa" w:w="120"/>
+              <w:bottom w:type="dxa" w:w="60"/>
+              <w:right w:type="dxa" w:w="120"/>
+            </w:tcMar>
+            <w:vAlign w:val="center"/>
+          </w:tcPr>
+          <w:p>
+            <w:r>
+              <w:rPr>
+                <w:sz w:val="20"/>
+                <w:szCs w:val="20"/>
               </w:rPr>
               <w:t xml:space="preserve">内存</w:t>
             </w:r>
           </w:p>
         </w:tc>
         <w:tc>
-          <w:p>
-            <w:r>
-              <w:rPr>
-                <w:sz w:val="21"/>
-                <w:szCs w:val="21"/>
+          <w:tcPr>
+            <w:tcW w:type="dxa" w:w="2257"/>
+            <w:gridSpan w:val="4"/>
+            <w:tcBorders>
+              <w:top w:val="single" w:color="BFBFBF" w:sz="4"/>
+              <w:left w:val="single" w:color="BFBFBF" w:sz="4"/>
+              <w:bottom w:val="single" w:color="BFBFBF" w:sz="4"/>
+              <w:right w:val="single" w:color="BFBFBF" w:sz="4"/>
+            </w:tcBorders>
+            <w:tcMar>
+              <w:top w:type="dxa" w:w="60"/>
+              <w:left w:type="dxa" w:w="120"/>
+              <w:bottom w:type="dxa" w:w="60"/>
+              <w:right w:type="dxa" w:w="120"/>
+            </w:tcMar>
+            <w:vAlign w:val="center"/>
+          </w:tcPr>
+          <w:p>
+            <w:r>
+              <w:rPr>
+                <w:sz w:val="20"/>
+                <w:szCs w:val="20"/>
               </w:rPr>
               <w:t xml:space="preserve">8 GB</w:t>
             </w:r>
           </w:p>
         </w:tc>
         <w:tc>
-          <w:p>
-            <w:r>
-              <w:rPr>
-                <w:sz w:val="21"/>
-                <w:szCs w:val="21"/>
+          <w:tcPr>
+            <w:tcW w:type="dxa" w:w="2257"/>
+            <w:gridSpan w:val="4"/>
+            <w:tcBorders>
+              <w:top w:val="single" w:color="BFBFBF" w:sz="4"/>
+              <w:left w:val="single" w:color="BFBFBF" w:sz="4"/>
+              <w:bottom w:val="single" w:color="BFBFBF" w:sz="4"/>
+              <w:right w:val="single" w:color="BFBFBF" w:sz="4"/>
+            </w:tcBorders>
+            <w:tcMar>
+              <w:top w:type="dxa" w:w="60"/>
+              <w:left w:type="dxa" w:w="120"/>
+              <w:bottom w:type="dxa" w:w="60"/>
+              <w:right w:type="dxa" w:w="120"/>
+            </w:tcMar>
+            <w:vAlign w:val="center"/>
+          </w:tcPr>
+          <w:p>
+            <w:r>
+              <w:rPr>
+                <w:sz w:val="20"/>
+                <w:szCs w:val="20"/>
               </w:rPr>
               <w:t xml:space="preserve">16 GB 以上</w:t>
             </w:r>
           </w:p>
         </w:tc>
         <w:tc>
-          <w:p>
-            <w:r>
-              <w:rPr>
-                <w:sz w:val="21"/>
-                <w:szCs w:val="21"/>
+          <w:tcPr>
+            <w:tcW w:type="dxa" w:w="2257"/>
+            <w:gridSpan w:val="4"/>
+            <w:tcBorders>
+              <w:top w:val="single" w:color="BFBFBF" w:sz="4"/>
+              <w:left w:val="single" w:color="BFBFBF" w:sz="4"/>
+              <w:bottom w:val="single" w:color="BFBFBF" w:sz="4"/>
+              <w:right w:val="single" w:color="BFBFBF" w:sz="4"/>
+            </w:tcBorders>
+            <w:tcMar>
+              <w:top w:type="dxa" w:w="60"/>
+              <w:left w:type="dxa" w:w="120"/>
+              <w:bottom w:type="dxa" w:w="60"/>
+              <w:right w:type="dxa" w:w="120"/>
+            </w:tcMar>
+            <w:vAlign w:val="center"/>
+          </w:tcPr>
+          <w:p>
+            <w:r>
+              <w:rPr>
+                <w:sz w:val="20"/>
+                <w:szCs w:val="20"/>
               </w:rPr>
               <w:t xml:space="preserve">内存占用与并发会议数相关</w:t>
             </w:r>
@@ -200,44 +441,112 @@
       </w:tr>
       <w:tr>
         <w:tc>
-          <w:p>
-            <w:r>
-              <w:rPr>
-                <w:sz w:val="21"/>
-                <w:szCs w:val="21"/>
+          <w:tcPr>
+            <w:tcW w:type="dxa" w:w="2257"/>
+            <w:gridSpan w:val="4"/>
+            <w:tcBorders>
+              <w:top w:val="single" w:color="BFBFBF" w:sz="4"/>
+              <w:left w:val="single" w:color="BFBFBF" w:sz="4"/>
+              <w:bottom w:val="single" w:color="BFBFBF" w:sz="4"/>
+              <w:right w:val="single" w:color="BFBFBF" w:sz="4"/>
+            </w:tcBorders>
+            <w:tcMar>
+              <w:top w:type="dxa" w:w="60"/>
+              <w:left w:type="dxa" w:w="120"/>
+              <w:bottom w:type="dxa" w:w="60"/>
+              <w:right w:type="dxa" w:w="120"/>
+            </w:tcMar>
+            <w:vAlign w:val="center"/>
+          </w:tcPr>
+          <w:p>
+            <w:r>
+              <w:rPr>
+                <w:sz w:val="20"/>
+                <w:szCs w:val="20"/>
               </w:rPr>
               <w:t xml:space="preserve">磁盘</w:t>
             </w:r>
           </w:p>
         </w:tc>
         <w:tc>
-          <w:p>
-            <w:r>
-              <w:rPr>
-                <w:sz w:val="21"/>
-                <w:szCs w:val="21"/>
+          <w:tcPr>
+            <w:tcW w:type="dxa" w:w="2257"/>
+            <w:gridSpan w:val="4"/>
+            <w:tcBorders>
+              <w:top w:val="single" w:color="BFBFBF" w:sz="4"/>
+              <w:left w:val="single" w:color="BFBFBF" w:sz="4"/>
+              <w:bottom w:val="single" w:color="BFBFBF" w:sz="4"/>
+              <w:right w:val="single" w:color="BFBFBF" w:sz="4"/>
+            </w:tcBorders>
+            <w:tcMar>
+              <w:top w:type="dxa" w:w="60"/>
+              <w:left w:type="dxa" w:w="120"/>
+              <w:bottom w:type="dxa" w:w="60"/>
+              <w:right w:type="dxa" w:w="120"/>
+            </w:tcMar>
+            <w:vAlign w:val="center"/>
+          </w:tcPr>
+          <w:p>
+            <w:r>
+              <w:rPr>
+                <w:sz w:val="20"/>
+                <w:szCs w:val="20"/>
               </w:rPr>
               <w:t xml:space="preserve">100 GB</w:t>
             </w:r>
           </w:p>
         </w:tc>
         <w:tc>
-          <w:p>
-            <w:r>
-              <w:rPr>
-                <w:sz w:val="21"/>
-                <w:szCs w:val="21"/>
+          <w:tcPr>
+            <w:tcW w:type="dxa" w:w="2257"/>
+            <w:gridSpan w:val="4"/>
+            <w:tcBorders>
+              <w:top w:val="single" w:color="BFBFBF" w:sz="4"/>
+              <w:left w:val="single" w:color="BFBFBF" w:sz="4"/>
+              <w:bottom w:val="single" w:color="BFBFBF" w:sz="4"/>
+              <w:right w:val="single" w:color="BFBFBF" w:sz="4"/>
+            </w:tcBorders>
+            <w:tcMar>
+              <w:top w:type="dxa" w:w="60"/>
+              <w:left w:type="dxa" w:w="120"/>
+              <w:bottom w:type="dxa" w:w="60"/>
+              <w:right w:type="dxa" w:w="120"/>
+            </w:tcMar>
+            <w:vAlign w:val="center"/>
+          </w:tcPr>
+          <w:p>
+            <w:r>
+              <w:rPr>
+                <w:sz w:val="20"/>
+                <w:szCs w:val="20"/>
               </w:rPr>
               <w:t xml:space="preserve">200 GB 以上</w:t>
             </w:r>
           </w:p>
         </w:tc>
         <w:tc>
-          <w:p>
-            <w:r>
-              <w:rPr>
-                <w:sz w:val="21"/>
-                <w:szCs w:val="21"/>
+          <w:tcPr>
+            <w:tcW w:type="dxa" w:w="2257"/>
+            <w:gridSpan w:val="4"/>
+            <w:tcBorders>
+              <w:top w:val="single" w:color="BFBFBF" w:sz="4"/>
+              <w:left w:val="single" w:color="BFBFBF" w:sz="4"/>
+              <w:bottom w:val="single" w:color="BFBFBF" w:sz="4"/>
+              <w:right w:val="single" w:color="BFBFBF" w:sz="4"/>
+            </w:tcBorders>
+            <w:tcMar>
+              <w:top w:type="dxa" w:w="60"/>
+              <w:left w:type="dxa" w:w="120"/>
+              <w:bottom w:type="dxa" w:w="60"/>
+              <w:right w:type="dxa" w:w="120"/>
+            </w:tcMar>
+            <w:vAlign w:val="center"/>
+          </w:tcPr>
+          <w:p>
+            <w:r>
+              <w:rPr>
+                <w:sz w:val="20"/>
+                <w:szCs w:val="20"/>
               </w:rPr>
               <w:t xml:space="preserve">系统 + 应用 + 数据库 + 录制文件存储</w:t>
             </w:r>
@@ -246,44 +555,112 @@
       </w:tr>
       <w:tr>
         <w:tc>
-          <w:p>
-            <w:r>
-              <w:rPr>
-                <w:sz w:val="21"/>
-                <w:szCs w:val="21"/>
+          <w:tcPr>
+            <w:tcW w:type="dxa" w:w="2257"/>
+            <w:gridSpan w:val="4"/>
+            <w:tcBorders>
+              <w:top w:val="single" w:color="BFBFBF" w:sz="4"/>
+              <w:left w:val="single" w:color="BFBFBF" w:sz="4"/>
+              <w:bottom w:val="single" w:color="BFBFBF" w:sz="4"/>
+              <w:right w:val="single" w:color="BFBFBF" w:sz="4"/>
+            </w:tcBorders>
+            <w:tcMar>
+              <w:top w:type="dxa" w:w="60"/>
+              <w:left w:type="dxa" w:w="120"/>
+              <w:bottom w:type="dxa" w:w="60"/>
+              <w:right w:type="dxa" w:w="120"/>
+            </w:tcMar>
+            <w:vAlign w:val="center"/>
+          </w:tcPr>
+          <w:p>
+            <w:r>
+              <w:rPr>
+                <w:sz w:val="20"/>
+                <w:szCs w:val="20"/>
               </w:rPr>
               <w:t xml:space="preserve">网络</w:t>
             </w:r>
           </w:p>
         </w:tc>
         <w:tc>
-          <w:p>
-            <w:r>
-              <w:rPr>
-                <w:sz w:val="21"/>
-                <w:szCs w:val="21"/>
+          <w:tcPr>
+            <w:tcW w:type="dxa" w:w="2257"/>
+            <w:gridSpan w:val="4"/>
+            <w:tcBorders>
+              <w:top w:val="single" w:color="BFBFBF" w:sz="4"/>
+              <w:left w:val="single" w:color="BFBFBF" w:sz="4"/>
+              <w:bottom w:val="single" w:color="BFBFBF" w:sz="4"/>
+              <w:right w:val="single" w:color="BFBFBF" w:sz="4"/>
+            </w:tcBorders>
+            <w:tcMar>
+              <w:top w:type="dxa" w:w="60"/>
+              <w:left w:type="dxa" w:w="120"/>
+              <w:bottom w:type="dxa" w:w="60"/>
+              <w:right w:type="dxa" w:w="120"/>
+            </w:tcMar>
+            <w:vAlign w:val="center"/>
+          </w:tcPr>
+          <w:p>
+            <w:r>
+              <w:rPr>
+                <w:sz w:val="20"/>
+                <w:szCs w:val="20"/>
               </w:rPr>
               <w:t xml:space="preserve">百兆</w:t>
             </w:r>
           </w:p>
         </w:tc>
         <w:tc>
-          <w:p>
-            <w:r>
-              <w:rPr>
-                <w:sz w:val="21"/>
-                <w:szCs w:val="21"/>
+          <w:tcPr>
+            <w:tcW w:type="dxa" w:w="2257"/>
+            <w:gridSpan w:val="4"/>
+            <w:tcBorders>
+              <w:top w:val="single" w:color="BFBFBF" w:sz="4"/>
+              <w:left w:val="single" w:color="BFBFBF" w:sz="4"/>
+              <w:bottom w:val="single" w:color="BFBFBF" w:sz="4"/>
+              <w:right w:val="single" w:color="BFBFBF" w:sz="4"/>
+            </w:tcBorders>
+            <w:tcMar>
+              <w:top w:type="dxa" w:w="60"/>
+              <w:left w:type="dxa" w:w="120"/>
+              <w:bottom w:type="dxa" w:w="60"/>
+              <w:right w:type="dxa" w:w="120"/>
+            </w:tcMar>
+            <w:vAlign w:val="center"/>
+          </w:tcPr>
+          <w:p>
+            <w:r>
+              <w:rPr>
+                <w:sz w:val="20"/>
+                <w:szCs w:val="20"/>
               </w:rPr>
               <w:t xml:space="preserve">千兆以上</w:t>
             </w:r>
           </w:p>
         </w:tc>
         <w:tc>
-          <w:p>
-            <w:r>
-              <w:rPr>
-                <w:sz w:val="21"/>
-                <w:szCs w:val="21"/>
+          <w:tcPr>
+            <w:tcW w:type="dxa" w:w="2257"/>
+            <w:gridSpan w:val="4"/>
+            <w:tcBorders>
+              <w:top w:val="single" w:color="BFBFBF" w:sz="4"/>
+              <w:left w:val="single" w:color="BFBFBF" w:sz="4"/>
+              <w:bottom w:val="single" w:color="BFBFBF" w:sz="4"/>
+              <w:right w:val="single" w:color="BFBFBF" w:sz="4"/>
+            </w:tcBorders>
+            <w:tcMar>
+              <w:top w:type="dxa" w:w="60"/>
+              <w:left w:type="dxa" w:w="120"/>
+              <w:bottom w:type="dxa" w:w="60"/>
+              <w:right w:type="dxa" w:w="120"/>
+            </w:tcMar>
+            <w:vAlign w:val="center"/>
+          </w:tcPr>
+          <w:p>
+            <w:r>
+              <w:rPr>
+                <w:sz w:val="20"/>
+                <w:szCs w:val="20"/>
               </w:rPr>
               <w:t xml:space="preserve">WebRTC 音视频对带宽和延迟敏感</w:t>
             </w:r>
@@ -293,12 +670,17 @@
     </w:tbl>
     <w:p>
       <w:pPr>
-        <w:spacing w:after="40" w:before="40"/>
-      </w:pPr>
-      <w:r>
-        <w:rPr>
-          <w:sz w:val="22"/>
-          <w:szCs w:val="22"/>
+        <w:spacing w:after="120" w:before="0"/>
+      </w:pPr>
+    </w:p>
+    <w:p>
+      <w:pPr>
+        <w:spacing w:after="100" w:before="60" w:line="320"/>
+      </w:pPr>
+      <w:r>
+        <w:rPr>
+          <w:sz w:val="21"/>
+          <w:szCs w:val="21"/>
         </w:rPr>
         <w:t xml:space="preserve">以上为 50 人以下并发会议的合理基线，更多并发请按线性增长评估。
 </w:t>
@@ -306,8 +688,7 @@
     </w:p>
     <w:p>
       <w:pPr>
-        <w:pStyle w:val="Heading2"/>
-        <w:spacing w:after="100" w:before="200"/>
+        <w:pStyle w:val="Heading1"/>
       </w:pPr>
       <w:r>
         <w:t xml:space="preserve">二、操作系统与架构要求</w:t>
@@ -315,7 +696,7 @@
     </w:p>
     <w:tbl>
       <w:tblPr>
-        <w:tblW w:type="pct" w:w="100%"/>
+        <w:tblW w:type="dxa" w:w="9026"/>
         <w:tblBorders>
           <w:top w:val="single" w:color="auto" w:sz="4"/>
           <w:left w:val="single" w:color="auto" w:sz="4"/>
@@ -326,48 +707,114 @@
         </w:tblBorders>
       </w:tblPr>
       <w:tblGrid>
-        <w:gridCol w:w="100"/>
-        <w:gridCol w:w="100"/>
-        <w:gridCol w:w="100"/>
+        <w:gridCol w:w="3009"/>
+        <w:gridCol w:w="3009"/>
+        <w:gridCol w:w="3009"/>
       </w:tblGrid>
       <w:tr>
         <w:trPr>
           <w:tblHeader/>
         </w:trPr>
         <w:tc>
-          <w:p>
+          <w:tcPr>
+            <w:tcW w:type="dxa" w:w="3009"/>
+            <w:gridSpan w:val="3"/>
+            <w:tcBorders>
+              <w:top w:val="single" w:color="BFBFBF" w:sz="4"/>
+              <w:left w:val="single" w:color="BFBFBF" w:sz="4"/>
+              <w:bottom w:val="single" w:color="BFBFBF" w:sz="4"/>
+              <w:right w:val="single" w:color="BFBFBF" w:sz="4"/>
+            </w:tcBorders>
+            <w:shd w:fill="DEEAF6" w:val="clear"/>
+            <w:tcMar>
+              <w:top w:type="dxa" w:w="60"/>
+              <w:left w:type="dxa" w:w="120"/>
+              <w:bottom w:type="dxa" w:w="60"/>
+              <w:right w:type="dxa" w:w="120"/>
+            </w:tcMar>
+            <w:vAlign w:val="center"/>
+          </w:tcPr>
+          <w:p>
+            <w:pPr>
+              <w:jc w:val="center"/>
+            </w:pPr>
             <w:r>
               <w:rPr>
                 <w:b/>
                 <w:bCs/>
-                <w:sz w:val="21"/>
-                <w:szCs w:val="21"/>
+                <w:color w:val="1F4E79"/>
+                <w:sz w:val="20"/>
+                <w:szCs w:val="20"/>
               </w:rPr>
               <w:t xml:space="preserve">项目</w:t>
             </w:r>
           </w:p>
         </w:tc>
         <w:tc>
-          <w:p>
+          <w:tcPr>
+            <w:tcW w:type="dxa" w:w="3009"/>
+            <w:gridSpan w:val="3"/>
+            <w:tcBorders>
+              <w:top w:val="single" w:color="BFBFBF" w:sz="4"/>
+              <w:left w:val="single" w:color="BFBFBF" w:sz="4"/>
+              <w:bottom w:val="single" w:color="BFBFBF" w:sz="4"/>
+              <w:right w:val="single" w:color="BFBFBF" w:sz="4"/>
+            </w:tcBorders>
+            <w:shd w:fill="DEEAF6" w:val="clear"/>
+            <w:tcMar>
+              <w:top w:type="dxa" w:w="60"/>
+              <w:left w:type="dxa" w:w="120"/>
+              <w:bottom w:type="dxa" w:w="60"/>
+              <w:right w:type="dxa" w:w="120"/>
+            </w:tcMar>
+            <w:vAlign w:val="center"/>
+          </w:tcPr>
+          <w:p>
+            <w:pPr>
+              <w:jc w:val="center"/>
+            </w:pPr>
             <w:r>
               <w:rPr>
                 <w:b/>
                 <w:bCs/>
-                <w:sz w:val="21"/>
-                <w:szCs w:val="21"/>
+                <w:color w:val="1F4E79"/>
+                <w:sz w:val="20"/>
+                <w:szCs w:val="20"/>
               </w:rPr>
               <w:t xml:space="preserve">要求</w:t>
             </w:r>
           </w:p>
         </w:tc>
         <w:tc>
-          <w:p>
+          <w:tcPr>
+            <w:tcW w:type="dxa" w:w="3009"/>
+            <w:gridSpan w:val="3"/>
+            <w:tcBorders>
+              <w:top w:val="single" w:color="BFBFBF" w:sz="4"/>
+              <w:left w:val="single" w:color="BFBFBF" w:sz="4"/>
+              <w:bottom w:val="single" w:color="BFBFBF" w:sz="4"/>
+              <w:right w:val="single" w:color="BFBFBF" w:sz="4"/>
+            </w:tcBorders>
+            <w:shd w:fill="DEEAF6" w:val="clear"/>
+            <w:tcMar>
+              <w:top w:type="dxa" w:w="60"/>
+              <w:left w:type="dxa" w:w="120"/>
+              <w:bottom w:type="dxa" w:w="60"/>
+              <w:right w:type="dxa" w:w="120"/>
+            </w:tcMar>
+            <w:vAlign w:val="center"/>
+          </w:tcPr>
+          <w:p>
+            <w:pPr>
+              <w:jc w:val="center"/>
+            </w:pPr>
             <w:r>
               <w:rPr>
                 <w:b/>
                 <w:bCs/>
-                <w:sz w:val="21"/>
-                <w:szCs w:val="21"/>
+                <w:color w:val="1F4E79"/>
+                <w:sz w:val="20"/>
+                <w:szCs w:val="20"/>
               </w:rPr>
               <w:t xml:space="preserve">说明</w:t>
             </w:r>
@@ -376,33 +823,84 @@
       </w:tr>
       <w:tr>
         <w:tc>
-          <w:p>
-            <w:r>
-              <w:rPr>
-                <w:sz w:val="21"/>
-                <w:szCs w:val="21"/>
+          <w:tcPr>
+            <w:tcW w:type="dxa" w:w="3009"/>
+            <w:gridSpan w:val="3"/>
+            <w:tcBorders>
+              <w:top w:val="single" w:color="BFBFBF" w:sz="4"/>
+              <w:left w:val="single" w:color="BFBFBF" w:sz="4"/>
+              <w:bottom w:val="single" w:color="BFBFBF" w:sz="4"/>
+              <w:right w:val="single" w:color="BFBFBF" w:sz="4"/>
+            </w:tcBorders>
+            <w:tcMar>
+              <w:top w:type="dxa" w:w="60"/>
+              <w:left w:type="dxa" w:w="120"/>
+              <w:bottom w:type="dxa" w:w="60"/>
+              <w:right w:type="dxa" w:w="120"/>
+            </w:tcMar>
+            <w:vAlign w:val="center"/>
+          </w:tcPr>
+          <w:p>
+            <w:r>
+              <w:rPr>
+                <w:sz w:val="20"/>
+                <w:szCs w:val="20"/>
               </w:rPr>
               <w:t xml:space="preserve">操作系统</w:t>
             </w:r>
           </w:p>
         </w:tc>
         <w:tc>
-          <w:p>
-            <w:r>
-              <w:rPr>
-                <w:sz w:val="21"/>
-                <w:szCs w:val="21"/>
+          <w:tcPr>
+            <w:tcW w:type="dxa" w:w="3009"/>
+            <w:gridSpan w:val="3"/>
+            <w:tcBorders>
+              <w:top w:val="single" w:color="BFBFBF" w:sz="4"/>
+              <w:left w:val="single" w:color="BFBFBF" w:sz="4"/>
+              <w:bottom w:val="single" w:color="BFBFBF" w:sz="4"/>
+              <w:right w:val="single" w:color="BFBFBF" w:sz="4"/>
+            </w:tcBorders>
+            <w:tcMar>
+              <w:top w:type="dxa" w:w="60"/>
+              <w:left w:type="dxa" w:w="120"/>
+              <w:bottom w:type="dxa" w:w="60"/>
+              <w:right w:type="dxa" w:w="120"/>
+            </w:tcMar>
+            <w:vAlign w:val="center"/>
+          </w:tcPr>
+          <w:p>
+            <w:r>
+              <w:rPr>
+                <w:sz w:val="20"/>
+                <w:szCs w:val="20"/>
               </w:rPr>
               <w:t xml:space="preserve">Linux（含银河麒麟 V10、统信 UOS、中科方德等国产系统）</w:t>
             </w:r>
           </w:p>
         </w:tc>
         <w:tc>
-          <w:p>
-            <w:r>
-              <w:rPr>
-                <w:sz w:val="21"/>
-                <w:szCs w:val="21"/>
+          <w:tcPr>
+            <w:tcW w:type="dxa" w:w="3009"/>
+            <w:gridSpan w:val="3"/>
+            <w:tcBorders>
+              <w:top w:val="single" w:color="BFBFBF" w:sz="4"/>
+              <w:left w:val="single" w:color="BFBFBF" w:sz="4"/>
+              <w:bottom w:val="single" w:color="BFBFBF" w:sz="4"/>
+              <w:right w:val="single" w:color="BFBFBF" w:sz="4"/>
+            </w:tcBorders>
+            <w:tcMar>
+              <w:top w:type="dxa" w:w="60"/>
+              <w:left w:type="dxa" w:w="120"/>
+              <w:bottom w:type="dxa" w:w="60"/>
+              <w:right w:type="dxa" w:w="120"/>
+            </w:tcMar>
+            <w:vAlign w:val="center"/>
+          </w:tcPr>
+          <w:p>
+            <w:r>
+              <w:rPr>
+                <w:sz w:val="20"/>
+                <w:szCs w:val="20"/>
               </w:rPr>
               <w:t xml:space="preserve">通过 systemd 或启动脚本托管</w:t>
             </w:r>
@@ -411,33 +909,84 @@
       </w:tr>
       <w:tr>
         <w:tc>
-          <w:p>
-            <w:r>
-              <w:rPr>
-                <w:sz w:val="21"/>
-                <w:szCs w:val="21"/>
+          <w:tcPr>
+            <w:tcW w:type="dxa" w:w="3009"/>
+            <w:gridSpan w:val="3"/>
+            <w:tcBorders>
+              <w:top w:val="single" w:color="BFBFBF" w:sz="4"/>
+              <w:left w:val="single" w:color="BFBFBF" w:sz="4"/>
+              <w:bottom w:val="single" w:color="BFBFBF" w:sz="4"/>
+              <w:right w:val="single" w:color="BFBFBF" w:sz="4"/>
+            </w:tcBorders>
+            <w:tcMar>
+              <w:top w:type="dxa" w:w="60"/>
+              <w:left w:type="dxa" w:w="120"/>
+              <w:bottom w:type="dxa" w:w="60"/>
+              <w:right w:type="dxa" w:w="120"/>
+            </w:tcMar>
+            <w:vAlign w:val="center"/>
+          </w:tcPr>
+          <w:p>
+            <w:r>
+              <w:rPr>
+                <w:sz w:val="20"/>
+                <w:szCs w:val="20"/>
               </w:rPr>
               <w:t xml:space="preserve">CPU 架构</w:t>
             </w:r>
           </w:p>
         </w:tc>
         <w:tc>
-          <w:p>
-            <w:r>
-              <w:rPr>
-                <w:sz w:val="21"/>
-                <w:szCs w:val="21"/>
+          <w:tcPr>
+            <w:tcW w:type="dxa" w:w="3009"/>
+            <w:gridSpan w:val="3"/>
+            <w:tcBorders>
+              <w:top w:val="single" w:color="BFBFBF" w:sz="4"/>
+              <w:left w:val="single" w:color="BFBFBF" w:sz="4"/>
+              <w:bottom w:val="single" w:color="BFBFBF" w:sz="4"/>
+              <w:right w:val="single" w:color="BFBFBF" w:sz="4"/>
+            </w:tcBorders>
+            <w:tcMar>
+              <w:top w:type="dxa" w:w="60"/>
+              <w:left w:type="dxa" w:w="120"/>
+              <w:bottom w:type="dxa" w:w="60"/>
+              <w:right w:type="dxa" w:w="120"/>
+            </w:tcMar>
+            <w:vAlign w:val="center"/>
+          </w:tcPr>
+          <w:p>
+            <w:r>
+              <w:rPr>
+                <w:sz w:val="20"/>
+                <w:szCs w:val="20"/>
               </w:rPr>
               <w:t xml:space="preserve">x86_64（海光/兆芯）或 aarch64（鲲鹏/飞腾）</w:t>
             </w:r>
           </w:p>
         </w:tc>
         <w:tc>
-          <w:p>
-            <w:r>
-              <w:rPr>
-                <w:sz w:val="21"/>
-                <w:szCs w:val="21"/>
+          <w:tcPr>
+            <w:tcW w:type="dxa" w:w="3009"/>
+            <w:gridSpan w:val="3"/>
+            <w:tcBorders>
+              <w:top w:val="single" w:color="BFBFBF" w:sz="4"/>
+              <w:left w:val="single" w:color="BFBFBF" w:sz="4"/>
+              <w:bottom w:val="single" w:color="BFBFBF" w:sz="4"/>
+              <w:right w:val="single" w:color="BFBFBF" w:sz="4"/>
+            </w:tcBorders>
+            <w:tcMar>
+              <w:top w:type="dxa" w:w="60"/>
+              <w:left w:type="dxa" w:w="120"/>
+              <w:bottom w:type="dxa" w:w="60"/>
+              <w:right w:type="dxa" w:w="120"/>
+            </w:tcMar>
+            <w:vAlign w:val="center"/>
+          </w:tcPr>
+          <w:p>
+            <w:r>
+              <w:rPr>
+                <w:sz w:val="20"/>
+                <w:szCs w:val="20"/>
               </w:rPr>
               <w:t xml:space="preserve">安装包架构必须与目标机 CPU 一致；mediasoup 原生模块不可跨架构，构建机必须与目标机同架构</w:t>
             </w:r>
@@ -446,33 +995,84 @@
       </w:tr>
       <w:tr>
         <w:tc>
-          <w:p>
-            <w:r>
-              <w:rPr>
-                <w:sz w:val="21"/>
-                <w:szCs w:val="21"/>
+          <w:tcPr>
+            <w:tcW w:type="dxa" w:w="3009"/>
+            <w:gridSpan w:val="3"/>
+            <w:tcBorders>
+              <w:top w:val="single" w:color="BFBFBF" w:sz="4"/>
+              <w:left w:val="single" w:color="BFBFBF" w:sz="4"/>
+              <w:bottom w:val="single" w:color="BFBFBF" w:sz="4"/>
+              <w:right w:val="single" w:color="BFBFBF" w:sz="4"/>
+            </w:tcBorders>
+            <w:tcMar>
+              <w:top w:type="dxa" w:w="60"/>
+              <w:left w:type="dxa" w:w="120"/>
+              <w:bottom w:type="dxa" w:w="60"/>
+              <w:right w:type="dxa" w:w="120"/>
+            </w:tcMar>
+            <w:vAlign w:val="center"/>
+          </w:tcPr>
+          <w:p>
+            <w:r>
+              <w:rPr>
+                <w:sz w:val="20"/>
+                <w:szCs w:val="20"/>
               </w:rPr>
               <w:t xml:space="preserve">Node.js</w:t>
             </w:r>
           </w:p>
         </w:tc>
         <w:tc>
-          <w:p>
-            <w:r>
-              <w:rPr>
-                <w:sz w:val="21"/>
-                <w:szCs w:val="21"/>
+          <w:tcPr>
+            <w:tcW w:type="dxa" w:w="3009"/>
+            <w:gridSpan w:val="3"/>
+            <w:tcBorders>
+              <w:top w:val="single" w:color="BFBFBF" w:sz="4"/>
+              <w:left w:val="single" w:color="BFBFBF" w:sz="4"/>
+              <w:bottom w:val="single" w:color="BFBFBF" w:sz="4"/>
+              <w:right w:val="single" w:color="BFBFBF" w:sz="4"/>
+            </w:tcBorders>
+            <w:tcMar>
+              <w:top w:type="dxa" w:w="60"/>
+              <w:left w:type="dxa" w:w="120"/>
+              <w:bottom w:type="dxa" w:w="60"/>
+              <w:right w:type="dxa" w:w="120"/>
+            </w:tcMar>
+            <w:vAlign w:val="center"/>
+          </w:tcPr>
+          <w:p>
+            <w:r>
+              <w:rPr>
+                <w:sz w:val="20"/>
+                <w:szCs w:val="20"/>
               </w:rPr>
               <w:t xml:space="preserve">需预装 20 及以上</w:t>
             </w:r>
           </w:p>
         </w:tc>
         <w:tc>
-          <w:p>
-            <w:r>
-              <w:rPr>
-                <w:sz w:val="21"/>
-                <w:szCs w:val="21"/>
+          <w:tcPr>
+            <w:tcW w:type="dxa" w:w="3009"/>
+            <w:gridSpan w:val="3"/>
+            <w:tcBorders>
+              <w:top w:val="single" w:color="BFBFBF" w:sz="4"/>
+              <w:left w:val="single" w:color="BFBFBF" w:sz="4"/>
+              <w:bottom w:val="single" w:color="BFBFBF" w:sz="4"/>
+              <w:right w:val="single" w:color="BFBFBF" w:sz="4"/>
+            </w:tcBorders>
+            <w:tcMar>
+              <w:top w:type="dxa" w:w="60"/>
+              <w:left w:type="dxa" w:w="120"/>
+              <w:bottom w:type="dxa" w:w="60"/>
+              <w:right w:type="dxa" w:w="120"/>
+            </w:tcMar>
+            <w:vAlign w:val="center"/>
+          </w:tcPr>
+          <w:p>
+            <w:r>
+              <w:rPr>
+                <w:sz w:val="20"/>
+                <w:szCs w:val="20"/>
               </w:rPr>
               <w:t xml:space="preserve">需在 PATH 中（国产系统自带版本可能偏低，建议从官方 tarball 安装）</w:t>
             </w:r>
@@ -481,33 +1081,84 @@
       </w:tr>
       <w:tr>
         <w:tc>
-          <w:p>
-            <w:r>
-              <w:rPr>
-                <w:sz w:val="21"/>
-                <w:szCs w:val="21"/>
+          <w:tcPr>
+            <w:tcW w:type="dxa" w:w="3009"/>
+            <w:gridSpan w:val="3"/>
+            <w:tcBorders>
+              <w:top w:val="single" w:color="BFBFBF" w:sz="4"/>
+              <w:left w:val="single" w:color="BFBFBF" w:sz="4"/>
+              <w:bottom w:val="single" w:color="BFBFBF" w:sz="4"/>
+              <w:right w:val="single" w:color="BFBFBF" w:sz="4"/>
+            </w:tcBorders>
+            <w:tcMar>
+              <w:top w:type="dxa" w:w="60"/>
+              <w:left w:type="dxa" w:w="120"/>
+              <w:bottom w:type="dxa" w:w="60"/>
+              <w:right w:type="dxa" w:w="120"/>
+            </w:tcMar>
+            <w:vAlign w:val="center"/>
+          </w:tcPr>
+          <w:p>
+            <w:r>
+              <w:rPr>
+                <w:sz w:val="20"/>
+                <w:szCs w:val="20"/>
               </w:rPr>
               <w:t xml:space="preserve">Redis</w:t>
             </w:r>
           </w:p>
         </w:tc>
         <w:tc>
-          <w:p>
-            <w:r>
-              <w:rPr>
-                <w:sz w:val="21"/>
-                <w:szCs w:val="21"/>
+          <w:tcPr>
+            <w:tcW w:type="dxa" w:w="3009"/>
+            <w:gridSpan w:val="3"/>
+            <w:tcBorders>
+              <w:top w:val="single" w:color="BFBFBF" w:sz="4"/>
+              <w:left w:val="single" w:color="BFBFBF" w:sz="4"/>
+              <w:bottom w:val="single" w:color="BFBFBF" w:sz="4"/>
+              <w:right w:val="single" w:color="BFBFBF" w:sz="4"/>
+            </w:tcBorders>
+            <w:tcMar>
+              <w:top w:type="dxa" w:w="60"/>
+              <w:left w:type="dxa" w:w="120"/>
+              <w:bottom w:type="dxa" w:w="60"/>
+              <w:right w:type="dxa" w:w="120"/>
+            </w:tcMar>
+            <w:vAlign w:val="center"/>
+          </w:tcPr>
+          <w:p>
+            <w:r>
+              <w:rPr>
+                <w:sz w:val="20"/>
+                <w:szCs w:val="20"/>
               </w:rPr>
               <w:t xml:space="preserve">需安装 7.x</w:t>
             </w:r>
           </w:p>
         </w:tc>
         <w:tc>
-          <w:p>
-            <w:r>
-              <w:rPr>
-                <w:sz w:val="21"/>
-                <w:szCs w:val="21"/>
+          <w:tcPr>
+            <w:tcW w:type="dxa" w:w="3009"/>
+            <w:gridSpan w:val="3"/>
+            <w:tcBorders>
+              <w:top w:val="single" w:color="BFBFBF" w:sz="4"/>
+              <w:left w:val="single" w:color="BFBFBF" w:sz="4"/>
+              <w:bottom w:val="single" w:color="BFBFBF" w:sz="4"/>
+              <w:right w:val="single" w:color="BFBFBF" w:sz="4"/>
+            </w:tcBorders>
+            <w:tcMar>
+              <w:top w:type="dxa" w:w="60"/>
+              <w:left w:type="dxa" w:w="120"/>
+              <w:bottom w:type="dxa" w:w="60"/>
+              <w:right w:type="dxa" w:w="120"/>
+            </w:tcMar>
+            <w:vAlign w:val="center"/>
+          </w:tcPr>
+          <w:p>
+            <w:r>
+              <w:rPr>
+                <w:sz w:val="20"/>
+                <w:szCs w:val="20"/>
               </w:rPr>
               <w:t xml:space="preserve">会话与瞬时状态存储</w:t>
             </w:r>
@@ -516,33 +1167,84 @@
       </w:tr>
       <w:tr>
         <w:tc>
-          <w:p>
-            <w:r>
-              <w:rPr>
-                <w:sz w:val="21"/>
-                <w:szCs w:val="21"/>
+          <w:tcPr>
+            <w:tcW w:type="dxa" w:w="3009"/>
+            <w:gridSpan w:val="3"/>
+            <w:tcBorders>
+              <w:top w:val="single" w:color="BFBFBF" w:sz="4"/>
+              <w:left w:val="single" w:color="BFBFBF" w:sz="4"/>
+              <w:bottom w:val="single" w:color="BFBFBF" w:sz="4"/>
+              <w:right w:val="single" w:color="BFBFBF" w:sz="4"/>
+            </w:tcBorders>
+            <w:tcMar>
+              <w:top w:type="dxa" w:w="60"/>
+              <w:left w:type="dxa" w:w="120"/>
+              <w:bottom w:type="dxa" w:w="60"/>
+              <w:right w:type="dxa" w:w="120"/>
+            </w:tcMar>
+            <w:vAlign w:val="center"/>
+          </w:tcPr>
+          <w:p>
+            <w:r>
+              <w:rPr>
+                <w:sz w:val="20"/>
+                <w:szCs w:val="20"/>
               </w:rPr>
               <w:t xml:space="preserve">数据库</w:t>
             </w:r>
           </w:p>
         </w:tc>
         <w:tc>
-          <w:p>
-            <w:r>
-              <w:rPr>
-                <w:sz w:val="21"/>
-                <w:szCs w:val="21"/>
+          <w:tcPr>
+            <w:tcW w:type="dxa" w:w="3009"/>
+            <w:gridSpan w:val="3"/>
+            <w:tcBorders>
+              <w:top w:val="single" w:color="BFBFBF" w:sz="4"/>
+              <w:left w:val="single" w:color="BFBFBF" w:sz="4"/>
+              <w:bottom w:val="single" w:color="BFBFBF" w:sz="4"/>
+              <w:right w:val="single" w:color="BFBFBF" w:sz="4"/>
+            </w:tcBorders>
+            <w:tcMar>
+              <w:top w:type="dxa" w:w="60"/>
+              <w:left w:type="dxa" w:w="120"/>
+              <w:bottom w:type="dxa" w:w="60"/>
+              <w:right w:type="dxa" w:w="120"/>
+            </w:tcMar>
+            <w:vAlign w:val="center"/>
+          </w:tcPr>
+          <w:p>
+            <w:r>
+              <w:rPr>
+                <w:sz w:val="20"/>
+                <w:szCs w:val="20"/>
               </w:rPr>
               <w:t xml:space="preserve">SQLite（默认，零依赖）/ MySQL 8 / PostgreSQL 12+</w:t>
             </w:r>
           </w:p>
         </w:tc>
         <w:tc>
-          <w:p>
-            <w:r>
-              <w:rPr>
-                <w:sz w:val="21"/>
-                <w:szCs w:val="21"/>
+          <w:tcPr>
+            <w:tcW w:type="dxa" w:w="3009"/>
+            <w:gridSpan w:val="3"/>
+            <w:tcBorders>
+              <w:top w:val="single" w:color="BFBFBF" w:sz="4"/>
+              <w:left w:val="single" w:color="BFBFBF" w:sz="4"/>
+              <w:bottom w:val="single" w:color="BFBFBF" w:sz="4"/>
+              <w:right w:val="single" w:color="BFBFBF" w:sz="4"/>
+            </w:tcBorders>
+            <w:tcMar>
+              <w:top w:type="dxa" w:w="60"/>
+              <w:left w:type="dxa" w:w="120"/>
+              <w:bottom w:type="dxa" w:w="60"/>
+              <w:right w:type="dxa" w:w="120"/>
+            </w:tcMar>
+            <w:vAlign w:val="center"/>
+          </w:tcPr>
+          <w:p>
+            <w:r>
+              <w:rPr>
+                <w:sz w:val="20"/>
+                <w:szCs w:val="20"/>
               </w:rPr>
               <w:t xml:space="preserve">三选一，在 .env 中通过 DB_DRIVER 切换</w:t>
             </w:r>
@@ -551,33 +1253,84 @@
       </w:tr>
       <w:tr>
         <w:tc>
-          <w:p>
-            <w:r>
-              <w:rPr>
-                <w:sz w:val="21"/>
-                <w:szCs w:val="21"/>
+          <w:tcPr>
+            <w:tcW w:type="dxa" w:w="3009"/>
+            <w:gridSpan w:val="3"/>
+            <w:tcBorders>
+              <w:top w:val="single" w:color="BFBFBF" w:sz="4"/>
+              <w:left w:val="single" w:color="BFBFBF" w:sz="4"/>
+              <w:bottom w:val="single" w:color="BFBFBF" w:sz="4"/>
+              <w:right w:val="single" w:color="BFBFBF" w:sz="4"/>
+            </w:tcBorders>
+            <w:tcMar>
+              <w:top w:type="dxa" w:w="60"/>
+              <w:left w:type="dxa" w:w="120"/>
+              <w:bottom w:type="dxa" w:w="60"/>
+              <w:right w:type="dxa" w:w="120"/>
+            </w:tcMar>
+            <w:vAlign w:val="center"/>
+          </w:tcPr>
+          <w:p>
+            <w:r>
+              <w:rPr>
+                <w:sz w:val="20"/>
+                <w:szCs w:val="20"/>
               </w:rPr>
               <w:t xml:space="preserve">构建机</w:t>
             </w:r>
           </w:p>
         </w:tc>
         <w:tc>
-          <w:p>
-            <w:r>
-              <w:rPr>
-                <w:sz w:val="21"/>
-                <w:szCs w:val="21"/>
+          <w:tcPr>
+            <w:tcW w:type="dxa" w:w="3009"/>
+            <w:gridSpan w:val="3"/>
+            <w:tcBorders>
+              <w:top w:val="single" w:color="BFBFBF" w:sz="4"/>
+              <w:left w:val="single" w:color="BFBFBF" w:sz="4"/>
+              <w:bottom w:val="single" w:color="BFBFBF" w:sz="4"/>
+              <w:right w:val="single" w:color="BFBFBF" w:sz="4"/>
+            </w:tcBorders>
+            <w:tcMar>
+              <w:top w:type="dxa" w:w="60"/>
+              <w:left w:type="dxa" w:w="120"/>
+              <w:bottom w:type="dxa" w:w="60"/>
+              <w:right w:type="dxa" w:w="120"/>
+            </w:tcMar>
+            <w:vAlign w:val="center"/>
+          </w:tcPr>
+          <w:p>
+            <w:r>
+              <w:rPr>
+                <w:sz w:val="20"/>
+                <w:szCs w:val="20"/>
               </w:rPr>
               <w:t xml:space="preserve">同架构 Linux + Node.js 20+</w:t>
             </w:r>
           </w:p>
         </w:tc>
         <w:tc>
-          <w:p>
-            <w:r>
-              <w:rPr>
-                <w:sz w:val="21"/>
-                <w:szCs w:val="21"/>
+          <w:tcPr>
+            <w:tcW w:type="dxa" w:w="3009"/>
+            <w:gridSpan w:val="3"/>
+            <w:tcBorders>
+              <w:top w:val="single" w:color="BFBFBF" w:sz="4"/>
+              <w:left w:val="single" w:color="BFBFBF" w:sz="4"/>
+              <w:bottom w:val="single" w:color="BFBFBF" w:sz="4"/>
+              <w:right w:val="single" w:color="BFBFBF" w:sz="4"/>
+            </w:tcBorders>
+            <w:tcMar>
+              <w:top w:type="dxa" w:w="60"/>
+              <w:left w:type="dxa" w:w="120"/>
+              <w:bottom w:type="dxa" w:w="60"/>
+              <w:right w:type="dxa" w:w="120"/>
+            </w:tcMar>
+            <w:vAlign w:val="center"/>
+          </w:tcPr>
+          <w:p>
+            <w:r>
+              <w:rPr>
+                <w:sz w:val="20"/>
+                <w:szCs w:val="20"/>
               </w:rPr>
               <w:t xml:space="preserve">需可访问 npm 网络</w:t>
             </w:r>
@@ -587,8 +1340,12 @@
     </w:tbl>
     <w:p>
       <w:pPr>
-        <w:pStyle w:val="Heading2"/>
-        <w:spacing w:after="100" w:before="200"/>
+        <w:spacing w:after="120" w:before="0"/>
+      </w:pPr>
+    </w:p>
+    <w:p>
+      <w:pPr>
+        <w:pStyle w:val="Heading1"/>
       </w:pPr>
       <w:r>
         <w:t xml:space="preserve">三、开放端口</w:t>
@@ -596,7 +1353,7 @@
     </w:p>
     <w:tbl>
       <w:tblPr>
-        <w:tblW w:type="pct" w:w="100%"/>
+        <w:tblW w:type="dxa" w:w="9026"/>
         <w:tblBorders>
           <w:top w:val="single" w:color="auto" w:sz="4"/>
           <w:left w:val="single" w:color="auto" w:sz="4"/>
@@ -607,62 +1364,150 @@
         </w:tblBorders>
       </w:tblPr>
       <w:tblGrid>
-        <w:gridCol w:w="100"/>
-        <w:gridCol w:w="100"/>
-        <w:gridCol w:w="100"/>
-        <w:gridCol w:w="100"/>
+        <w:gridCol w:w="2257"/>
+        <w:gridCol w:w="2257"/>
+        <w:gridCol w:w="2257"/>
+        <w:gridCol w:w="2257"/>
       </w:tblGrid>
       <w:tr>
         <w:trPr>
           <w:tblHeader/>
         </w:trPr>
         <w:tc>
-          <w:p>
+          <w:tcPr>
+            <w:tcW w:type="dxa" w:w="2257"/>
+            <w:gridSpan w:val="4"/>
+            <w:tcBorders>
+              <w:top w:val="single" w:color="BFBFBF" w:sz="4"/>
+              <w:left w:val="single" w:color="BFBFBF" w:sz="4"/>
+              <w:bottom w:val="single" w:color="BFBFBF" w:sz="4"/>
+              <w:right w:val="single" w:color="BFBFBF" w:sz="4"/>
+            </w:tcBorders>
+            <w:shd w:fill="DEEAF6" w:val="clear"/>
+            <w:tcMar>
+              <w:top w:type="dxa" w:w="60"/>
+              <w:left w:type="dxa" w:w="120"/>
+              <w:bottom w:type="dxa" w:w="60"/>
+              <w:right w:type="dxa" w:w="120"/>
+            </w:tcMar>
+            <w:vAlign w:val="center"/>
+          </w:tcPr>
+          <w:p>
+            <w:pPr>
+              <w:jc w:val="center"/>
+            </w:pPr>
             <w:r>
               <w:rPr>
                 <w:b/>
                 <w:bCs/>
-                <w:sz w:val="21"/>
-                <w:szCs w:val="21"/>
+                <w:color w:val="1F4E79"/>
+                <w:sz w:val="20"/>
+                <w:szCs w:val="20"/>
               </w:rPr>
               <w:t xml:space="preserve">端口</w:t>
             </w:r>
           </w:p>
         </w:tc>
         <w:tc>
-          <w:p>
+          <w:tcPr>
+            <w:tcW w:type="dxa" w:w="2257"/>
+            <w:gridSpan w:val="4"/>
+            <w:tcBorders>
+              <w:top w:val="single" w:color="BFBFBF" w:sz="4"/>
+              <w:left w:val="single" w:color="BFBFBF" w:sz="4"/>
+              <w:bottom w:val="single" w:color="BFBFBF" w:sz="4"/>
+              <w:right w:val="single" w:color="BFBFBF" w:sz="4"/>
+            </w:tcBorders>
+            <w:shd w:fill="DEEAF6" w:val="clear"/>
+            <w:tcMar>
+              <w:top w:type="dxa" w:w="60"/>
+              <w:left w:type="dxa" w:w="120"/>
+              <w:bottom w:type="dxa" w:w="60"/>
+              <w:right w:type="dxa" w:w="120"/>
+            </w:tcMar>
+            <w:vAlign w:val="center"/>
+          </w:tcPr>
+          <w:p>
+            <w:pPr>
+              <w:jc w:val="center"/>
+            </w:pPr>
             <w:r>
               <w:rPr>
                 <w:b/>
                 <w:bCs/>
-                <w:sz w:val="21"/>
-                <w:szCs w:val="21"/>
+                <w:color w:val="1F4E79"/>
+                <w:sz w:val="20"/>
+                <w:szCs w:val="20"/>
               </w:rPr>
               <w:t xml:space="preserve">协议</w:t>
             </w:r>
           </w:p>
         </w:tc>
         <w:tc>
-          <w:p>
+          <w:tcPr>
+            <w:tcW w:type="dxa" w:w="2257"/>
+            <w:gridSpan w:val="4"/>
+            <w:tcBorders>
+              <w:top w:val="single" w:color="BFBFBF" w:sz="4"/>
+              <w:left w:val="single" w:color="BFBFBF" w:sz="4"/>
+              <w:bottom w:val="single" w:color="BFBFBF" w:sz="4"/>
+              <w:right w:val="single" w:color="BFBFBF" w:sz="4"/>
+            </w:tcBorders>
+            <w:shd w:fill="DEEAF6" w:val="clear"/>
+            <w:tcMar>
+              <w:top w:type="dxa" w:w="60"/>
+              <w:left w:type="dxa" w:w="120"/>
+              <w:bottom w:type="dxa" w:w="60"/>
+              <w:right w:type="dxa" w:w="120"/>
+            </w:tcMar>
+            <w:vAlign w:val="center"/>
+          </w:tcPr>
+          <w:p>
+            <w:pPr>
+              <w:jc w:val="center"/>
+            </w:pPr>
             <w:r>
               <w:rPr>
                 <w:b/>
                 <w:bCs/>
-                <w:sz w:val="21"/>
-                <w:szCs w:val="21"/>
+                <w:color w:val="1F4E79"/>
+                <w:sz w:val="20"/>
+                <w:szCs w:val="20"/>
               </w:rPr>
               <w:t xml:space="preserve">用途</w:t>
             </w:r>
           </w:p>
         </w:tc>
         <w:tc>
-          <w:p>
+          <w:tcPr>
+            <w:tcW w:type="dxa" w:w="2257"/>
+            <w:gridSpan w:val="4"/>
+            <w:tcBorders>
+              <w:top w:val="single" w:color="BFBFBF" w:sz="4"/>
+              <w:left w:val="single" w:color="BFBFBF" w:sz="4"/>
+              <w:bottom w:val="single" w:color="BFBFBF" w:sz="4"/>
+              <w:right w:val="single" w:color="BFBFBF" w:sz="4"/>
+            </w:tcBorders>
+            <w:shd w:fill="DEEAF6" w:val="clear"/>
+            <w:tcMar>
+              <w:top w:type="dxa" w:w="60"/>
+              <w:left w:type="dxa" w:w="120"/>
+              <w:bottom w:type="dxa" w:w="60"/>
+              <w:right w:type="dxa" w:w="120"/>
+            </w:tcMar>
+            <w:vAlign w:val="center"/>
+          </w:tcPr>
+          <w:p>
+            <w:pPr>
+              <w:jc w:val="center"/>
+            </w:pPr>
             <w:r>
               <w:rPr>
                 <w:b/>
                 <w:bCs/>
-                <w:sz w:val="21"/>
-                <w:szCs w:val="21"/>
+                <w:color w:val="1F4E79"/>
+                <w:sz w:val="20"/>
+                <w:szCs w:val="20"/>
               </w:rPr>
               <w:t xml:space="preserve">说明</w:t>
             </w:r>
@@ -671,44 +1516,112 @@
       </w:tr>
       <w:tr>
         <w:tc>
-          <w:p>
-            <w:r>
-              <w:rPr>
-                <w:sz w:val="21"/>
-                <w:szCs w:val="21"/>
+          <w:tcPr>
+            <w:tcW w:type="dxa" w:w="2257"/>
+            <w:gridSpan w:val="4"/>
+            <w:tcBorders>
+              <w:top w:val="single" w:color="BFBFBF" w:sz="4"/>
+              <w:left w:val="single" w:color="BFBFBF" w:sz="4"/>
+              <w:bottom w:val="single" w:color="BFBFBF" w:sz="4"/>
+              <w:right w:val="single" w:color="BFBFBF" w:sz="4"/>
+            </w:tcBorders>
+            <w:tcMar>
+              <w:top w:type="dxa" w:w="60"/>
+              <w:left w:type="dxa" w:w="120"/>
+              <w:bottom w:type="dxa" w:w="60"/>
+              <w:right w:type="dxa" w:w="120"/>
+            </w:tcMar>
+            <w:vAlign w:val="center"/>
+          </w:tcPr>
+          <w:p>
+            <w:r>
+              <w:rPr>
+                <w:sz w:val="20"/>
+                <w:szCs w:val="20"/>
               </w:rPr>
               <w:t xml:space="preserve">8088</w:t>
             </w:r>
           </w:p>
         </w:tc>
         <w:tc>
-          <w:p>
-            <w:r>
-              <w:rPr>
-                <w:sz w:val="21"/>
-                <w:szCs w:val="21"/>
+          <w:tcPr>
+            <w:tcW w:type="dxa" w:w="2257"/>
+            <w:gridSpan w:val="4"/>
+            <w:tcBorders>
+              <w:top w:val="single" w:color="BFBFBF" w:sz="4"/>
+              <w:left w:val="single" w:color="BFBFBF" w:sz="4"/>
+              <w:bottom w:val="single" w:color="BFBFBF" w:sz="4"/>
+              <w:right w:val="single" w:color="BFBFBF" w:sz="4"/>
+            </w:tcBorders>
+            <w:tcMar>
+              <w:top w:type="dxa" w:w="60"/>
+              <w:left w:type="dxa" w:w="120"/>
+              <w:bottom w:type="dxa" w:w="60"/>
+              <w:right w:type="dxa" w:w="120"/>
+            </w:tcMar>
+            <w:vAlign w:val="center"/>
+          </w:tcPr>
+          <w:p>
+            <w:r>
+              <w:rPr>
+                <w:sz w:val="20"/>
+                <w:szCs w:val="20"/>
               </w:rPr>
               <w:t xml:space="preserve">TCP</w:t>
             </w:r>
           </w:p>
         </w:tc>
         <w:tc>
-          <w:p>
-            <w:r>
-              <w:rPr>
-                <w:sz w:val="21"/>
-                <w:szCs w:val="21"/>
+          <w:tcPr>
+            <w:tcW w:type="dxa" w:w="2257"/>
+            <w:gridSpan w:val="4"/>
+            <w:tcBorders>
+              <w:top w:val="single" w:color="BFBFBF" w:sz="4"/>
+              <w:left w:val="single" w:color="BFBFBF" w:sz="4"/>
+              <w:bottom w:val="single" w:color="BFBFBF" w:sz="4"/>
+              <w:right w:val="single" w:color="BFBFBF" w:sz="4"/>
+            </w:tcBorders>
+            <w:tcMar>
+              <w:top w:type="dxa" w:w="60"/>
+              <w:left w:type="dxa" w:w="120"/>
+              <w:bottom w:type="dxa" w:w="60"/>
+              <w:right w:type="dxa" w:w="120"/>
+            </w:tcMar>
+            <w:vAlign w:val="center"/>
+          </w:tcPr>
+          <w:p>
+            <w:r>
+              <w:rPr>
+                <w:sz w:val="20"/>
+                <w:szCs w:val="20"/>
               </w:rPr>
               <w:t xml:space="preserve">Web 访问入口（内置网关，支持 HTTPS）</w:t>
             </w:r>
           </w:p>
         </w:tc>
         <w:tc>
-          <w:p>
-            <w:r>
-              <w:rPr>
-                <w:sz w:val="21"/>
-                <w:szCs w:val="21"/>
+          <w:tcPr>
+            <w:tcW w:type="dxa" w:w="2257"/>
+            <w:gridSpan w:val="4"/>
+            <w:tcBorders>
+              <w:top w:val="single" w:color="BFBFBF" w:sz="4"/>
+              <w:left w:val="single" w:color="BFBFBF" w:sz="4"/>
+              <w:bottom w:val="single" w:color="BFBFBF" w:sz="4"/>
+              <w:right w:val="single" w:color="BFBFBF" w:sz="4"/>
+            </w:tcBorders>
+            <w:tcMar>
+              <w:top w:type="dxa" w:w="60"/>
+              <w:left w:type="dxa" w:w="120"/>
+              <w:bottom w:type="dxa" w:w="60"/>
+              <w:right w:type="dxa" w:w="120"/>
+            </w:tcMar>
+            <w:vAlign w:val="center"/>
+          </w:tcPr>
+          <w:p>
+            <w:r>
+              <w:rPr>
+                <w:sz w:val="20"/>
+                <w:szCs w:val="20"/>
               </w:rPr>
               <w:t xml:space="preserve">可通过 GATEWAY_PORT 修改</w:t>
             </w:r>
@@ -717,44 +1630,112 @@
       </w:tr>
       <w:tr>
         <w:tc>
-          <w:p>
-            <w:r>
-              <w:rPr>
-                <w:sz w:val="21"/>
-                <w:szCs w:val="21"/>
+          <w:tcPr>
+            <w:tcW w:type="dxa" w:w="2257"/>
+            <w:gridSpan w:val="4"/>
+            <w:tcBorders>
+              <w:top w:val="single" w:color="BFBFBF" w:sz="4"/>
+              <w:left w:val="single" w:color="BFBFBF" w:sz="4"/>
+              <w:bottom w:val="single" w:color="BFBFBF" w:sz="4"/>
+              <w:right w:val="single" w:color="BFBFBF" w:sz="4"/>
+            </w:tcBorders>
+            <w:tcMar>
+              <w:top w:type="dxa" w:w="60"/>
+              <w:left w:type="dxa" w:w="120"/>
+              <w:bottom w:type="dxa" w:w="60"/>
+              <w:right w:type="dxa" w:w="120"/>
+            </w:tcMar>
+            <w:vAlign w:val="center"/>
+          </w:tcPr>
+          <w:p>
+            <w:r>
+              <w:rPr>
+                <w:sz w:val="20"/>
+                <w:szCs w:val="20"/>
               </w:rPr>
               <w:t xml:space="preserve">40000-41000</w:t>
             </w:r>
           </w:p>
         </w:tc>
         <w:tc>
-          <w:p>
-            <w:r>
-              <w:rPr>
-                <w:sz w:val="21"/>
-                <w:szCs w:val="21"/>
+          <w:tcPr>
+            <w:tcW w:type="dxa" w:w="2257"/>
+            <w:gridSpan w:val="4"/>
+            <w:tcBorders>
+              <w:top w:val="single" w:color="BFBFBF" w:sz="4"/>
+              <w:left w:val="single" w:color="BFBFBF" w:sz="4"/>
+              <w:bottom w:val="single" w:color="BFBFBF" w:sz="4"/>
+              <w:right w:val="single" w:color="BFBFBF" w:sz="4"/>
+            </w:tcBorders>
+            <w:tcMar>
+              <w:top w:type="dxa" w:w="60"/>
+              <w:left w:type="dxa" w:w="120"/>
+              <w:bottom w:type="dxa" w:w="60"/>
+              <w:right w:type="dxa" w:w="120"/>
+            </w:tcMar>
+            <w:vAlign w:val="center"/>
+          </w:tcPr>
+          <w:p>
+            <w:r>
+              <w:rPr>
+                <w:sz w:val="20"/>
+                <w:szCs w:val="20"/>
               </w:rPr>
               <w:t xml:space="preserve">UDP</w:t>
             </w:r>
           </w:p>
         </w:tc>
         <w:tc>
-          <w:p>
-            <w:r>
-              <w:rPr>
-                <w:sz w:val="21"/>
-                <w:szCs w:val="21"/>
+          <w:tcPr>
+            <w:tcW w:type="dxa" w:w="2257"/>
+            <w:gridSpan w:val="4"/>
+            <w:tcBorders>
+              <w:top w:val="single" w:color="BFBFBF" w:sz="4"/>
+              <w:left w:val="single" w:color="BFBFBF" w:sz="4"/>
+              <w:bottom w:val="single" w:color="BFBFBF" w:sz="4"/>
+              <w:right w:val="single" w:color="BFBFBF" w:sz="4"/>
+            </w:tcBorders>
+            <w:tcMar>
+              <w:top w:type="dxa" w:w="60"/>
+              <w:left w:type="dxa" w:w="120"/>
+              <w:bottom w:type="dxa" w:w="60"/>
+              <w:right w:type="dxa" w:w="120"/>
+            </w:tcMar>
+            <w:vAlign w:val="center"/>
+          </w:tcPr>
+          <w:p>
+            <w:r>
+              <w:rPr>
+                <w:sz w:val="20"/>
+                <w:szCs w:val="20"/>
               </w:rPr>
               <w:t xml:space="preserve">WebRTC 音视频媒体</w:t>
             </w:r>
           </w:p>
         </w:tc>
         <w:tc>
-          <w:p>
-            <w:r>
-              <w:rPr>
-                <w:sz w:val="21"/>
-                <w:szCs w:val="21"/>
+          <w:tcPr>
+            <w:tcW w:type="dxa" w:w="2257"/>
+            <w:gridSpan w:val="4"/>
+            <w:tcBorders>
+              <w:top w:val="single" w:color="BFBFBF" w:sz="4"/>
+              <w:left w:val="single" w:color="BFBFBF" w:sz="4"/>
+              <w:bottom w:val="single" w:color="BFBFBF" w:sz="4"/>
+              <w:right w:val="single" w:color="BFBFBF" w:sz="4"/>
+            </w:tcBorders>
+            <w:tcMar>
+              <w:top w:type="dxa" w:w="60"/>
+              <w:left w:type="dxa" w:w="120"/>
+              <w:bottom w:type="dxa" w:w="60"/>
+              <w:right w:type="dxa" w:w="120"/>
+            </w:tcMar>
+            <w:vAlign w:val="center"/>
+          </w:tcPr>
+          <w:p>
+            <w:r>
+              <w:rPr>
+                <w:sz w:val="20"/>
+                <w:szCs w:val="20"/>
               </w:rPr>
               <w:t xml:space="preserve">防火墙/安全组必须单独放行</w:t>
             </w:r>
@@ -763,44 +1744,112 @@
       </w:tr>
       <w:tr>
         <w:tc>
-          <w:p>
-            <w:r>
-              <w:rPr>
-                <w:sz w:val="21"/>
-                <w:szCs w:val="21"/>
+          <w:tcPr>
+            <w:tcW w:type="dxa" w:w="2257"/>
+            <w:gridSpan w:val="4"/>
+            <w:tcBorders>
+              <w:top w:val="single" w:color="BFBFBF" w:sz="4"/>
+              <w:left w:val="single" w:color="BFBFBF" w:sz="4"/>
+              <w:bottom w:val="single" w:color="BFBFBF" w:sz="4"/>
+              <w:right w:val="single" w:color="BFBFBF" w:sz="4"/>
+            </w:tcBorders>
+            <w:tcMar>
+              <w:top w:type="dxa" w:w="60"/>
+              <w:left w:type="dxa" w:w="120"/>
+              <w:bottom w:type="dxa" w:w="60"/>
+              <w:right w:type="dxa" w:w="120"/>
+            </w:tcMar>
+            <w:vAlign w:val="center"/>
+          </w:tcPr>
+          <w:p>
+            <w:r>
+              <w:rPr>
+                <w:sz w:val="20"/>
+                <w:szCs w:val="20"/>
               </w:rPr>
               <w:t xml:space="preserve">8080 / 8082</w:t>
             </w:r>
           </w:p>
         </w:tc>
         <w:tc>
-          <w:p>
-            <w:r>
-              <w:rPr>
-                <w:sz w:val="21"/>
-                <w:szCs w:val="21"/>
+          <w:tcPr>
+            <w:tcW w:type="dxa" w:w="2257"/>
+            <w:gridSpan w:val="4"/>
+            <w:tcBorders>
+              <w:top w:val="single" w:color="BFBFBF" w:sz="4"/>
+              <w:left w:val="single" w:color="BFBFBF" w:sz="4"/>
+              <w:bottom w:val="single" w:color="BFBFBF" w:sz="4"/>
+              <w:right w:val="single" w:color="BFBFBF" w:sz="4"/>
+            </w:tcBorders>
+            <w:tcMar>
+              <w:top w:type="dxa" w:w="60"/>
+              <w:left w:type="dxa" w:w="120"/>
+              <w:bottom w:type="dxa" w:w="60"/>
+              <w:right w:type="dxa" w:w="120"/>
+            </w:tcMar>
+            <w:vAlign w:val="center"/>
+          </w:tcPr>
+          <w:p>
+            <w:r>
+              <w:rPr>
+                <w:sz w:val="20"/>
+                <w:szCs w:val="20"/>
               </w:rPr>
               <w:t xml:space="preserve">TCP</w:t>
             </w:r>
           </w:p>
         </w:tc>
         <w:tc>
-          <w:p>
-            <w:r>
-              <w:rPr>
-                <w:sz w:val="21"/>
-                <w:szCs w:val="21"/>
+          <w:tcPr>
+            <w:tcW w:type="dxa" w:w="2257"/>
+            <w:gridSpan w:val="4"/>
+            <w:tcBorders>
+              <w:top w:val="single" w:color="BFBFBF" w:sz="4"/>
+              <w:left w:val="single" w:color="BFBFBF" w:sz="4"/>
+              <w:bottom w:val="single" w:color="BFBFBF" w:sz="4"/>
+              <w:right w:val="single" w:color="BFBFBF" w:sz="4"/>
+            </w:tcBorders>
+            <w:tcMar>
+              <w:top w:type="dxa" w:w="60"/>
+              <w:left w:type="dxa" w:w="120"/>
+              <w:bottom w:type="dxa" w:w="60"/>
+              <w:right w:type="dxa" w:w="120"/>
+            </w:tcMar>
+            <w:vAlign w:val="center"/>
+          </w:tcPr>
+          <w:p>
+            <w:r>
+              <w:rPr>
+                <w:sz w:val="20"/>
+                <w:szCs w:val="20"/>
               </w:rPr>
               <w:t xml:space="preserve">API / 信令（内部端口）</w:t>
             </w:r>
           </w:p>
         </w:tc>
         <w:tc>
-          <w:p>
-            <w:r>
-              <w:rPr>
-                <w:sz w:val="21"/>
-                <w:szCs w:val="21"/>
+          <w:tcPr>
+            <w:tcW w:type="dxa" w:w="2257"/>
+            <w:gridSpan w:val="4"/>
+            <w:tcBorders>
+              <w:top w:val="single" w:color="BFBFBF" w:sz="4"/>
+              <w:left w:val="single" w:color="BFBFBF" w:sz="4"/>
+              <w:bottom w:val="single" w:color="BFBFBF" w:sz="4"/>
+              <w:right w:val="single" w:color="BFBFBF" w:sz="4"/>
+            </w:tcBorders>
+            <w:tcMar>
+              <w:top w:type="dxa" w:w="60"/>
+              <w:left w:type="dxa" w:w="120"/>
+              <w:bottom w:type="dxa" w:w="60"/>
+              <w:right w:type="dxa" w:w="120"/>
+            </w:tcMar>
+            <w:vAlign w:val="center"/>
+          </w:tcPr>
+          <w:p>
+            <w:r>
+              <w:rPr>
+                <w:sz w:val="20"/>
+                <w:szCs w:val="20"/>
               </w:rPr>
               <w:t xml:space="preserve">仅供本机内部访问，无需对外放行</w:t>
             </w:r>
@@ -810,12 +1859,17 @@
     </w:tbl>
     <w:p>
       <w:pPr>
-        <w:spacing w:after="40" w:before="40"/>
-      </w:pPr>
-      <w:r>
-        <w:rPr>
-          <w:sz w:val="22"/>
-          <w:szCs w:val="22"/>
+        <w:spacing w:after="120" w:before="0"/>
+      </w:pPr>
+    </w:p>
+    <w:p>
+      <w:pPr>
+        <w:spacing w:after="100" w:before="60" w:line="320"/>
+      </w:pPr>
+      <w:r>
+        <w:rPr>
+          <w:sz w:val="21"/>
+          <w:szCs w:val="21"/>
         </w:rPr>
         <w:t xml:space="preserve">注意：WebRTC 音视频走 UDP 40000-41000，与 Web 访问的 TCP 端口是两套独立通路。云平台通常默认只放行 80/443，必须单独放行该 UDP 段入方向，否则会议能进入但看不到对方画面、听不到声音。
 </w:t>
@@ -823,12 +1877,12 @@
     </w:p>
     <w:p>
       <w:pPr>
-        <w:spacing w:after="40" w:before="40"/>
-      </w:pPr>
-      <w:r>
-        <w:rPr>
-          <w:sz w:val="22"/>
-          <w:szCs w:val="22"/>
+        <w:spacing w:after="100" w:before="60" w:line="320"/>
+      </w:pPr>
+      <w:r>
+        <w:rPr>
+          <w:sz w:val="21"/>
+          <w:szCs w:val="21"/>
         </w:rPr>
         <w:t xml:space="preserve">放行示例（firewalld）：
 </w:t>
@@ -836,14 +1890,21 @@
     </w:p>
     <w:p>
       <w:pPr>
-        <w:shd w:fill="F4F4F4"/>
-        <w:spacing w:after="80" w:before="80"/>
+        <w:pBdr>
+          <w:top w:val="single" w:color="D9D9D9" w:sz="2"/>
+          <w:bottom w:val="single" w:color="D9D9D9" w:sz="2"/>
+          <w:left w:val="single" w:color="D9D9D9" w:sz="2"/>
+          <w:right w:val="single" w:color="D9D9D9" w:sz="2"/>
+        </w:pBdr>
+        <w:shd w:fill="F5F6F8"/>
+        <w:spacing w:after="160" w:before="120" w:line="300"/>
+        <w:ind w:left="240" w:right="240"/>
       </w:pPr>
       <w:r>
         <w:rPr>
           <w:rFonts w:ascii="Consolas" w:cs="Consolas" w:eastAsia="Consolas" w:hAnsi="Consolas"/>
-          <w:sz w:val="19"/>
-          <w:szCs w:val="19"/>
+          <w:sz w:val="18"/>
+          <w:szCs w:val="18"/>
         </w:rPr>
         <w:t xml:space="preserve">sudo firewall-cmd --permanent --add-port=8088/tcp
 sudo firewall-cmd --permanent --add-port=40000-41000/udp
@@ -853,12 +1914,12 @@
     </w:p>
     <w:p>
       <w:pPr>
-        <w:spacing w:after="40" w:before="40"/>
-      </w:pPr>
-      <w:r>
-        <w:rPr>
-          <w:sz w:val="22"/>
-          <w:szCs w:val="22"/>
+        <w:spacing w:after="100" w:before="60" w:line="320"/>
+      </w:pPr>
+      <w:r>
+        <w:rPr>
+          <w:sz w:val="21"/>
+          <w:szCs w:val="21"/>
         </w:rPr>
         <w:t xml:space="preserve">连通性验证：部署后在浏览器打开会议页面，服务器上抓包确认 UDP 媒体流到达：
 </w:t>
@@ -866,14 +1927,21 @@
     </w:p>
     <w:p>
       <w:pPr>
-        <w:shd w:fill="F4F4F4"/>
-        <w:spacing w:after="80" w:before="80"/>
+        <w:pBdr>
+          <w:top w:val="single" w:color="D9D9D9" w:sz="2"/>
+          <w:bottom w:val="single" w:color="D9D9D9" w:sz="2"/>
+          <w:left w:val="single" w:color="D9D9D9" w:sz="2"/>
+          <w:right w:val="single" w:color="D9D9D9" w:sz="2"/>
+        </w:pBdr>
+        <w:shd w:fill="F5F6F8"/>
+        <w:spacing w:after="160" w:before="120" w:line="300"/>
+        <w:ind w:left="240" w:right="240"/>
       </w:pPr>
       <w:r>
         <w:rPr>
           <w:rFonts w:ascii="Consolas" w:cs="Consolas" w:eastAsia="Consolas" w:hAnsi="Consolas"/>
-          <w:sz w:val="19"/>
-          <w:szCs w:val="19"/>
+          <w:sz w:val="18"/>
+          <w:szCs w:val="18"/>
         </w:rPr>
         <w:t xml:space="preserve">sudo tcpdump -i any -n 'udp and portrange 40000-41000'
 </w:t>
@@ -881,17 +1949,15 @@
     </w:p>
     <w:p>
       <w:pPr>
+        <w:pStyle w:val="Heading1"/>
+      </w:pPr>
+      <w:r>
+        <w:t xml:space="preserve">四、安装说明</w:t>
+      </w:r>
+    </w:p>
+    <w:p>
+      <w:pPr>
         <w:pStyle w:val="Heading2"/>
-        <w:spacing w:after="100" w:before="200"/>
-      </w:pPr>
-      <w:r>
-        <w:t xml:space="preserve">四、安装说明</w:t>
-      </w:r>
-    </w:p>
-    <w:p>
-      <w:pPr>
-        <w:pStyle w:val="Heading3"/>
-        <w:spacing w:after="80" w:before="160"/>
       </w:pPr>
       <w:r>
         <w:t xml:space="preserve">步骤 1：传输并解压</w:t>
@@ -899,12 +1965,12 @@
     </w:p>
     <w:p>
       <w:pPr>
-        <w:spacing w:after="40" w:before="40"/>
-      </w:pPr>
-      <w:r>
-        <w:rPr>
-          <w:sz w:val="22"/>
-          <w:szCs w:val="22"/>
+        <w:spacing w:after="100" w:before="60" w:line="320"/>
+      </w:pPr>
+      <w:r>
+        <w:rPr>
+          <w:sz w:val="21"/>
+          <w:szCs w:val="21"/>
         </w:rPr>
         <w:t xml:space="preserve">将离线包（meeting-linux-&lt;架构&gt;-&lt;日期&gt;.tar.gz）拷贝到目标机后解压：
 </w:t>
@@ -912,14 +1978,21 @@
     </w:p>
     <w:p>
       <w:pPr>
-        <w:shd w:fill="F4F4F4"/>
-        <w:spacing w:after="80" w:before="80"/>
+        <w:pBdr>
+          <w:top w:val="single" w:color="D9D9D9" w:sz="2"/>
+          <w:bottom w:val="single" w:color="D9D9D9" w:sz="2"/>
+          <w:left w:val="single" w:color="D9D9D9" w:sz="2"/>
+          <w:right w:val="single" w:color="D9D9D9" w:sz="2"/>
+        </w:pBdr>
+        <w:shd w:fill="F5F6F8"/>
+        <w:spacing w:after="160" w:before="120" w:line="300"/>
+        <w:ind w:left="240" w:right="240"/>
       </w:pPr>
       <w:r>
         <w:rPr>
           <w:rFonts w:ascii="Consolas" w:cs="Consolas" w:eastAsia="Consolas" w:hAnsi="Consolas"/>
-          <w:sz w:val="19"/>
-          <w:szCs w:val="19"/>
+          <w:sz w:val="18"/>
+          <w:szCs w:val="18"/>
         </w:rPr>
         <w:t xml:space="preserve">tar -xzf meeting-linux-&lt;架构&gt;-&lt;日期&gt;.tar.gz
 cd meeting-linux-&lt;架构&gt;-&lt;日期&gt;
@@ -928,8 +2001,7 @@
     </w:p>
     <w:p>
       <w:pPr>
-        <w:pStyle w:val="Heading3"/>
-        <w:spacing w:after="80" w:before="160"/>
+        <w:pStyle w:val="Heading2"/>
       </w:pPr>
       <w:r>
         <w:t xml:space="preserve">步骤 2：执行安装</w:t>
@@ -937,14 +2009,21 @@
     </w:p>
     <w:p>
       <w:pPr>
-        <w:shd w:fill="F4F4F4"/>
-        <w:spacing w:after="80" w:before="80"/>
+        <w:pBdr>
+          <w:top w:val="single" w:color="D9D9D9" w:sz="2"/>
+          <w:bottom w:val="single" w:color="D9D9D9" w:sz="2"/>
+          <w:left w:val="single" w:color="D9D9D9" w:sz="2"/>
+          <w:right w:val="single" w:color="D9D9D9" w:sz="2"/>
+        </w:pBdr>
+        <w:shd w:fill="F5F6F8"/>
+        <w:spacing w:after="160" w:before="120" w:line="300"/>
+        <w:ind w:left="240" w:right="240"/>
       </w:pPr>
       <w:r>
         <w:rPr>
           <w:rFonts w:ascii="Consolas" w:cs="Consolas" w:eastAsia="Consolas" w:hAnsi="Consolas"/>
-          <w:sz w:val="19"/>
-          <w:szCs w:val="19"/>
+          <w:sz w:val="18"/>
+          <w:szCs w:val="18"/>
         </w:rPr>
         <w:t xml:space="preserve">sudo ./install.sh
 </w:t>
@@ -952,12 +2031,12 @@
     </w:p>
     <w:p>
       <w:pPr>
-        <w:spacing w:after="40" w:before="40"/>
-      </w:pPr>
-      <w:r>
-        <w:rPr>
-          <w:sz w:val="22"/>
-          <w:szCs w:val="22"/>
+        <w:spacing w:after="100" w:before="60" w:line="320"/>
+      </w:pPr>
+      <w:r>
+        <w:rPr>
+          <w:sz w:val="21"/>
+          <w:szCs w:val="21"/>
         </w:rPr>
         <w:t xml:space="preserve">安装脚本自动完成：校验架构与 Node 版本、创建系统用户 meeting、部署到 /opt/meeting、生成 /opt/meeting/conf/.env、安装 systemd 单元（meeting-api / meeting-realtime / meeting-gateway）、执行数据库迁移与默认账号写入、启动全部服务。
 </w:t>
@@ -965,12 +2044,12 @@
     </w:p>
     <w:p>
       <w:pPr>
-        <w:spacing w:after="40" w:before="40"/>
-      </w:pPr>
-      <w:r>
-        <w:rPr>
-          <w:sz w:val="22"/>
-          <w:szCs w:val="22"/>
+        <w:spacing w:after="100" w:before="60" w:line="320"/>
+      </w:pPr>
+      <w:r>
+        <w:rPr>
+          <w:sz w:val="21"/>
+          <w:szCs w:val="21"/>
         </w:rPr>
         <w:t xml:space="preserve">常用安装环境变量：MEETING_PREFIX（安装目录，默认 /opt/meeting）、MEETING_USER（运行用户，默认 meeting）、MEETING_SKIP_SEED（设为 1 跳过写入默认账号）。
 </w:t>
@@ -978,8 +2057,7 @@
     </w:p>
     <w:p>
       <w:pPr>
-        <w:pStyle w:val="Heading3"/>
-        <w:spacing w:after="80" w:before="160"/>
+        <w:pStyle w:val="Heading2"/>
       </w:pPr>
       <w:r>
         <w:t xml:space="preserve">步骤 3：配置</w:t>
@@ -987,14 +2065,21 @@
     </w:p>
     <w:p>
       <w:pPr>
-        <w:shd w:fill="F4F4F4"/>
-        <w:spacing w:after="80" w:before="80"/>
+        <w:pBdr>
+          <w:top w:val="single" w:color="D9D9D9" w:sz="2"/>
+          <w:bottom w:val="single" w:color="D9D9D9" w:sz="2"/>
+          <w:left w:val="single" w:color="D9D9D9" w:sz="2"/>
+          <w:right w:val="single" w:color="D9D9D9" w:sz="2"/>
+        </w:pBdr>
+        <w:shd w:fill="F5F6F8"/>
+        <w:spacing w:after="160" w:before="120" w:line="300"/>
+        <w:ind w:left="240" w:right="240"/>
       </w:pPr>
       <w:r>
         <w:rPr>
           <w:rFonts w:ascii="Consolas" w:cs="Consolas" w:eastAsia="Consolas" w:hAnsi="Consolas"/>
-          <w:sz w:val="19"/>
-          <w:szCs w:val="19"/>
+          <w:sz w:val="18"/>
+          <w:szCs w:val="18"/>
         </w:rPr>
         <w:t xml:space="preserve">sudo vi /opt/meeting/conf/.env
 </w:t>
@@ -1002,12 +2087,12 @@
     </w:p>
     <w:p>
       <w:pPr>
-        <w:spacing w:after="40" w:before="40"/>
-      </w:pPr>
-      <w:r>
-        <w:rPr>
-          <w:sz w:val="22"/>
-          <w:szCs w:val="22"/>
+        <w:spacing w:after="100" w:before="60" w:line="320"/>
+      </w:pPr>
+      <w:r>
+        <w:rPr>
+          <w:sz w:val="21"/>
+          <w:szCs w:val="21"/>
         </w:rPr>
         <w:t xml:space="preserve">必改项：MEDIASOUP_ANNOUNCED_IP 设为客户端可达的服务器 IP（切勿填 127.0.0.1）；数据库与 Redis 连接参数（SQLite 默认零依赖）。改完后重启：
 </w:t>
@@ -1015,14 +2100,21 @@
     </w:p>
     <w:p>
       <w:pPr>
-        <w:shd w:fill="F4F4F4"/>
-        <w:spacing w:after="80" w:before="80"/>
+        <w:pBdr>
+          <w:top w:val="single" w:color="D9D9D9" w:sz="2"/>
+          <w:bottom w:val="single" w:color="D9D9D9" w:sz="2"/>
+          <w:left w:val="single" w:color="D9D9D9" w:sz="2"/>
+          <w:right w:val="single" w:color="D9D9D9" w:sz="2"/>
+        </w:pBdr>
+        <w:shd w:fill="F5F6F8"/>
+        <w:spacing w:after="160" w:before="120" w:line="300"/>
+        <w:ind w:left="240" w:right="240"/>
       </w:pPr>
       <w:r>
         <w:rPr>
           <w:rFonts w:ascii="Consolas" w:cs="Consolas" w:eastAsia="Consolas" w:hAnsi="Consolas"/>
-          <w:sz w:val="19"/>
-          <w:szCs w:val="19"/>
+          <w:sz w:val="18"/>
+          <w:szCs w:val="18"/>
         </w:rPr>
         <w:t xml:space="preserve">sudo systemctl restart meeting-api meeting-realtime meeting-gateway
 </w:t>
@@ -1030,8 +2122,7 @@
     </w:p>
     <w:p>
       <w:pPr>
-        <w:pStyle w:val="Heading3"/>
-        <w:spacing w:after="80" w:before="160"/>
+        <w:pStyle w:val="Heading2"/>
       </w:pPr>
       <w:r>
         <w:t xml:space="preserve">步骤 4：访问验证</w:t>
@@ -1039,12 +2130,12 @@
     </w:p>
     <w:p>
       <w:pPr>
-        <w:spacing w:after="40" w:before="40"/>
-      </w:pPr>
-      <w:r>
-        <w:rPr>
-          <w:sz w:val="22"/>
-          <w:szCs w:val="22"/>
+        <w:spacing w:after="100" w:before="60" w:line="320"/>
+      </w:pPr>
+      <w:r>
+        <w:rPr>
+          <w:sz w:val="21"/>
+          <w:szCs w:val="21"/>
         </w:rPr>
         <w:t xml:space="preserve">浏览器打开 http://&lt;服务器IP&gt;:8088/（配置证书后为 https），使用默认账号登录；或执行健康检查：
 </w:t>
@@ -1052,14 +2143,21 @@
     </w:p>
     <w:p>
       <w:pPr>
-        <w:shd w:fill="F4F4F4"/>
-        <w:spacing w:after="80" w:before="80"/>
+        <w:pBdr>
+          <w:top w:val="single" w:color="D9D9D9" w:sz="2"/>
+          <w:bottom w:val="single" w:color="D9D9D9" w:sz="2"/>
+          <w:left w:val="single" w:color="D9D9D9" w:sz="2"/>
+          <w:right w:val="single" w:color="D9D9D9" w:sz="2"/>
+        </w:pBdr>
+        <w:shd w:fill="F5F6F8"/>
+        <w:spacing w:after="160" w:before="120" w:line="300"/>
+        <w:ind w:left="240" w:right="240"/>
       </w:pPr>
       <w:r>
         <w:rPr>
           <w:rFonts w:ascii="Consolas" w:cs="Consolas" w:eastAsia="Consolas" w:hAnsi="Consolas"/>
-          <w:sz w:val="19"/>
-          <w:szCs w:val="19"/>
+          <w:sz w:val="18"/>
+          <w:szCs w:val="18"/>
         </w:rPr>
         <w:t xml:space="preserve">curl http://127.0.0.1:8088/api/healthz
 </w:t>
@@ -1067,8 +2165,7 @@
     </w:p>
     <w:p>
       <w:pPr>
-        <w:pStyle w:val="Heading2"/>
-        <w:spacing w:after="100" w:before="200"/>
+        <w:pStyle w:val="Heading1"/>
       </w:pPr>
       <w:r>
         <w:t xml:space="preserve">五、升级说明</w:t>
@@ -1076,12 +2173,12 @@
     </w:p>
     <w:p>
       <w:pPr>
-        <w:spacing w:after="40" w:before="40"/>
-      </w:pPr>
-      <w:r>
-        <w:rPr>
-          <w:sz w:val="22"/>
-          <w:szCs w:val="22"/>
+        <w:spacing w:after="100" w:before="60" w:line="320"/>
+      </w:pPr>
+      <w:r>
+        <w:rPr>
+          <w:sz w:val="21"/>
+          <w:szCs w:val="21"/>
         </w:rPr>
         <w:t xml:space="preserve">升级前备份（必做）：
 </w:t>
@@ -1089,14 +2186,21 @@
     </w:p>
     <w:p>
       <w:pPr>
-        <w:shd w:fill="F4F4F4"/>
-        <w:spacing w:after="80" w:before="80"/>
+        <w:pBdr>
+          <w:top w:val="single" w:color="D9D9D9" w:sz="2"/>
+          <w:bottom w:val="single" w:color="D9D9D9" w:sz="2"/>
+          <w:left w:val="single" w:color="D9D9D9" w:sz="2"/>
+          <w:right w:val="single" w:color="D9D9D9" w:sz="2"/>
+        </w:pBdr>
+        <w:shd w:fill="F5F6F8"/>
+        <w:spacing w:after="160" w:before="120" w:line="300"/>
+        <w:ind w:left="240" w:right="240"/>
       </w:pPr>
       <w:r>
         <w:rPr>
           <w:rFonts w:ascii="Consolas" w:cs="Consolas" w:eastAsia="Consolas" w:hAnsi="Consolas"/>
-          <w:sz w:val="19"/>
-          <w:szCs w:val="19"/>
+          <w:sz w:val="18"/>
+          <w:szCs w:val="18"/>
         </w:rPr>
         <w:t xml:space="preserve">sudo cp /opt/meeting/conf/.env /opt/meeting/conf/.env.bak
 sudo cp /opt/meeting/data/meeting.sqlite ./meeting-backup-$(date +%F).sqlite
@@ -1105,12 +2209,12 @@
     </w:p>
     <w:p>
       <w:pPr>
-        <w:spacing w:after="40" w:before="40"/>
-      </w:pPr>
-      <w:r>
-        <w:rPr>
-          <w:sz w:val="22"/>
-          <w:szCs w:val="22"/>
+        <w:spacing w:after="100" w:before="60" w:line="320"/>
+      </w:pPr>
+      <w:r>
+        <w:rPr>
+          <w:sz w:val="21"/>
+          <w:szCs w:val="21"/>
         </w:rPr>
         <w:t xml:space="preserve">执行升级（解压新包后重新安装）：
 </w:t>
@@ -1118,14 +2222,21 @@
     </w:p>
     <w:p>
       <w:pPr>
-        <w:shd w:fill="F4F4F4"/>
-        <w:spacing w:after="80" w:before="80"/>
+        <w:pBdr>
+          <w:top w:val="single" w:color="D9D9D9" w:sz="2"/>
+          <w:bottom w:val="single" w:color="D9D9D9" w:sz="2"/>
+          <w:left w:val="single" w:color="D9D9D9" w:sz="2"/>
+          <w:right w:val="single" w:color="D9D9D9" w:sz="2"/>
+        </w:pBdr>
+        <w:shd w:fill="F5F6F8"/>
+        <w:spacing w:after="160" w:before="120" w:line="300"/>
+        <w:ind w:left="240" w:right="240"/>
       </w:pPr>
       <w:r>
         <w:rPr>
           <w:rFonts w:ascii="Consolas" w:cs="Consolas" w:eastAsia="Consolas" w:hAnsi="Consolas"/>
-          <w:sz w:val="19"/>
-          <w:szCs w:val="19"/>
+          <w:sz w:val="18"/>
+          <w:szCs w:val="18"/>
         </w:rPr>
         <w:t xml:space="preserve">tar -xzf meeting-linux-&lt;架构&gt;-&lt;新日期&gt;.tar.gz
 cd meeting-linux-&lt;架构&gt;-&lt;新日期&gt;
@@ -1135,12 +2246,12 @@
     </w:p>
     <w:p>
       <w:pPr>
-        <w:spacing w:after="40" w:before="40"/>
-      </w:pPr>
-      <w:r>
-        <w:rPr>
-          <w:sz w:val="22"/>
-          <w:szCs w:val="22"/>
+        <w:spacing w:after="100" w:before="60" w:line="320"/>
+      </w:pPr>
+      <w:r>
+        <w:rPr>
+          <w:sz w:val="21"/>
+          <w:szCs w:val="21"/>
         </w:rPr>
         <w:t xml:space="preserve">install.sh 保留已有的 /opt/meeting/conf/.env，覆盖程序文件并自动执行数据库迁移。数据库迁移通常不可逆，回滚请保留旧离线包，用旧包重新执行 install.sh 恢复。
 </w:t>
@@ -1148,12 +2259,12 @@
     </w:p>
     <w:p>
       <w:pPr>
-        <w:spacing w:after="40" w:before="40"/>
-      </w:pPr>
-      <w:r>
-        <w:rPr>
-          <w:sz w:val="22"/>
-          <w:szCs w:val="22"/>
+        <w:spacing w:after="100" w:before="60" w:line="320"/>
+      </w:pPr>
+      <w:r>
+        <w:rPr>
+          <w:sz w:val="21"/>
+          <w:szCs w:val="21"/>
         </w:rPr>
         <w:t xml:space="preserve">升级后检查：健康检查返回正常、admin 可登录、创建快速会议可入会、预约会议提交后可审批并可发起、双人流媒体音视频正常、群组置顶正常。
 </w:t>
@@ -1161,8 +2272,7 @@
     </w:p>
     <w:p>
       <w:pPr>
-        <w:pStyle w:val="Heading2"/>
-        <w:spacing w:after="100" w:before="200"/>
+        <w:pStyle w:val="Heading1"/>
       </w:pPr>
       <w:r>
         <w:t xml:space="preserve">六、卸载说明</w:t>
@@ -1170,14 +2280,21 @@
     </w:p>
     <w:p>
       <w:pPr>
-        <w:shd w:fill="F4F4F4"/>
-        <w:spacing w:after="80" w:before="80"/>
+        <w:pBdr>
+          <w:top w:val="single" w:color="D9D9D9" w:sz="2"/>
+          <w:bottom w:val="single" w:color="D9D9D9" w:sz="2"/>
+          <w:left w:val="single" w:color="D9D9D9" w:sz="2"/>
+          <w:right w:val="single" w:color="D9D9D9" w:sz="2"/>
+        </w:pBdr>
+        <w:shd w:fill="F5F6F8"/>
+        <w:spacing w:after="160" w:before="120" w:line="300"/>
+        <w:ind w:left="240" w:right="240"/>
       </w:pPr>
       <w:r>
         <w:rPr>
           <w:rFonts w:ascii="Consolas" w:cs="Consolas" w:eastAsia="Consolas" w:hAnsi="Consolas"/>
-          <w:sz w:val="19"/>
-          <w:szCs w:val="19"/>
+          <w:sz w:val="18"/>
+          <w:szCs w:val="18"/>
         </w:rPr>
         <w:t xml:space="preserve">sudo systemctl disable --now meeting-api meeting-realtime meeting-gateway
 sudo rm -f /etc/systemd/system/meeting-*.service
@@ -1188,12 +2305,12 @@
     </w:p>
     <w:p>
       <w:pPr>
-        <w:spacing w:after="40" w:before="40"/>
-      </w:pPr>
-      <w:r>
-        <w:rPr>
-          <w:sz w:val="22"/>
-          <w:szCs w:val="22"/>
+        <w:spacing w:after="100" w:before="60" w:line="320"/>
+      </w:pPr>
+      <w:r>
+        <w:rPr>
+          <w:sz w:val="21"/>
+          <w:szCs w:val="21"/>
         </w:rPr>
         <w:t xml:space="preserve">数据库与 Redis 数据请按需决定是否删除。
 </w:t>
@@ -1201,8 +2318,7 @@
     </w:p>
     <w:p>
       <w:pPr>
-        <w:pStyle w:val="Heading2"/>
-        <w:spacing w:after="100" w:before="200"/>
+        <w:pStyle w:val="Heading1"/>
       </w:pPr>
       <w:r>
         <w:t xml:space="preserve">七、默认账号</w:t>
@@ -1210,7 +2326,7 @@
     </w:p>
     <w:tbl>
       <w:tblPr>
-        <w:tblW w:type="pct" w:w="100%"/>
+        <w:tblW w:type="dxa" w:w="9026"/>
         <w:tblBorders>
           <w:top w:val="single" w:color="auto" w:sz="4"/>
           <w:left w:val="single" w:color="auto" w:sz="4"/>
@@ -1221,62 +2337,150 @@
         </w:tblBorders>
       </w:tblPr>
       <w:tblGrid>
-        <w:gridCol w:w="100"/>
-        <w:gridCol w:w="100"/>
-        <w:gridCol w:w="100"/>
-        <w:gridCol w:w="100"/>
+        <w:gridCol w:w="2257"/>
+        <w:gridCol w:w="2257"/>
+        <w:gridCol w:w="2257"/>
+        <w:gridCol w:w="2257"/>
       </w:tblGrid>
       <w:tr>
         <w:trPr>
           <w:tblHeader/>
         </w:trPr>
         <w:tc>
-          <w:p>
+          <w:tcPr>
+            <w:tcW w:type="dxa" w:w="2257"/>
+            <w:gridSpan w:val="4"/>
+            <w:tcBorders>
+              <w:top w:val="single" w:color="BFBFBF" w:sz="4"/>
+              <w:left w:val="single" w:color="BFBFBF" w:sz="4"/>
+              <w:bottom w:val="single" w:color="BFBFBF" w:sz="4"/>
+              <w:right w:val="single" w:color="BFBFBF" w:sz="4"/>
+            </w:tcBorders>
+            <w:shd w:fill="DEEAF6" w:val="clear"/>
+            <w:tcMar>
+              <w:top w:type="dxa" w:w="60"/>
+              <w:left w:type="dxa" w:w="120"/>
+              <w:bottom w:type="dxa" w:w="60"/>
+              <w:right w:type="dxa" w:w="120"/>
+            </w:tcMar>
+            <w:vAlign w:val="center"/>
+          </w:tcPr>
+          <w:p>
+            <w:pPr>
+              <w:jc w:val="center"/>
+            </w:pPr>
             <w:r>
               <w:rPr>
                 <w:b/>
                 <w:bCs/>
-                <w:sz w:val="21"/>
-                <w:szCs w:val="21"/>
+                <w:color w:val="1F4E79"/>
+                <w:sz w:val="20"/>
+                <w:szCs w:val="20"/>
               </w:rPr>
               <w:t xml:space="preserve">账号</w:t>
             </w:r>
           </w:p>
         </w:tc>
         <w:tc>
-          <w:p>
+          <w:tcPr>
+            <w:tcW w:type="dxa" w:w="2257"/>
+            <w:gridSpan w:val="4"/>
+            <w:tcBorders>
+              <w:top w:val="single" w:color="BFBFBF" w:sz="4"/>
+              <w:left w:val="single" w:color="BFBFBF" w:sz="4"/>
+              <w:bottom w:val="single" w:color="BFBFBF" w:sz="4"/>
+              <w:right w:val="single" w:color="BFBFBF" w:sz="4"/>
+            </w:tcBorders>
+            <w:shd w:fill="DEEAF6" w:val="clear"/>
+            <w:tcMar>
+              <w:top w:type="dxa" w:w="60"/>
+              <w:left w:type="dxa" w:w="120"/>
+              <w:bottom w:type="dxa" w:w="60"/>
+              <w:right w:type="dxa" w:w="120"/>
+            </w:tcMar>
+            <w:vAlign w:val="center"/>
+          </w:tcPr>
+          <w:p>
+            <w:pPr>
+              <w:jc w:val="center"/>
+            </w:pPr>
             <w:r>
               <w:rPr>
                 <w:b/>
                 <w:bCs/>
-                <w:sz w:val="21"/>
-                <w:szCs w:val="21"/>
+                <w:color w:val="1F4E79"/>
+                <w:sz w:val="20"/>
+                <w:szCs w:val="20"/>
               </w:rPr>
               <w:t xml:space="preserve">初始密码</w:t>
             </w:r>
           </w:p>
         </w:tc>
         <w:tc>
-          <w:p>
+          <w:tcPr>
+            <w:tcW w:type="dxa" w:w="2257"/>
+            <w:gridSpan w:val="4"/>
+            <w:tcBorders>
+              <w:top w:val="single" w:color="BFBFBF" w:sz="4"/>
+              <w:left w:val="single" w:color="BFBFBF" w:sz="4"/>
+              <w:bottom w:val="single" w:color="BFBFBF" w:sz="4"/>
+              <w:right w:val="single" w:color="BFBFBF" w:sz="4"/>
+            </w:tcBorders>
+            <w:shd w:fill="DEEAF6" w:val="clear"/>
+            <w:tcMar>
+              <w:top w:type="dxa" w:w="60"/>
+              <w:left w:type="dxa" w:w="120"/>
+              <w:bottom w:type="dxa" w:w="60"/>
+              <w:right w:type="dxa" w:w="120"/>
+            </w:tcMar>
+            <w:vAlign w:val="center"/>
+          </w:tcPr>
+          <w:p>
+            <w:pPr>
+              <w:jc w:val="center"/>
+            </w:pPr>
             <w:r>
               <w:rPr>
                 <w:b/>
                 <w:bCs/>
-                <w:sz w:val="21"/>
-                <w:szCs w:val="21"/>
+                <w:color w:val="1F4E79"/>
+                <w:sz w:val="20"/>
+                <w:szCs w:val="20"/>
               </w:rPr>
               <w:t xml:space="preserve">角色</w:t>
             </w:r>
           </w:p>
         </w:tc>
         <w:tc>
-          <w:p>
+          <w:tcPr>
+            <w:tcW w:type="dxa" w:w="2257"/>
+            <w:gridSpan w:val="4"/>
+            <w:tcBorders>
+              <w:top w:val="single" w:color="BFBFBF" w:sz="4"/>
+              <w:left w:val="single" w:color="BFBFBF" w:sz="4"/>
+              <w:bottom w:val="single" w:color="BFBFBF" w:sz="4"/>
+              <w:right w:val="single" w:color="BFBFBF" w:sz="4"/>
+            </w:tcBorders>
+            <w:shd w:fill="DEEAF6" w:val="clear"/>
+            <w:tcMar>
+              <w:top w:type="dxa" w:w="60"/>
+              <w:left w:type="dxa" w:w="120"/>
+              <w:bottom w:type="dxa" w:w="60"/>
+              <w:right w:type="dxa" w:w="120"/>
+            </w:tcMar>
+            <w:vAlign w:val="center"/>
+          </w:tcPr>
+          <w:p>
+            <w:pPr>
+              <w:jc w:val="center"/>
+            </w:pPr>
             <w:r>
               <w:rPr>
                 <w:b/>
                 <w:bCs/>
-                <w:sz w:val="21"/>
-                <w:szCs w:val="21"/>
+                <w:color w:val="1F4E79"/>
+                <w:sz w:val="20"/>
+                <w:szCs w:val="20"/>
               </w:rPr>
               <w:t xml:space="preserve">说明</w:t>
             </w:r>
@@ -1285,44 +2489,112 @@
       </w:tr>
       <w:tr>
         <w:tc>
-          <w:p>
-            <w:r>
-              <w:rPr>
-                <w:sz w:val="21"/>
-                <w:szCs w:val="21"/>
+          <w:tcPr>
+            <w:tcW w:type="dxa" w:w="2257"/>
+            <w:gridSpan w:val="4"/>
+            <w:tcBorders>
+              <w:top w:val="single" w:color="BFBFBF" w:sz="4"/>
+              <w:left w:val="single" w:color="BFBFBF" w:sz="4"/>
+              <w:bottom w:val="single" w:color="BFBFBF" w:sz="4"/>
+              <w:right w:val="single" w:color="BFBFBF" w:sz="4"/>
+            </w:tcBorders>
+            <w:tcMar>
+              <w:top w:type="dxa" w:w="60"/>
+              <w:left w:type="dxa" w:w="120"/>
+              <w:bottom w:type="dxa" w:w="60"/>
+              <w:right w:type="dxa" w:w="120"/>
+            </w:tcMar>
+            <w:vAlign w:val="center"/>
+          </w:tcPr>
+          <w:p>
+            <w:r>
+              <w:rPr>
+                <w:sz w:val="20"/>
+                <w:szCs w:val="20"/>
               </w:rPr>
               <w:t xml:space="preserve">admin</w:t>
             </w:r>
           </w:p>
         </w:tc>
         <w:tc>
-          <w:p>
-            <w:r>
-              <w:rPr>
-                <w:sz w:val="21"/>
-                <w:szCs w:val="21"/>
+          <w:tcPr>
+            <w:tcW w:type="dxa" w:w="2257"/>
+            <w:gridSpan w:val="4"/>
+            <w:tcBorders>
+              <w:top w:val="single" w:color="BFBFBF" w:sz="4"/>
+              <w:left w:val="single" w:color="BFBFBF" w:sz="4"/>
+              <w:bottom w:val="single" w:color="BFBFBF" w:sz="4"/>
+              <w:right w:val="single" w:color="BFBFBF" w:sz="4"/>
+            </w:tcBorders>
+            <w:tcMar>
+              <w:top w:type="dxa" w:w="60"/>
+              <w:left w:type="dxa" w:w="120"/>
+              <w:bottom w:type="dxa" w:w="60"/>
+              <w:right w:type="dxa" w:w="120"/>
+            </w:tcMar>
+            <w:vAlign w:val="center"/>
+          </w:tcPr>
+          <w:p>
+            <w:r>
+              <w:rPr>
+                <w:sz w:val="20"/>
+                <w:szCs w:val="20"/>
               </w:rPr>
               <w:t xml:space="preserve">admin123</w:t>
             </w:r>
           </w:p>
         </w:tc>
         <w:tc>
-          <w:p>
-            <w:r>
-              <w:rPr>
-                <w:sz w:val="21"/>
-                <w:szCs w:val="21"/>
+          <w:tcPr>
+            <w:tcW w:type="dxa" w:w="2257"/>
+            <w:gridSpan w:val="4"/>
+            <w:tcBorders>
+              <w:top w:val="single" w:color="BFBFBF" w:sz="4"/>
+              <w:left w:val="single" w:color="BFBFBF" w:sz="4"/>
+              <w:bottom w:val="single" w:color="BFBFBF" w:sz="4"/>
+              <w:right w:val="single" w:color="BFBFBF" w:sz="4"/>
+            </w:tcBorders>
+            <w:tcMar>
+              <w:top w:type="dxa" w:w="60"/>
+              <w:left w:type="dxa" w:w="120"/>
+              <w:bottom w:type="dxa" w:w="60"/>
+              <w:right w:type="dxa" w:w="120"/>
+            </w:tcMar>
+            <w:vAlign w:val="center"/>
+          </w:tcPr>
+          <w:p>
+            <w:r>
+              <w:rPr>
+                <w:sz w:val="20"/>
+                <w:szCs w:val="20"/>
               </w:rPr>
               <w:t xml:space="preserve">超级管理员</w:t>
             </w:r>
           </w:p>
         </w:tc>
         <w:tc>
-          <w:p>
-            <w:r>
-              <w:rPr>
-                <w:sz w:val="21"/>
-                <w:szCs w:val="21"/>
+          <w:tcPr>
+            <w:tcW w:type="dxa" w:w="2257"/>
+            <w:gridSpan w:val="4"/>
+            <w:tcBorders>
+              <w:top w:val="single" w:color="BFBFBF" w:sz="4"/>
+              <w:left w:val="single" w:color="BFBFBF" w:sz="4"/>
+              <w:bottom w:val="single" w:color="BFBFBF" w:sz="4"/>
+              <w:right w:val="single" w:color="BFBFBF" w:sz="4"/>
+            </w:tcBorders>
+            <w:tcMar>
+              <w:top w:type="dxa" w:w="60"/>
+              <w:left w:type="dxa" w:w="120"/>
+              <w:bottom w:type="dxa" w:w="60"/>
+              <w:right w:type="dxa" w:w="120"/>
+            </w:tcMar>
+            <w:vAlign w:val="center"/>
+          </w:tcPr>
+          <w:p>
+            <w:r>
+              <w:rPr>
+                <w:sz w:val="20"/>
+                <w:szCs w:val="20"/>
               </w:rPr>
               <w:t xml:space="preserve">全部权限</w:t>
             </w:r>
@@ -1331,44 +2603,112 @@
       </w:tr>
       <w:tr>
         <w:tc>
-          <w:p>
-            <w:r>
-              <w:rPr>
-                <w:sz w:val="21"/>
-                <w:szCs w:val="21"/>
+          <w:tcPr>
+            <w:tcW w:type="dxa" w:w="2257"/>
+            <w:gridSpan w:val="4"/>
+            <w:tcBorders>
+              <w:top w:val="single" w:color="BFBFBF" w:sz="4"/>
+              <w:left w:val="single" w:color="BFBFBF" w:sz="4"/>
+              <w:bottom w:val="single" w:color="BFBFBF" w:sz="4"/>
+              <w:right w:val="single" w:color="BFBFBF" w:sz="4"/>
+            </w:tcBorders>
+            <w:tcMar>
+              <w:top w:type="dxa" w:w="60"/>
+              <w:left w:type="dxa" w:w="120"/>
+              <w:bottom w:type="dxa" w:w="60"/>
+              <w:right w:type="dxa" w:w="120"/>
+            </w:tcMar>
+            <w:vAlign w:val="center"/>
+          </w:tcPr>
+          <w:p>
+            <w:r>
+              <w:rPr>
+                <w:sz w:val="20"/>
+                <w:szCs w:val="20"/>
               </w:rPr>
               <w:t xml:space="preserve">sysadmin</w:t>
             </w:r>
           </w:p>
         </w:tc>
         <w:tc>
-          <w:p>
-            <w:r>
-              <w:rPr>
-                <w:sz w:val="21"/>
-                <w:szCs w:val="21"/>
+          <w:tcPr>
+            <w:tcW w:type="dxa" w:w="2257"/>
+            <w:gridSpan w:val="4"/>
+            <w:tcBorders>
+              <w:top w:val="single" w:color="BFBFBF" w:sz="4"/>
+              <w:left w:val="single" w:color="BFBFBF" w:sz="4"/>
+              <w:bottom w:val="single" w:color="BFBFBF" w:sz="4"/>
+              <w:right w:val="single" w:color="BFBFBF" w:sz="4"/>
+            </w:tcBorders>
+            <w:tcMar>
+              <w:top w:type="dxa" w:w="60"/>
+              <w:left w:type="dxa" w:w="120"/>
+              <w:bottom w:type="dxa" w:w="60"/>
+              <w:right w:type="dxa" w:w="120"/>
+            </w:tcMar>
+            <w:vAlign w:val="center"/>
+          </w:tcPr>
+          <w:p>
+            <w:r>
+              <w:rPr>
+                <w:sz w:val="20"/>
+                <w:szCs w:val="20"/>
               </w:rPr>
               <w:t xml:space="preserve">Admin@123</w:t>
             </w:r>
           </w:p>
         </w:tc>
         <w:tc>
-          <w:p>
-            <w:r>
-              <w:rPr>
-                <w:sz w:val="21"/>
-                <w:szCs w:val="21"/>
+          <w:tcPr>
+            <w:tcW w:type="dxa" w:w="2257"/>
+            <w:gridSpan w:val="4"/>
+            <w:tcBorders>
+              <w:top w:val="single" w:color="BFBFBF" w:sz="4"/>
+              <w:left w:val="single" w:color="BFBFBF" w:sz="4"/>
+              <w:bottom w:val="single" w:color="BFBFBF" w:sz="4"/>
+              <w:right w:val="single" w:color="BFBFBF" w:sz="4"/>
+            </w:tcBorders>
+            <w:tcMar>
+              <w:top w:type="dxa" w:w="60"/>
+              <w:left w:type="dxa" w:w="120"/>
+              <w:bottom w:type="dxa" w:w="60"/>
+              <w:right w:type="dxa" w:w="120"/>
+            </w:tcMar>
+            <w:vAlign w:val="center"/>
+          </w:tcPr>
+          <w:p>
+            <w:r>
+              <w:rPr>
+                <w:sz w:val="20"/>
+                <w:szCs w:val="20"/>
               </w:rPr>
               <w:t xml:space="preserve">系统管理员</w:t>
             </w:r>
           </w:p>
         </w:tc>
         <w:tc>
-          <w:p>
-            <w:r>
-              <w:rPr>
-                <w:sz w:val="21"/>
-                <w:szCs w:val="21"/>
+          <w:tcPr>
+            <w:tcW w:type="dxa" w:w="2257"/>
+            <w:gridSpan w:val="4"/>
+            <w:tcBorders>
+              <w:top w:val="single" w:color="BFBFBF" w:sz="4"/>
+              <w:left w:val="single" w:color="BFBFBF" w:sz="4"/>
+              <w:bottom w:val="single" w:color="BFBFBF" w:sz="4"/>
+              <w:right w:val="single" w:color="BFBFBF" w:sz="4"/>
+            </w:tcBorders>
+            <w:tcMar>
+              <w:top w:type="dxa" w:w="60"/>
+              <w:left w:type="dxa" w:w="120"/>
+              <w:bottom w:type="dxa" w:w="60"/>
+              <w:right w:type="dxa" w:w="120"/>
+            </w:tcMar>
+            <w:vAlign w:val="center"/>
+          </w:tcPr>
+          <w:p>
+            <w:r>
+              <w:rPr>
+                <w:sz w:val="20"/>
+                <w:szCs w:val="20"/>
               </w:rPr>
               <w:t xml:space="preserve">首次登录强制修改密码</w:t>
             </w:r>
@@ -1377,44 +2717,112 @@
       </w:tr>
       <w:tr>
         <w:tc>
-          <w:p>
-            <w:r>
-              <w:rPr>
-                <w:sz w:val="21"/>
-                <w:szCs w:val="21"/>
+          <w:tcPr>
+            <w:tcW w:type="dxa" w:w="2257"/>
+            <w:gridSpan w:val="4"/>
+            <w:tcBorders>
+              <w:top w:val="single" w:color="BFBFBF" w:sz="4"/>
+              <w:left w:val="single" w:color="BFBFBF" w:sz="4"/>
+              <w:bottom w:val="single" w:color="BFBFBF" w:sz="4"/>
+              <w:right w:val="single" w:color="BFBFBF" w:sz="4"/>
+            </w:tcBorders>
+            <w:tcMar>
+              <w:top w:type="dxa" w:w="60"/>
+              <w:left w:type="dxa" w:w="120"/>
+              <w:bottom w:type="dxa" w:w="60"/>
+              <w:right w:type="dxa" w:w="120"/>
+            </w:tcMar>
+            <w:vAlign w:val="center"/>
+          </w:tcPr>
+          <w:p>
+            <w:r>
+              <w:rPr>
+                <w:sz w:val="20"/>
+                <w:szCs w:val="20"/>
               </w:rPr>
               <w:t xml:space="preserve">authadmin</w:t>
             </w:r>
           </w:p>
         </w:tc>
         <w:tc>
-          <w:p>
-            <w:r>
-              <w:rPr>
-                <w:sz w:val="21"/>
-                <w:szCs w:val="21"/>
+          <w:tcPr>
+            <w:tcW w:type="dxa" w:w="2257"/>
+            <w:gridSpan w:val="4"/>
+            <w:tcBorders>
+              <w:top w:val="single" w:color="BFBFBF" w:sz="4"/>
+              <w:left w:val="single" w:color="BFBFBF" w:sz="4"/>
+              <w:bottom w:val="single" w:color="BFBFBF" w:sz="4"/>
+              <w:right w:val="single" w:color="BFBFBF" w:sz="4"/>
+            </w:tcBorders>
+            <w:tcMar>
+              <w:top w:type="dxa" w:w="60"/>
+              <w:left w:type="dxa" w:w="120"/>
+              <w:bottom w:type="dxa" w:w="60"/>
+              <w:right w:type="dxa" w:w="120"/>
+            </w:tcMar>
+            <w:vAlign w:val="center"/>
+          </w:tcPr>
+          <w:p>
+            <w:r>
+              <w:rPr>
+                <w:sz w:val="20"/>
+                <w:szCs w:val="20"/>
               </w:rPr>
               <w:t xml:space="preserve">Admin@123</w:t>
             </w:r>
           </w:p>
         </w:tc>
         <w:tc>
-          <w:p>
-            <w:r>
-              <w:rPr>
-                <w:sz w:val="21"/>
-                <w:szCs w:val="21"/>
+          <w:tcPr>
+            <w:tcW w:type="dxa" w:w="2257"/>
+            <w:gridSpan w:val="4"/>
+            <w:tcBorders>
+              <w:top w:val="single" w:color="BFBFBF" w:sz="4"/>
+              <w:left w:val="single" w:color="BFBFBF" w:sz="4"/>
+              <w:bottom w:val="single" w:color="BFBFBF" w:sz="4"/>
+              <w:right w:val="single" w:color="BFBFBF" w:sz="4"/>
+            </w:tcBorders>
+            <w:tcMar>
+              <w:top w:type="dxa" w:w="60"/>
+              <w:left w:type="dxa" w:w="120"/>
+              <w:bottom w:type="dxa" w:w="60"/>
+              <w:right w:type="dxa" w:w="120"/>
+            </w:tcMar>
+            <w:vAlign w:val="center"/>
+          </w:tcPr>
+          <w:p>
+            <w:r>
+              <w:rPr>
+                <w:sz w:val="20"/>
+                <w:szCs w:val="20"/>
               </w:rPr>
               <w:t xml:space="preserve">授权管理员</w:t>
             </w:r>
           </w:p>
         </w:tc>
         <w:tc>
-          <w:p>
-            <w:r>
-              <w:rPr>
-                <w:sz w:val="21"/>
-                <w:szCs w:val="21"/>
+          <w:tcPr>
+            <w:tcW w:type="dxa" w:w="2257"/>
+            <w:gridSpan w:val="4"/>
+            <w:tcBorders>
+              <w:top w:val="single" w:color="BFBFBF" w:sz="4"/>
+              <w:left w:val="single" w:color="BFBFBF" w:sz="4"/>
+              <w:bottom w:val="single" w:color="BFBFBF" w:sz="4"/>
+              <w:right w:val="single" w:color="BFBFBF" w:sz="4"/>
+            </w:tcBorders>
+            <w:tcMar>
+              <w:top w:type="dxa" w:w="60"/>
+              <w:left w:type="dxa" w:w="120"/>
+              <w:bottom w:type="dxa" w:w="60"/>
+              <w:right w:type="dxa" w:w="120"/>
+            </w:tcMar>
+            <w:vAlign w:val="center"/>
+          </w:tcPr>
+          <w:p>
+            <w:r>
+              <w:rPr>
+                <w:sz w:val="20"/>
+                <w:szCs w:val="20"/>
               </w:rPr>
               <w:t xml:space="preserve">首次登录强制修改密码</w:t>
             </w:r>
@@ -1423,44 +2831,112 @@
       </w:tr>
       <w:tr>
         <w:tc>
-          <w:p>
-            <w:r>
-              <w:rPr>
-                <w:sz w:val="21"/>
-                <w:szCs w:val="21"/>
+          <w:tcPr>
+            <w:tcW w:type="dxa" w:w="2257"/>
+            <w:gridSpan w:val="4"/>
+            <w:tcBorders>
+              <w:top w:val="single" w:color="BFBFBF" w:sz="4"/>
+              <w:left w:val="single" w:color="BFBFBF" w:sz="4"/>
+              <w:bottom w:val="single" w:color="BFBFBF" w:sz="4"/>
+              <w:right w:val="single" w:color="BFBFBF" w:sz="4"/>
+            </w:tcBorders>
+            <w:tcMar>
+              <w:top w:type="dxa" w:w="60"/>
+              <w:left w:type="dxa" w:w="120"/>
+              <w:bottom w:type="dxa" w:w="60"/>
+              <w:right w:type="dxa" w:w="120"/>
+            </w:tcMar>
+            <w:vAlign w:val="center"/>
+          </w:tcPr>
+          <w:p>
+            <w:r>
+              <w:rPr>
+                <w:sz w:val="20"/>
+                <w:szCs w:val="20"/>
               </w:rPr>
               <w:t xml:space="preserve">auditadmin</w:t>
             </w:r>
           </w:p>
         </w:tc>
         <w:tc>
-          <w:p>
-            <w:r>
-              <w:rPr>
-                <w:sz w:val="21"/>
-                <w:szCs w:val="21"/>
+          <w:tcPr>
+            <w:tcW w:type="dxa" w:w="2257"/>
+            <w:gridSpan w:val="4"/>
+            <w:tcBorders>
+              <w:top w:val="single" w:color="BFBFBF" w:sz="4"/>
+              <w:left w:val="single" w:color="BFBFBF" w:sz="4"/>
+              <w:bottom w:val="single" w:color="BFBFBF" w:sz="4"/>
+              <w:right w:val="single" w:color="BFBFBF" w:sz="4"/>
+            </w:tcBorders>
+            <w:tcMar>
+              <w:top w:type="dxa" w:w="60"/>
+              <w:left w:type="dxa" w:w="120"/>
+              <w:bottom w:type="dxa" w:w="60"/>
+              <w:right w:type="dxa" w:w="120"/>
+            </w:tcMar>
+            <w:vAlign w:val="center"/>
+          </w:tcPr>
+          <w:p>
+            <w:r>
+              <w:rPr>
+                <w:sz w:val="20"/>
+                <w:szCs w:val="20"/>
               </w:rPr>
               <w:t xml:space="preserve">Admin@123</w:t>
             </w:r>
           </w:p>
         </w:tc>
         <w:tc>
-          <w:p>
-            <w:r>
-              <w:rPr>
-                <w:sz w:val="21"/>
-                <w:szCs w:val="21"/>
+          <w:tcPr>
+            <w:tcW w:type="dxa" w:w="2257"/>
+            <w:gridSpan w:val="4"/>
+            <w:tcBorders>
+              <w:top w:val="single" w:color="BFBFBF" w:sz="4"/>
+              <w:left w:val="single" w:color="BFBFBF" w:sz="4"/>
+              <w:bottom w:val="single" w:color="BFBFBF" w:sz="4"/>
+              <w:right w:val="single" w:color="BFBFBF" w:sz="4"/>
+            </w:tcBorders>
+            <w:tcMar>
+              <w:top w:type="dxa" w:w="60"/>
+              <w:left w:type="dxa" w:w="120"/>
+              <w:bottom w:type="dxa" w:w="60"/>
+              <w:right w:type="dxa" w:w="120"/>
+            </w:tcMar>
+            <w:vAlign w:val="center"/>
+          </w:tcPr>
+          <w:p>
+            <w:r>
+              <w:rPr>
+                <w:sz w:val="20"/>
+                <w:szCs w:val="20"/>
               </w:rPr>
               <w:t xml:space="preserve">审计管理员</w:t>
             </w:r>
           </w:p>
         </w:tc>
         <w:tc>
-          <w:p>
-            <w:r>
-              <w:rPr>
-                <w:sz w:val="21"/>
-                <w:szCs w:val="21"/>
+          <w:tcPr>
+            <w:tcW w:type="dxa" w:w="2257"/>
+            <w:gridSpan w:val="4"/>
+            <w:tcBorders>
+              <w:top w:val="single" w:color="BFBFBF" w:sz="4"/>
+              <w:left w:val="single" w:color="BFBFBF" w:sz="4"/>
+              <w:bottom w:val="single" w:color="BFBFBF" w:sz="4"/>
+              <w:right w:val="single" w:color="BFBFBF" w:sz="4"/>
+            </w:tcBorders>
+            <w:tcMar>
+              <w:top w:type="dxa" w:w="60"/>
+              <w:left w:type="dxa" w:w="120"/>
+              <w:bottom w:type="dxa" w:w="60"/>
+              <w:right w:type="dxa" w:w="120"/>
+            </w:tcMar>
+            <w:vAlign w:val="center"/>
+          </w:tcPr>
+          <w:p>
+            <w:r>
+              <w:rPr>
+                <w:sz w:val="20"/>
+                <w:szCs w:val="20"/>
               </w:rPr>
               <w:t xml:space="preserve">首次登录强制修改密码</w:t>
             </w:r>
@@ -1469,44 +2945,112 @@
       </w:tr>
       <w:tr>
         <w:tc>
-          <w:p>
-            <w:r>
-              <w:rPr>
-                <w:sz w:val="21"/>
-                <w:szCs w:val="21"/>
+          <w:tcPr>
+            <w:tcW w:type="dxa" w:w="2257"/>
+            <w:gridSpan w:val="4"/>
+            <w:tcBorders>
+              <w:top w:val="single" w:color="BFBFBF" w:sz="4"/>
+              <w:left w:val="single" w:color="BFBFBF" w:sz="4"/>
+              <w:bottom w:val="single" w:color="BFBFBF" w:sz="4"/>
+              <w:right w:val="single" w:color="BFBFBF" w:sz="4"/>
+            </w:tcBorders>
+            <w:tcMar>
+              <w:top w:type="dxa" w:w="60"/>
+              <w:left w:type="dxa" w:w="120"/>
+              <w:bottom w:type="dxa" w:w="60"/>
+              <w:right w:type="dxa" w:w="120"/>
+            </w:tcMar>
+            <w:vAlign w:val="center"/>
+          </w:tcPr>
+          <w:p>
+            <w:r>
+              <w:rPr>
+                <w:sz w:val="20"/>
+                <w:szCs w:val="20"/>
               </w:rPr>
               <w:t xml:space="preserve">meeting</w:t>
             </w:r>
           </w:p>
         </w:tc>
         <w:tc>
-          <w:p>
-            <w:r>
-              <w:rPr>
-                <w:sz w:val="21"/>
-                <w:szCs w:val="21"/>
+          <w:tcPr>
+            <w:tcW w:type="dxa" w:w="2257"/>
+            <w:gridSpan w:val="4"/>
+            <w:tcBorders>
+              <w:top w:val="single" w:color="BFBFBF" w:sz="4"/>
+              <w:left w:val="single" w:color="BFBFBF" w:sz="4"/>
+              <w:bottom w:val="single" w:color="BFBFBF" w:sz="4"/>
+              <w:right w:val="single" w:color="BFBFBF" w:sz="4"/>
+            </w:tcBorders>
+            <w:tcMar>
+              <w:top w:type="dxa" w:w="60"/>
+              <w:left w:type="dxa" w:w="120"/>
+              <w:bottom w:type="dxa" w:w="60"/>
+              <w:right w:type="dxa" w:w="120"/>
+            </w:tcMar>
+            <w:vAlign w:val="center"/>
+          </w:tcPr>
+          <w:p>
+            <w:r>
+              <w:rPr>
+                <w:sz w:val="20"/>
+                <w:szCs w:val="20"/>
               </w:rPr>
               <w:t xml:space="preserve">Admin@123</w:t>
             </w:r>
           </w:p>
         </w:tc>
         <w:tc>
-          <w:p>
-            <w:r>
-              <w:rPr>
-                <w:sz w:val="21"/>
-                <w:szCs w:val="21"/>
+          <w:tcPr>
+            <w:tcW w:type="dxa" w:w="2257"/>
+            <w:gridSpan w:val="4"/>
+            <w:tcBorders>
+              <w:top w:val="single" w:color="BFBFBF" w:sz="4"/>
+              <w:left w:val="single" w:color="BFBFBF" w:sz="4"/>
+              <w:bottom w:val="single" w:color="BFBFBF" w:sz="4"/>
+              <w:right w:val="single" w:color="BFBFBF" w:sz="4"/>
+            </w:tcBorders>
+            <w:tcMar>
+              <w:top w:type="dxa" w:w="60"/>
+              <w:left w:type="dxa" w:w="120"/>
+              <w:bottom w:type="dxa" w:w="60"/>
+              <w:right w:type="dxa" w:w="120"/>
+            </w:tcMar>
+            <w:vAlign w:val="center"/>
+          </w:tcPr>
+          <w:p>
+            <w:r>
+              <w:rPr>
+                <w:sz w:val="20"/>
+                <w:szCs w:val="20"/>
               </w:rPr>
               <w:t xml:space="preserve">普通用户</w:t>
             </w:r>
           </w:p>
         </w:tc>
         <w:tc>
-          <w:p>
-            <w:r>
-              <w:rPr>
-                <w:sz w:val="21"/>
-                <w:szCs w:val="21"/>
+          <w:tcPr>
+            <w:tcW w:type="dxa" w:w="2257"/>
+            <w:gridSpan w:val="4"/>
+            <w:tcBorders>
+              <w:top w:val="single" w:color="BFBFBF" w:sz="4"/>
+              <w:left w:val="single" w:color="BFBFBF" w:sz="4"/>
+              <w:bottom w:val="single" w:color="BFBFBF" w:sz="4"/>
+              <w:right w:val="single" w:color="BFBFBF" w:sz="4"/>
+            </w:tcBorders>
+            <w:tcMar>
+              <w:top w:type="dxa" w:w="60"/>
+              <w:left w:type="dxa" w:w="120"/>
+              <w:bottom w:type="dxa" w:w="60"/>
+              <w:right w:type="dxa" w:w="120"/>
+            </w:tcMar>
+            <w:vAlign w:val="center"/>
+          </w:tcPr>
+          <w:p>
+            <w:r>
+              <w:rPr>
+                <w:sz w:val="20"/>
+                <w:szCs w:val="20"/>
               </w:rPr>
               <w:t xml:space="preserve">首次登录强制修改密码</w:t>
             </w:r>
@@ -1516,12 +3060,17 @@
     </w:tbl>
     <w:p>
       <w:pPr>
-        <w:spacing w:after="40" w:before="40"/>
-      </w:pPr>
-      <w:r>
-        <w:rPr>
-          <w:sz w:val="22"/>
-          <w:szCs w:val="22"/>
+        <w:spacing w:after="120" w:before="0"/>
+      </w:pPr>
+    </w:p>
+    <w:p>
+      <w:pPr>
+        <w:spacing w:after="100" w:before="60" w:line="320"/>
+      </w:pPr>
+      <w:r>
+        <w:rPr>
+          <w:sz w:val="21"/>
+          <w:szCs w:val="21"/>
         </w:rPr>
         <w:t xml:space="preserve">三员分立原则：系统管理员管理用户但不能审批会议申请；授权管理员审批但不能直接操作用户；审计管理员仅查看审计日志。
 </w:t>
@@ -1529,12 +3078,12 @@
     </w:p>
     <w:p>
       <w:pPr>
-        <w:spacing w:after="40" w:before="40"/>
-      </w:pPr>
-      <w:r>
-        <w:rPr>
-          <w:sz w:val="22"/>
-          <w:szCs w:val="22"/>
+        <w:spacing w:after="100" w:before="60" w:line="320"/>
+      </w:pPr>
+      <w:r>
+        <w:rPr>
+          <w:sz w:val="21"/>
+          <w:szCs w:val="21"/>
         </w:rPr>
         <w:t xml:space="preserve">注意：生产环境部署后请立即修改全部默认密码；连续 5 次输错密码账号将锁定 60 秒。
 </w:t>
@@ -1542,8 +3091,7 @@
     </w:p>
     <w:p>
       <w:pPr>
-        <w:pStyle w:val="Heading2"/>
-        <w:spacing w:after="100" w:before="200"/>
+        <w:pStyle w:val="Heading1"/>
       </w:pPr>
       <w:r>
         <w:t xml:space="preserve">八、注意事项</w:t>
@@ -1551,105 +3099,145 @@
     </w:p>
     <w:p>
       <w:pPr>
+        <w:pStyle w:val="ListParagraph"/>
+        <w:numPr>
+          <w:ilvl w:val="0"/>
+          <w:numId w:val="2"/>
+        </w:numPr>
         <w:spacing w:after="40" w:before="40"/>
       </w:pPr>
       <w:r>
         <w:rPr>
-          <w:sz w:val="22"/>
-          <w:szCs w:val="22"/>
-        </w:rPr>
-        <w:t xml:space="preserve">• 架构一致性：安装包架构（x86_64/aarch64）必须与目标机 CPU 一致，构建机必须同架构。
+          <w:sz w:val="21"/>
+          <w:szCs w:val="21"/>
+        </w:rPr>
+        <w:t xml:space="preserve">架构一致性：安装包架构（x86_64/aarch64）必须与目标机 CPU 一致，构建机必须同架构。
 </w:t>
       </w:r>
     </w:p>
     <w:p>
       <w:pPr>
+        <w:pStyle w:val="ListParagraph"/>
+        <w:numPr>
+          <w:ilvl w:val="0"/>
+          <w:numId w:val="2"/>
+        </w:numPr>
         <w:spacing w:after="40" w:before="40"/>
       </w:pPr>
       <w:r>
         <w:rPr>
-          <w:sz w:val="22"/>
-          <w:szCs w:val="22"/>
-        </w:rPr>
-        <w:t xml:space="preserve">• Node.js 来源：建议从官方 tarball 安装 20+，国产系统自带版本可能偏低；可执行 node -v 确认。
+          <w:sz w:val="21"/>
+          <w:szCs w:val="21"/>
+        </w:rPr>
+        <w:t xml:space="preserve">Node.js 来源：建议从官方 tarball 安装 20+，国产系统自带版本可能偏低；可执行 node -v 确认。
 </w:t>
       </w:r>
     </w:p>
     <w:p>
       <w:pPr>
+        <w:pStyle w:val="ListParagraph"/>
+        <w:numPr>
+          <w:ilvl w:val="0"/>
+          <w:numId w:val="2"/>
+        </w:numPr>
         <w:spacing w:after="40" w:before="40"/>
       </w:pPr>
       <w:r>
         <w:rPr>
-          <w:sz w:val="22"/>
-          <w:szCs w:val="22"/>
-        </w:rPr>
-        <w:t xml:space="preserve">• 脚本权限：如遇 Permission denied，执行 chmod +x install.sh。
+          <w:sz w:val="21"/>
+          <w:szCs w:val="21"/>
+        </w:rPr>
+        <w:t xml:space="preserve">脚本权限：如遇 Permission denied，执行 chmod +x install.sh。
 </w:t>
       </w:r>
     </w:p>
     <w:p>
       <w:pPr>
+        <w:pStyle w:val="ListParagraph"/>
+        <w:numPr>
+          <w:ilvl w:val="0"/>
+          <w:numId w:val="2"/>
+        </w:numPr>
         <w:spacing w:after="40" w:before="40"/>
       </w:pPr>
       <w:r>
         <w:rPr>
-          <w:sz w:val="22"/>
-          <w:szCs w:val="22"/>
-        </w:rPr>
-        <w:t xml:space="preserve">• systemd 兼容：服务单元已兼容 systemd 219（银河麒麟 V10 SP1），日志统一写入 /opt/meeting/logs/ 下文件；无 systemd 环境可用 /opt/meeting/bin/start-all.sh 与 stop-all.sh。
+          <w:sz w:val="21"/>
+          <w:szCs w:val="21"/>
+        </w:rPr>
+        <w:t xml:space="preserve">systemd 兼容：服务单元已兼容 systemd 219（银河麒麟 V10 SP1），日志统一写入 /opt/meeting/logs/ 下文件；无 systemd 环境可用 /opt/meeting/bin/start-all.sh 与 stop-all.sh。
 </w:t>
       </w:r>
     </w:p>
     <w:p>
       <w:pPr>
+        <w:pStyle w:val="ListParagraph"/>
+        <w:numPr>
+          <w:ilvl w:val="0"/>
+          <w:numId w:val="2"/>
+        </w:numPr>
         <w:spacing w:after="40" w:before="40"/>
       </w:pPr>
       <w:r>
         <w:rPr>
-          <w:sz w:val="22"/>
-          <w:szCs w:val="22"/>
-        </w:rPr>
-        <w:t xml:space="preserve">• SELinux：如开启 enforcing 模式，需放行网关端口：semanage port -a -t http_port_t -p tcp 8088。
+          <w:sz w:val="21"/>
+          <w:szCs w:val="21"/>
+        </w:rPr>
+        <w:t xml:space="preserve">SELinux：如开启 enforcing 模式，需放行网关端口：semanage port -a -t http_port_t -p tcp 8088。
 </w:t>
       </w:r>
     </w:p>
     <w:p>
       <w:pPr>
+        <w:pStyle w:val="ListParagraph"/>
+        <w:numPr>
+          <w:ilvl w:val="0"/>
+          <w:numId w:val="2"/>
+        </w:numPr>
         <w:spacing w:after="40" w:before="40"/>
       </w:pPr>
       <w:r>
         <w:rPr>
-          <w:sz w:val="22"/>
-          <w:szCs w:val="22"/>
-        </w:rPr>
-        <w:t xml:space="preserve">• 客户端浏览器：推荐奇安信浏览器（涉密版）、UOS 浏览器或 Chrome 100+；前端构建目标为 ES2020，兼容较老 Chromium 内核。
+          <w:sz w:val="21"/>
+          <w:szCs w:val="21"/>
+        </w:rPr>
+        <w:t xml:space="preserve">客户端浏览器：推荐奇安信浏览器（涉密版）、UOS 浏览器或 Chrome 100+；前端构建目标为 ES2020，兼容较老 Chromium 内核。
 </w:t>
       </w:r>
     </w:p>
     <w:p>
       <w:pPr>
+        <w:pStyle w:val="ListParagraph"/>
+        <w:numPr>
+          <w:ilvl w:val="0"/>
+          <w:numId w:val="2"/>
+        </w:numPr>
         <w:spacing w:after="40" w:before="40"/>
       </w:pPr>
       <w:r>
         <w:rPr>
-          <w:sz w:val="22"/>
-          <w:szCs w:val="22"/>
-        </w:rPr>
-        <w:t xml:space="preserve">• 会议无声音/无画面：绝大多数为 UDP 40000-41000 未放行，见"三、开放端口"抓包排查。
+          <w:sz w:val="21"/>
+          <w:szCs w:val="21"/>
+        </w:rPr>
+        <w:t xml:space="preserve">会议无声音/无画面：绝大多数为 UDP 40000-41000 未放行，见"三、开放端口"抓包排查。
 </w:t>
       </w:r>
     </w:p>
     <w:p>
       <w:pPr>
+        <w:pStyle w:val="ListParagraph"/>
+        <w:numPr>
+          <w:ilvl w:val="0"/>
+          <w:numId w:val="2"/>
+        </w:numPr>
         <w:spacing w:after="40" w:before="40"/>
       </w:pPr>
       <w:r>
         <w:rPr>
-          <w:sz w:val="22"/>
-          <w:szCs w:val="22"/>
-        </w:rPr>
-        <w:t xml:space="preserve">• 证书信任：信创涉密浏览器不信任自签名证书，必须使用 CA 签发模式并导入根证书。
+          <w:sz w:val="21"/>
+          <w:szCs w:val="21"/>
+        </w:rPr>
+        <w:t xml:space="preserve">证书信任：信创涉密浏览器不信任自签名证书，必须使用 CA 签发模式并导入根证书。
 </w:t>
       </w:r>
     </w:p>
@@ -1827,8 +3415,26 @@
       </w:pPr>
     </w:lvl>
   </w:abstractNum>
+  <w:abstractNum w:abstractNumId="2" w15:restartNumberingAfterBreak="0">
+    <w:multiLevelType w:val="hybridMultilevel"/>
+    <w:lvl w:ilvl="0" w15:tentative="1">
+      <w:start w:val="1"/>
+      <w:numFmt w:val="bullet"/>
+      <w:lvlText w:val="•"/>
+      <w:lvlJc w:val="left"/>
+      <w:pPr>
+        <w:ind w:left="560" w:hanging="280"/>
+      </w:pPr>
+    </w:lvl>
+  </w:abstractNum>
   <w:num w:numId="1">
     <w:abstractNumId w:val="1"/>
+    <w:lvlOverride w:ilvl="0">
+      <w:startOverride w:val="1"/>
+    </w:lvlOverride>
+  </w:num>
+  <w:num w:numId="2">
+    <w:abstractNumId w:val="2"/>
     <w:lvlOverride w:ilvl="0">
       <w:startOverride w:val="1"/>
     </w:lvlOverride>
@@ -1842,8 +3448,8 @@
     <w:rPrDefault>
       <w:rPr>
         <w:rFonts w:ascii="Microsoft YaHei" w:cs="Microsoft YaHei" w:eastAsia="Microsoft YaHei" w:hAnsi="Microsoft YaHei"/>
-        <w:sz w:val="22"/>
-        <w:szCs w:val="22"/>
+        <w:sz w:val="21"/>
+        <w:szCs w:val="21"/>
       </w:rPr>
     </w:rPrDefault>
     <w:pPrDefault/>
@@ -2019,5 +3625,62 @@
       <w:szCs w:val="20"/>
     </w:rPr>
   </w:style>
+  <w:style w:type="paragraph" w:styleId="Heading1">
+    <w:name w:val="Heading 1"/>
+    <w:basedOn w:val="Normal"/>
+    <w:next w:val="Normal"/>
+    <w:qFormat/>
+    <w:pPr>
+      <w:pBdr>
+        <w:bottom w:val="single" w:color="1F4E79" w:sz="6" w:space="2"/>
+      </w:pBdr>
+      <w:spacing w:after="160" w:before="360"/>
+      <w:outlineLvl w:val="0"/>
+    </w:pPr>
+    <w:rPr>
+      <w:rFonts w:ascii="Microsoft YaHei" w:cs="Microsoft YaHei" w:eastAsia="Microsoft YaHei" w:hAnsi="Microsoft YaHei"/>
+      <w:b/>
+      <w:bCs/>
+      <w:color w:val="1F4E79"/>
+      <w:sz w:val="30"/>
+      <w:szCs w:val="30"/>
+    </w:rPr>
+  </w:style>
+  <w:style w:type="paragraph" w:styleId="Heading2">
+    <w:name w:val="Heading 2"/>
+    <w:basedOn w:val="Normal"/>
+    <w:next w:val="Normal"/>
+    <w:qFormat/>
+    <w:pPr>
+      <w:spacing w:after="100" w:before="240"/>
+      <w:outlineLvl w:val="1"/>
+    </w:pPr>
+    <w:rPr>
+      <w:rFonts w:ascii="Microsoft YaHei" w:cs="Microsoft YaHei" w:eastAsia="Microsoft YaHei" w:hAnsi="Microsoft YaHei"/>
+      <w:b/>
+      <w:bCs/>
+      <w:color w:val="262626"/>
+      <w:sz w:val="25"/>
+      <w:szCs w:val="25"/>
+    </w:rPr>
+  </w:style>
+  <w:style w:type="paragraph" w:styleId="Heading3">
+    <w:name w:val="Heading 3"/>
+    <w:basedOn w:val="Normal"/>
+    <w:next w:val="Normal"/>
+    <w:qFormat/>
+    <w:pPr>
+      <w:spacing w:after="80" w:before="180"/>
+      <w:outlineLvl w:val="2"/>
+    </w:pPr>
+    <w:rPr>
+      <w:rFonts w:ascii="Microsoft YaHei" w:cs="Microsoft YaHei" w:eastAsia="Microsoft YaHei" w:hAnsi="Microsoft YaHei"/>
+      <w:b/>
+      <w:bCs/>
+      <w:color w:val="404040"/>
+      <w:sz w:val="22"/>
+      <w:szCs w:val="22"/>
+    </w:rPr>
+  </w:style>
 </w:styles>
 </file>
--- a/docs/install/项目部署说明-native.docx
+++ b/docs/install/项目部署说明-native.docx
@@ -1907,8 +1907,26 @@
           <w:szCs w:val="18"/>
         </w:rPr>
         <w:t xml:space="preserve">sudo firewall-cmd --permanent --add-port=8088/tcp
-sudo firewall-cmd --permanent --add-port=40000-41000/udp
-sudo firewall-cmd --reload
+</w:t>
+      </w:r>
+      <w:r>
+        <w:rPr>
+          <w:rFonts w:ascii="Consolas" w:cs="Consolas" w:eastAsia="Consolas" w:hAnsi="Consolas"/>
+          <w:sz w:val="18"/>
+          <w:szCs w:val="18"/>
+        </w:rPr>
+        <w:br/>
+        <w:t xml:space="preserve">sudo firewall-cmd --permanent --add-port=40000-41000/udp
+</w:t>
+      </w:r>
+      <w:r>
+        <w:rPr>
+          <w:rFonts w:ascii="Consolas" w:cs="Consolas" w:eastAsia="Consolas" w:hAnsi="Consolas"/>
+          <w:sz w:val="18"/>
+          <w:szCs w:val="18"/>
+        </w:rPr>
+        <w:br/>
+        <w:t xml:space="preserve">sudo firewall-cmd --reload
 </w:t>
       </w:r>
     </w:p>
@@ -1995,7 +2013,16 @@
           <w:szCs w:val="18"/>
         </w:rPr>
         <w:t xml:space="preserve">tar -xzf meeting-linux-&lt;架构&gt;-&lt;日期&gt;.tar.gz
-cd meeting-linux-&lt;架构&gt;-&lt;日期&gt;
+</w:t>
+      </w:r>
+      <w:r>
+        <w:rPr>
+          <w:rFonts w:ascii="Consolas" w:cs="Consolas" w:eastAsia="Consolas" w:hAnsi="Consolas"/>
+          <w:sz w:val="18"/>
+          <w:szCs w:val="18"/>
+        </w:rPr>
+        <w:br/>
+        <w:t xml:space="preserve">cd meeting-linux-&lt;架构&gt;-&lt;日期&gt;
 </w:t>
       </w:r>
     </w:p>
@@ -2203,7 +2230,16 @@
           <w:szCs w:val="18"/>
         </w:rPr>
         <w:t xml:space="preserve">sudo cp /opt/meeting/conf/.env /opt/meeting/conf/.env.bak
-sudo cp /opt/meeting/data/meeting.sqlite ./meeting-backup-$(date +%F).sqlite
+</w:t>
+      </w:r>
+      <w:r>
+        <w:rPr>
+          <w:rFonts w:ascii="Consolas" w:cs="Consolas" w:eastAsia="Consolas" w:hAnsi="Consolas"/>
+          <w:sz w:val="18"/>
+          <w:szCs w:val="18"/>
+        </w:rPr>
+        <w:br/>
+        <w:t xml:space="preserve">sudo cp /opt/meeting/data/meeting.sqlite ./meeting-backup-$(date +%F).sqlite
 </w:t>
       </w:r>
     </w:p>
@@ -2239,8 +2275,26 @@
           <w:szCs w:val="18"/>
         </w:rPr>
         <w:t xml:space="preserve">tar -xzf meeting-linux-&lt;架构&gt;-&lt;新日期&gt;.tar.gz
-cd meeting-linux-&lt;架构&gt;-&lt;新日期&gt;
-sudo ./install.sh
+</w:t>
+      </w:r>
+      <w:r>
+        <w:rPr>
+          <w:rFonts w:ascii="Consolas" w:cs="Consolas" w:eastAsia="Consolas" w:hAnsi="Consolas"/>
+          <w:sz w:val="18"/>
+          <w:szCs w:val="18"/>
+        </w:rPr>
+        <w:br/>
+        <w:t xml:space="preserve">cd meeting-linux-&lt;架构&gt;-&lt;新日期&gt;
+</w:t>
+      </w:r>
+      <w:r>
+        <w:rPr>
+          <w:rFonts w:ascii="Consolas" w:cs="Consolas" w:eastAsia="Consolas" w:hAnsi="Consolas"/>
+          <w:sz w:val="18"/>
+          <w:szCs w:val="18"/>
+        </w:rPr>
+        <w:br/>
+        <w:t xml:space="preserve">sudo ./install.sh
 </w:t>
       </w:r>
     </w:p>
@@ -2297,9 +2351,36 @@
           <w:szCs w:val="18"/>
         </w:rPr>
         <w:t xml:space="preserve">sudo systemctl disable --now meeting-api meeting-realtime meeting-gateway
-sudo rm -f /etc/systemd/system/meeting-*.service
-sudo systemctl daemon-reload
-sudo rm -rf /opt/meeting
+</w:t>
+      </w:r>
+      <w:r>
+        <w:rPr>
+          <w:rFonts w:ascii="Consolas" w:cs="Consolas" w:eastAsia="Consolas" w:hAnsi="Consolas"/>
+          <w:sz w:val="18"/>
+          <w:szCs w:val="18"/>
+        </w:rPr>
+        <w:br/>
+        <w:t xml:space="preserve">sudo rm -f /etc/systemd/system/meeting-*.service
+</w:t>
+      </w:r>
+      <w:r>
+        <w:rPr>
+          <w:rFonts w:ascii="Consolas" w:cs="Consolas" w:eastAsia="Consolas" w:hAnsi="Consolas"/>
+          <w:sz w:val="18"/>
+          <w:szCs w:val="18"/>
+        </w:rPr>
+        <w:br/>
+        <w:t xml:space="preserve">sudo systemctl daemon-reload
+</w:t>
+      </w:r>
+      <w:r>
+        <w:rPr>
+          <w:rFonts w:ascii="Consolas" w:cs="Consolas" w:eastAsia="Consolas" w:hAnsi="Consolas"/>
+          <w:sz w:val="18"/>
+          <w:szCs w:val="18"/>
+        </w:rPr>
+        <w:br/>
+        <w:t xml:space="preserve">sudo rm -rf /opt/meeting
 </w:t>
       </w:r>
     </w:p>

--- a/docs/install/项目部署说明-native.docx
+++ b/docs/install/项目部署说明-native.docx
@@ -231,6 +231,9 @@
             <w:vAlign w:val="center"/>
           </w:tcPr>
           <w:p>
+            <w:pPr>
+              <w:jc w:val="left"/>
+            </w:pPr>
             <w:r>
               <w:rPr>
                 <w:sz w:val="20"/>
@@ -259,6 +262,9 @@
             <w:vAlign w:val="center"/>
           </w:tcPr>
           <w:p>
+            <w:pPr>
+              <w:jc w:val="left"/>
+            </w:pPr>
             <w:r>
               <w:rPr>
                 <w:sz w:val="20"/>
@@ -287,6 +293,9 @@
             <w:vAlign w:val="center"/>
           </w:tcPr>
           <w:p>
+            <w:pPr>
+              <w:jc w:val="left"/>
+            </w:pPr>
             <w:r>
               <w:rPr>
                 <w:sz w:val="20"/>
@@ -315,6 +324,9 @@
             <w:vAlign w:val="center"/>
           </w:tcPr>
           <w:p>
+            <w:pPr>
+              <w:jc w:val="left"/>
+            </w:pPr>
             <w:r>
               <w:rPr>
                 <w:sz w:val="20"/>
@@ -345,6 +357,9 @@
             <w:vAlign w:val="center"/>
           </w:tcPr>
           <w:p>
+            <w:pPr>
+              <w:jc w:val="left"/>
+            </w:pPr>
             <w:r>
               <w:rPr>
                 <w:sz w:val="20"/>
@@ -373,6 +388,9 @@
             <w:vAlign w:val="center"/>
           </w:tcPr>
           <w:p>
+            <w:pPr>
+              <w:jc w:val="left"/>
+            </w:pPr>
             <w:r>
               <w:rPr>
                 <w:sz w:val="20"/>
@@ -401,6 +419,9 @@
             <w:vAlign w:val="center"/>
           </w:tcPr>
           <w:p>
+            <w:pPr>
+              <w:jc w:val="left"/>
+            </w:pPr>
             <w:r>
               <w:rPr>
                 <w:sz w:val="20"/>
@@ -429,6 +450,9 @@
             <w:vAlign w:val="center"/>
           </w:tcPr>
           <w:p>
+            <w:pPr>
+              <w:jc w:val="left"/>
+            </w:pPr>
             <w:r>
               <w:rPr>
                 <w:sz w:val="20"/>
@@ -459,6 +483,9 @@
             <w:vAlign w:val="center"/>
           </w:tcPr>
           <w:p>
+            <w:pPr>
+              <w:jc w:val="left"/>
+            </w:pPr>
             <w:r>
               <w:rPr>
                 <w:sz w:val="20"/>
@@ -487,6 +514,9 @@
             <w:vAlign w:val="center"/>
           </w:tcPr>
           <w:p>
+            <w:pPr>
+              <w:jc w:val="left"/>
+            </w:pPr>
             <w:r>
               <w:rPr>
                 <w:sz w:val="20"/>
@@ -515,6 +545,9 @@
             <w:vAlign w:val="center"/>
           </w:tcPr>
           <w:p>
+            <w:pPr>
+              <w:jc w:val="left"/>
+            </w:pPr>
             <w:r>
               <w:rPr>
                 <w:sz w:val="20"/>
@@ -543,6 +576,9 @@
             <w:vAlign w:val="center"/>
           </w:tcPr>
           <w:p>
+            <w:pPr>
+              <w:jc w:val="left"/>
+            </w:pPr>
             <w:r>
               <w:rPr>
                 <w:sz w:val="20"/>
@@ -573,6 +609,9 @@
             <w:vAlign w:val="center"/>
           </w:tcPr>
           <w:p>
+            <w:pPr>
+              <w:jc w:val="left"/>
+            </w:pPr>
             <w:r>
               <w:rPr>
                 <w:sz w:val="20"/>
@@ -601,6 +640,9 @@
             <w:vAlign w:val="center"/>
           </w:tcPr>
           <w:p>
+            <w:pPr>
+              <w:jc w:val="left"/>
+            </w:pPr>
             <w:r>
               <w:rPr>
                 <w:sz w:val="20"/>
@@ -629,6 +671,9 @@
             <w:vAlign w:val="center"/>
           </w:tcPr>
           <w:p>
+            <w:pPr>
+              <w:jc w:val="left"/>
+            </w:pPr>
             <w:r>
               <w:rPr>
                 <w:sz w:val="20"/>
@@ -657,6 +702,9 @@
             <w:vAlign w:val="center"/>
           </w:tcPr>
           <w:p>
+            <w:pPr>
+              <w:jc w:val="left"/>
+            </w:pPr>
             <w:r>
               <w:rPr>
                 <w:sz w:val="20"/>
@@ -841,6 +889,9 @@
             <w:vAlign w:val="center"/>
           </w:tcPr>
           <w:p>
+            <w:pPr>
+              <w:jc w:val="left"/>
+            </w:pPr>
             <w:r>
               <w:rPr>
                 <w:sz w:val="20"/>
@@ -869,6 +920,9 @@
             <w:vAlign w:val="center"/>
           </w:tcPr>
           <w:p>
+            <w:pPr>
+              <w:jc w:val="left"/>
+            </w:pPr>
             <w:r>
               <w:rPr>
                 <w:sz w:val="20"/>
@@ -897,6 +951,9 @@
             <w:vAlign w:val="center"/>
           </w:tcPr>
           <w:p>
+            <w:pPr>
+              <w:jc w:val="left"/>
+            </w:pPr>
             <w:r>
               <w:rPr>
                 <w:sz w:val="20"/>
@@ -927,6 +984,9 @@
             <w:vAlign w:val="center"/>
           </w:tcPr>
           <w:p>
+            <w:pPr>
+              <w:jc w:val="left"/>
+            </w:pPr>
             <w:r>
               <w:rPr>
                 <w:sz w:val="20"/>
@@ -955,6 +1015,9 @@
             <w:vAlign w:val="center"/>
           </w:tcPr>
           <w:p>
+            <w:pPr>
+              <w:jc w:val="left"/>
+            </w:pPr>
             <w:r>
               <w:rPr>
                 <w:sz w:val="20"/>
@@ -983,6 +1046,9 @@
             <w:vAlign w:val="center"/>
           </w:tcPr>
           <w:p>
+            <w:pPr>
+              <w:jc w:val="left"/>
+            </w:pPr>
             <w:r>
               <w:rPr>
                 <w:sz w:val="20"/>
@@ -1013,6 +1079,9 @@
             <w:vAlign w:val="center"/>
           </w:tcPr>
           <w:p>
+            <w:pPr>
+              <w:jc w:val="left"/>
+            </w:pPr>
             <w:r>
               <w:rPr>
                 <w:sz w:val="20"/>
@@ -1041,6 +1110,9 @@
             <w:vAlign w:val="center"/>
           </w:tcPr>
           <w:p>
+            <w:pPr>
+              <w:jc w:val="left"/>
+            </w:pPr>
             <w:r>
               <w:rPr>
                 <w:sz w:val="20"/>
@@ -1069,6 +1141,9 @@
             <w:vAlign w:val="center"/>
           </w:tcPr>
           <w:p>
+            <w:pPr>
+              <w:jc w:val="left"/>
+            </w:pPr>
             <w:r>
               <w:rPr>
                 <w:sz w:val="20"/>
@@ -1099,6 +1174,9 @@
             <w:vAlign w:val="center"/>
           </w:tcPr>
           <w:p>
+            <w:pPr>
+              <w:jc w:val="left"/>
+            </w:pPr>
             <w:r>
               <w:rPr>
                 <w:sz w:val="20"/>
@@ -1127,6 +1205,9 @@
             <w:vAlign w:val="center"/>
           </w:tcPr>
           <w:p>
+            <w:pPr>
+              <w:jc w:val="left"/>
+            </w:pPr>
             <w:r>
               <w:rPr>
                 <w:sz w:val="20"/>
@@ -1155,6 +1236,9 @@
             <w:vAlign w:val="center"/>
           </w:tcPr>
           <w:p>
+            <w:pPr>
+              <w:jc w:val="left"/>
+            </w:pPr>
             <w:r>
               <w:rPr>
                 <w:sz w:val="20"/>
@@ -1185,6 +1269,9 @@
             <w:vAlign w:val="center"/>
           </w:tcPr>
           <w:p>
+            <w:pPr>
+              <w:jc w:val="left"/>
+            </w:pPr>
             <w:r>
               <w:rPr>
                 <w:sz w:val="20"/>
@@ -1213,6 +1300,9 @@
             <w:vAlign w:val="center"/>
           </w:tcPr>
           <w:p>
+            <w:pPr>
+              <w:jc w:val="left"/>
+            </w:pPr>
             <w:r>
               <w:rPr>
                 <w:sz w:val="20"/>
@@ -1241,6 +1331,9 @@
             <w:vAlign w:val="center"/>
           </w:tcPr>
           <w:p>
+            <w:pPr>
+              <w:jc w:val="left"/>
+            </w:pPr>
             <w:r>
               <w:rPr>
                 <w:sz w:val="20"/>
@@ -1271,6 +1364,9 @@
             <w:vAlign w:val="center"/>
           </w:tcPr>
           <w:p>
+            <w:pPr>
+              <w:jc w:val="left"/>
+            </w:pPr>
             <w:r>
               <w:rPr>
                 <w:sz w:val="20"/>
@@ -1299,6 +1395,9 @@
             <w:vAlign w:val="center"/>
           </w:tcPr>
           <w:p>
+            <w:pPr>
+              <w:jc w:val="left"/>
+            </w:pPr>
             <w:r>
               <w:rPr>
                 <w:sz w:val="20"/>
@@ -1327,6 +1426,9 @@
             <w:vAlign w:val="center"/>
           </w:tcPr>
           <w:p>
+            <w:pPr>
+              <w:jc w:val="left"/>
+            </w:pPr>
             <w:r>
               <w:rPr>
                 <w:sz w:val="20"/>
@@ -1534,6 +1636,9 @@
             <w:vAlign w:val="center"/>
           </w:tcPr>
           <w:p>
+            <w:pPr>
+              <w:jc w:val="left"/>
+            </w:pPr>
             <w:r>
               <w:rPr>
                 <w:sz w:val="20"/>
@@ -1562,6 +1667,9 @@
             <w:vAlign w:val="center"/>
           </w:tcPr>
           <w:p>
+            <w:pPr>
+              <w:jc w:val="left"/>
+            </w:pPr>
             <w:r>
               <w:rPr>
                 <w:sz w:val="20"/>
@@ -1590,6 +1698,9 @@
             <w:vAlign w:val="center"/>
           </w:tcPr>
           <w:p>
+            <w:pPr>
+              <w:jc w:val="left"/>
+            </w:pPr>
             <w:r>
               <w:rPr>
                 <w:sz w:val="20"/>
@@ -1618,6 +1729,9 @@
             <w:vAlign w:val="center"/>
           </w:tcPr>
           <w:p>
+            <w:pPr>
+              <w:jc w:val="left"/>
+            </w:pPr>
             <w:r>
               <w:rPr>
                 <w:sz w:val="20"/>
@@ -1648,6 +1762,9 @@
             <w:vAlign w:val="center"/>
           </w:tcPr>
           <w:p>
+            <w:pPr>
+              <w:jc w:val="left"/>
+            </w:pPr>
             <w:r>
               <w:rPr>
                 <w:sz w:val="20"/>
@@ -1676,6 +1793,9 @@
             <w:vAlign w:val="center"/>
           </w:tcPr>
           <w:p>
+            <w:pPr>
+              <w:jc w:val="left"/>
+            </w:pPr>
             <w:r>
               <w:rPr>
                 <w:sz w:val="20"/>
@@ -1704,6 +1824,9 @@
             <w:vAlign w:val="center"/>
           </w:tcPr>
           <w:p>
+            <w:pPr>
+              <w:jc w:val="left"/>
+            </w:pPr>
             <w:r>
               <w:rPr>
                 <w:sz w:val="20"/>
@@ -1732,6 +1855,9 @@
             <w:vAlign w:val="center"/>
           </w:tcPr>
           <w:p>
+            <w:pPr>
+              <w:jc w:val="left"/>
+            </w:pPr>
             <w:r>
               <w:rPr>
                 <w:sz w:val="20"/>
@@ -1762,6 +1888,9 @@
             <w:vAlign w:val="center"/>
           </w:tcPr>
           <w:p>
+            <w:pPr>
+              <w:jc w:val="left"/>
+            </w:pPr>
             <w:r>
               <w:rPr>
                 <w:sz w:val="20"/>
@@ -1790,6 +1919,9 @@
             <w:vAlign w:val="center"/>
           </w:tcPr>
           <w:p>
+            <w:pPr>
+              <w:jc w:val="left"/>
+            </w:pPr>
             <w:r>
               <w:rPr>
                 <w:sz w:val="20"/>
@@ -1818,6 +1950,9 @@
             <w:vAlign w:val="center"/>
           </w:tcPr>
           <w:p>
+            <w:pPr>
+              <w:jc w:val="left"/>
+            </w:pPr>
             <w:r>
               <w:rPr>
                 <w:sz w:val="20"/>
@@ -1846,6 +1981,9 @@
             <w:vAlign w:val="center"/>
           </w:tcPr>
           <w:p>
+            <w:pPr>
+              <w:jc w:val="left"/>
+            </w:pPr>
             <w:r>
               <w:rPr>
                 <w:sz w:val="20"/>
@@ -1899,6 +2037,7 @@
         <w:shd w:fill="F5F6F8"/>
         <w:spacing w:after="160" w:before="120" w:line="300"/>
         <w:ind w:left="240" w:right="240"/>
+        <w:jc w:val="left"/>
       </w:pPr>
       <w:r>
         <w:rPr>
@@ -1954,6 +2093,7 @@
         <w:shd w:fill="F5F6F8"/>
         <w:spacing w:after="160" w:before="120" w:line="300"/>
         <w:ind w:left="240" w:right="240"/>
+        <w:jc w:val="left"/>
       </w:pPr>
       <w:r>
         <w:rPr>
@@ -2005,6 +2145,7 @@
         <w:shd w:fill="F5F6F8"/>
         <w:spacing w:after="160" w:before="120" w:line="300"/>
         <w:ind w:left="240" w:right="240"/>
+        <w:jc w:val="left"/>
       </w:pPr>
       <w:r>
         <w:rPr>
@@ -2045,6 +2186,7 @@
         <w:shd w:fill="F5F6F8"/>
         <w:spacing w:after="160" w:before="120" w:line="300"/>
         <w:ind w:left="240" w:right="240"/>
+        <w:jc w:val="left"/>
       </w:pPr>
       <w:r>
         <w:rPr>
@@ -2101,6 +2243,7 @@
         <w:shd w:fill="F5F6F8"/>
         <w:spacing w:after="160" w:before="120" w:line="300"/>
         <w:ind w:left="240" w:right="240"/>
+        <w:jc w:val="left"/>
       </w:pPr>
       <w:r>
         <w:rPr>
@@ -2136,6 +2279,7 @@
         <w:shd w:fill="F5F6F8"/>
         <w:spacing w:after="160" w:before="120" w:line="300"/>
         <w:ind w:left="240" w:right="240"/>
+        <w:jc w:val="left"/>
       </w:pPr>
       <w:r>
         <w:rPr>
@@ -2179,6 +2323,7 @@
         <w:shd w:fill="F5F6F8"/>
         <w:spacing w:after="160" w:before="120" w:line="300"/>
         <w:ind w:left="240" w:right="240"/>
+        <w:jc w:val="left"/>
       </w:pPr>
       <w:r>
         <w:rPr>
@@ -2222,6 +2367,7 @@
         <w:shd w:fill="F5F6F8"/>
         <w:spacing w:after="160" w:before="120" w:line="300"/>
         <w:ind w:left="240" w:right="240"/>
+        <w:jc w:val="left"/>
       </w:pPr>
       <w:r>
         <w:rPr>
@@ -2267,6 +2413,7 @@
         <w:shd w:fill="F5F6F8"/>
         <w:spacing w:after="160" w:before="120" w:line="300"/>
         <w:ind w:left="240" w:right="240"/>
+        <w:jc w:val="left"/>
       </w:pPr>
       <w:r>
         <w:rPr>
@@ -2343,6 +2490,7 @@
         <w:shd w:fill="F5F6F8"/>
         <w:spacing w:after="160" w:before="120" w:line="300"/>
         <w:ind w:left="240" w:right="240"/>
+        <w:jc w:val="left"/>
       </w:pPr>
       <w:r>
         <w:rPr>
@@ -2588,6 +2736,9 @@
             <w:vAlign w:val="center"/>
           </w:tcPr>
           <w:p>
+            <w:pPr>
+              <w:jc w:val="left"/>
+            </w:pPr>
             <w:r>
               <w:rPr>
                 <w:sz w:val="20"/>
@@ -2616,6 +2767,9 @@
             <w:vAlign w:val="center"/>
           </w:tcPr>
           <w:p>
+            <w:pPr>
+              <w:jc w:val="left"/>
+            </w:pPr>
             <w:r>
               <w:rPr>
                 <w:sz w:val="20"/>
@@ -2644,6 +2798,9 @@
             <w:vAlign w:val="center"/>
           </w:tcPr>
           <w:p>
+            <w:pPr>
+              <w:jc w:val="left"/>
+            </w:pPr>
             <w:r>
               <w:rPr>
                 <w:sz w:val="20"/>
@@ -2672,6 +2829,9 @@
             <w:vAlign w:val="center"/>
           </w:tcPr>
           <w:p>
+            <w:pPr>
+              <w:jc w:val="left"/>
+            </w:pPr>
             <w:r>
               <w:rPr>
                 <w:sz w:val="20"/>
@@ -2702,6 +2862,9 @@
             <w:vAlign w:val="center"/>
           </w:tcPr>
           <w:p>
+            <w:pPr>
+              <w:jc w:val="left"/>
+            </w:pPr>
             <w:r>
               <w:rPr>
                 <w:sz w:val="20"/>
@@ -2730,6 +2893,9 @@
             <w:vAlign w:val="center"/>
           </w:tcPr>
           <w:p>
+            <w:pPr>
+              <w:jc w:val="left"/>
+            </w:pPr>
             <w:r>
               <w:rPr>
                 <w:sz w:val="20"/>
@@ -2758,6 +2924,9 @@
             <w:vAlign w:val="center"/>
           </w:tcPr>
           <w:p>
+            <w:pPr>
+              <w:jc w:val="left"/>
+            </w:pPr>
             <w:r>
               <w:rPr>
                 <w:sz w:val="20"/>
@@ -2786,6 +2955,9 @@
             <w:vAlign w:val="center"/>
           </w:tcPr>
           <w:p>
+            <w:pPr>
+              <w:jc w:val="left"/>
+            </w:pPr>
             <w:r>
               <w:rPr>
                 <w:sz w:val="20"/>
@@ -2816,6 +2988,9 @@
             <w:vAlign w:val="center"/>
           </w:tcPr>
           <w:p>
+            <w:pPr>
+              <w:jc w:val="left"/>
+            </w:pPr>
             <w:r>
               <w:rPr>
                 <w:sz w:val="20"/>
@@ -2844,6 +3019,9 @@
             <w:vAlign w:val="center"/>
           </w:tcPr>
           <w:p>
+            <w:pPr>
+              <w:jc w:val="left"/>
+            </w:pPr>
             <w:r>
               <w:rPr>
                 <w:sz w:val="20"/>
@@ -2872,6 +3050,9 @@
             <w:vAlign w:val="center"/>
           </w:tcPr>
           <w:p>
+            <w:pPr>
+              <w:jc w:val="left"/>
+            </w:pPr>
             <w:r>
               <w:rPr>
                 <w:sz w:val="20"/>
@@ -2900,6 +3081,9 @@
             <w:vAlign w:val="center"/>
           </w:tcPr>
           <w:p>
+            <w:pPr>
+              <w:jc w:val="left"/>
+            </w:pPr>
             <w:r>
               <w:rPr>
                 <w:sz w:val="20"/>
@@ -2930,6 +3114,9 @@
             <w:vAlign w:val="center"/>
           </w:tcPr>
           <w:p>
+            <w:pPr>
+              <w:jc w:val="left"/>
+            </w:pPr>
             <w:r>
               <w:rPr>
                 <w:sz w:val="20"/>
@@ -2958,6 +3145,9 @@
             <w:vAlign w:val="center"/>
           </w:tcPr>
           <w:p>
+            <w:pPr>
+              <w:jc w:val="left"/>
+            </w:pPr>
             <w:r>
               <w:rPr>
                 <w:sz w:val="20"/>
@@ -2986,6 +3176,9 @@
             <w:vAlign w:val="center"/>
           </w:tcPr>
           <w:p>
+            <w:pPr>
+              <w:jc w:val="left"/>
+            </w:pPr>
             <w:r>
               <w:rPr>
                 <w:sz w:val="20"/>
@@ -3014,6 +3207,9 @@
             <w:vAlign w:val="center"/>
           </w:tcPr>
           <w:p>
+            <w:pPr>
+              <w:jc w:val="left"/>
+            </w:pPr>
             <w:r>
               <w:rPr>
                 <w:sz w:val="20"/>
@@ -3044,6 +3240,9 @@
             <w:vAlign w:val="center"/>
           </w:tcPr>
           <w:p>
+            <w:pPr>
+              <w:jc w:val="left"/>
+            </w:pPr>
             <w:r>
               <w:rPr>
                 <w:sz w:val="20"/>
@@ -3072,6 +3271,9 @@
             <w:vAlign w:val="center"/>
           </w:tcPr>
           <w:p>
+            <w:pPr>
+              <w:jc w:val="left"/>
+            </w:pPr>
             <w:r>
               <w:rPr>
                 <w:sz w:val="20"/>
@@ -3100,6 +3302,9 @@
             <w:vAlign w:val="center"/>
           </w:tcPr>
           <w:p>
+            <w:pPr>
+              <w:jc w:val="left"/>
+            </w:pPr>
             <w:r>
               <w:rPr>
                 <w:sz w:val="20"/>
@@ -3128,6 +3333,9 @@
             <w:vAlign w:val="center"/>
           </w:tcPr>
           <w:p>
+            <w:pPr>
+              <w:jc w:val="left"/>
+            </w:pPr>
             <w:r>
               <w:rPr>
                 <w:sz w:val="20"/>

--- a/docs/install/项目部署说明-native.docx
+++ b/docs/install/项目部署说明-native.docx
@@ -2118,7 +2118,7 @@
         <w:pStyle w:val="Heading2"/>
       </w:pPr>
       <w:r>
-        <w:t xml:space="preserve">步骤 1：传输并解压</w:t>
+        <w:t xml:space="preserve">步骤 1：获取并传输离线包</w:t>
       </w:r>
     </w:p>
     <w:p>
@@ -2130,7 +2130,7 @@
           <w:sz w:val="21"/>
           <w:szCs w:val="21"/>
         </w:rPr>
-        <w:t xml:space="preserve">将离线包（meeting-linux-&lt;架构&gt;-&lt;日期&gt;.tar.gz）拷贝到目标机后解压：
+        <w:t xml:space="preserve">从 GitHub 仓库 Actions 页面下载对应架构的 Native 构建产物（meeting-native-x64-*.zip 或 meeting-native-arm64-*.zip，内含 meeting-linux-&lt;架构&gt;-&lt;日期&gt;.tar.gz），传输到目标机：
 </w:t>
       </w:r>
     </w:p>
@@ -2153,26 +2153,21 @@
           <w:sz w:val="18"/>
           <w:szCs w:val="18"/>
         </w:rPr>
-        <w:t xml:space="preserve">tar -xzf meeting-linux-&lt;架构&gt;-&lt;日期&gt;.tar.gz
-</w:t>
-      </w:r>
-      <w:r>
-        <w:rPr>
-          <w:rFonts w:ascii="Consolas" w:cs="Consolas" w:eastAsia="Consolas" w:hAnsi="Consolas"/>
-          <w:sz w:val="18"/>
-          <w:szCs w:val="18"/>
-        </w:rPr>
-        <w:br/>
-        <w:t xml:space="preserve">cd meeting-linux-&lt;架构&gt;-&lt;日期&gt;
-</w:t>
-      </w:r>
-    </w:p>
-    <w:p>
-      <w:pPr>
-        <w:pStyle w:val="Heading2"/>
-      </w:pPr>
-      <w:r>
-        <w:t xml:space="preserve">步骤 2：执行安装</w:t>
+        <w:t xml:space="preserve">scp meeting-linux-&lt;架构&gt;-&lt;日期&gt;.tar.gz user@&lt;目标机IP&gt;:/tmp/
+</w:t>
+      </w:r>
+    </w:p>
+    <w:p>
+      <w:pPr>
+        <w:spacing w:after="100" w:before="60" w:line="320"/>
+      </w:pPr>
+      <w:r>
+        <w:rPr>
+          <w:sz w:val="21"/>
+          <w:szCs w:val="21"/>
+        </w:rPr>
+        <w:t xml:space="preserve">安装前确认目标机 Node.js 版本（需 20+）与 CPU 架构：
+</w:t>
       </w:r>
     </w:p>
     <w:p>
@@ -2194,33 +2189,17 @@
           <w:sz w:val="18"/>
           <w:szCs w:val="18"/>
         </w:rPr>
-        <w:t xml:space="preserve">sudo ./install.sh
-</w:t>
-      </w:r>
-    </w:p>
-    <w:p>
-      <w:pPr>
-        <w:spacing w:after="100" w:before="60" w:line="320"/>
-      </w:pPr>
-      <w:r>
-        <w:rPr>
-          <w:sz w:val="21"/>
-          <w:szCs w:val="21"/>
-        </w:rPr>
-        <w:t xml:space="preserve">安装脚本自动完成：校验架构与 Node 版本、创建系统用户 meeting、部署到 /opt/meeting、生成 /opt/meeting/conf/.env、安装 systemd 单元（meeting-api / meeting-realtime / meeting-gateway）、执行数据库迁移与默认账号写入、启动全部服务。
-</w:t>
-      </w:r>
-    </w:p>
-    <w:p>
-      <w:pPr>
-        <w:spacing w:after="100" w:before="60" w:line="320"/>
-      </w:pPr>
-      <w:r>
-        <w:rPr>
-          <w:sz w:val="21"/>
-          <w:szCs w:val="21"/>
-        </w:rPr>
-        <w:t xml:space="preserve">常用安装环境变量：MEETING_PREFIX（安装目录，默认 /opt/meeting）、MEETING_USER（运行用户，默认 meeting）、MEETING_SKIP_SEED（设为 1 跳过写入默认账号）。
+        <w:t xml:space="preserve">node -v     # 需 v20 及以上
+</w:t>
+      </w:r>
+      <w:r>
+        <w:rPr>
+          <w:rFonts w:ascii="Consolas" w:cs="Consolas" w:eastAsia="Consolas" w:hAnsi="Consolas"/>
+          <w:sz w:val="18"/>
+          <w:szCs w:val="18"/>
+        </w:rPr>
+        <w:br/>
+        <w:t xml:space="preserve">uname -m    # 输出 x86_64 或 aarch64，与离线包架构对应
 </w:t>
       </w:r>
     </w:p>
@@ -2229,7 +2208,7 @@
         <w:pStyle w:val="Heading2"/>
       </w:pPr>
       <w:r>
-        <w:t xml:space="preserve">步骤 3：配置</w:t>
+        <w:t xml:space="preserve">步骤 2：解压并授权脚本</w:t>
       </w:r>
     </w:p>
     <w:p>
@@ -2251,7 +2230,37 @@
           <w:sz w:val="18"/>
           <w:szCs w:val="18"/>
         </w:rPr>
-        <w:t xml:space="preserve">sudo vi /opt/meeting/conf/.env
+        <w:t xml:space="preserve">cd /tmp
+</w:t>
+      </w:r>
+      <w:r>
+        <w:rPr>
+          <w:rFonts w:ascii="Consolas" w:cs="Consolas" w:eastAsia="Consolas" w:hAnsi="Consolas"/>
+          <w:sz w:val="18"/>
+          <w:szCs w:val="18"/>
+        </w:rPr>
+        <w:br/>
+        <w:t xml:space="preserve">tar -xzf meeting-linux-&lt;架构&gt;-&lt;日期&gt;.tar.gz
+</w:t>
+      </w:r>
+      <w:r>
+        <w:rPr>
+          <w:rFonts w:ascii="Consolas" w:cs="Consolas" w:eastAsia="Consolas" w:hAnsi="Consolas"/>
+          <w:sz w:val="18"/>
+          <w:szCs w:val="18"/>
+        </w:rPr>
+        <w:br/>
+        <w:t xml:space="preserve">cd meeting-linux-&lt;架构&gt;-&lt;日期&gt;
+</w:t>
+      </w:r>
+      <w:r>
+        <w:rPr>
+          <w:rFonts w:ascii="Consolas" w:cs="Consolas" w:eastAsia="Consolas" w:hAnsi="Consolas"/>
+          <w:sz w:val="18"/>
+          <w:szCs w:val="18"/>
+        </w:rPr>
+        <w:br/>
+        <w:t xml:space="preserve">chmod +x install.sh
 </w:t>
       </w:r>
     </w:p>
@@ -2264,7 +2273,7 @@
           <w:sz w:val="21"/>
           <w:szCs w:val="21"/>
         </w:rPr>
-        <w:t xml:space="preserve">必改项：MEDIASOUP_ANNOUNCED_IP 设为客户端可达的服务器 IP（切勿填 127.0.0.1）；数据库与 Redis 连接参数（SQLite 默认零依赖）。改完后重启：
+        <w:t xml:space="preserve">如从 Windows 中转过文件，建议统一修复行尾与权限：
 </w:t>
       </w:r>
     </w:p>
@@ -2287,7 +2296,7 @@
           <w:sz w:val="18"/>
           <w:szCs w:val="18"/>
         </w:rPr>
-        <w:t xml:space="preserve">sudo systemctl restart meeting-api meeting-realtime meeting-gateway
+        <w:t xml:space="preserve">sudo yum install -y dos2unix 2&gt;/dev/null; dos2unix install.sh 2&gt;/dev/null || true
 </w:t>
       </w:r>
     </w:p>
@@ -2296,20 +2305,7 @@
         <w:pStyle w:val="Heading2"/>
       </w:pPr>
       <w:r>
-        <w:t xml:space="preserve">步骤 4：访问验证</w:t>
-      </w:r>
-    </w:p>
-    <w:p>
-      <w:pPr>
-        <w:spacing w:after="100" w:before="60" w:line="320"/>
-      </w:pPr>
-      <w:r>
-        <w:rPr>
-          <w:sz w:val="21"/>
-          <w:szCs w:val="21"/>
-        </w:rPr>
-        <w:t xml:space="preserve">浏览器打开 http://&lt;服务器IP&gt;:8088/（配置证书后为 https），使用默认账号登录；或执行健康检查：
-</w:t>
+        <w:t xml:space="preserve">步骤 3：执行安装</w:t>
       </w:r>
     </w:p>
     <w:p>
@@ -2331,7 +2327,180 @@
           <w:sz w:val="18"/>
           <w:szCs w:val="18"/>
         </w:rPr>
+        <w:t xml:space="preserve">sudo ./install.sh
+</w:t>
+      </w:r>
+    </w:p>
+    <w:p>
+      <w:pPr>
+        <w:spacing w:after="100" w:before="60" w:line="320"/>
+      </w:pPr>
+      <w:r>
+        <w:rPr>
+          <w:sz w:val="21"/>
+          <w:szCs w:val="21"/>
+        </w:rPr>
+        <w:t xml:space="preserve">安装脚本自动完成：校验架构与 Node 版本、创建系统用户 meeting、部署到 /opt/meeting、生成 /opt/meeting/conf/.env、安装 systemd 单元（meeting-api / meeting-realtime / meeting-gateway）、执行数据库迁移与默认账号写入、启动全部服务。
+</w:t>
+      </w:r>
+    </w:p>
+    <w:p>
+      <w:pPr>
+        <w:spacing w:after="100" w:before="60" w:line="320"/>
+      </w:pPr>
+      <w:r>
+        <w:rPr>
+          <w:sz w:val="21"/>
+          <w:szCs w:val="21"/>
+        </w:rPr>
+        <w:t xml:space="preserve">常用安装环境变量：MEETING_PREFIX（安装目录，默认 /opt/meeting）、MEETING_USER（运行用户，默认 meeting）、MEETING_SKIP_SEED（设为 1 跳过写入默认账号）。
+</w:t>
+      </w:r>
+    </w:p>
+    <w:p>
+      <w:pPr>
+        <w:pStyle w:val="Heading2"/>
+      </w:pPr>
+      <w:r>
+        <w:t xml:space="preserve">步骤 4：配置</w:t>
+      </w:r>
+    </w:p>
+    <w:p>
+      <w:pPr>
+        <w:pBdr>
+          <w:top w:val="single" w:color="D9D9D9" w:sz="2"/>
+          <w:bottom w:val="single" w:color="D9D9D9" w:sz="2"/>
+          <w:left w:val="single" w:color="D9D9D9" w:sz="2"/>
+          <w:right w:val="single" w:color="D9D9D9" w:sz="2"/>
+        </w:pBdr>
+        <w:shd w:fill="F5F6F8"/>
+        <w:spacing w:after="160" w:before="120" w:line="300"/>
+        <w:ind w:left="240" w:right="240"/>
+        <w:jc w:val="left"/>
+      </w:pPr>
+      <w:r>
+        <w:rPr>
+          <w:rFonts w:ascii="Consolas" w:cs="Consolas" w:eastAsia="Consolas" w:hAnsi="Consolas"/>
+          <w:sz w:val="18"/>
+          <w:szCs w:val="18"/>
+        </w:rPr>
+        <w:t xml:space="preserve">sudo vi /opt/meeting/conf/.env
+</w:t>
+      </w:r>
+    </w:p>
+    <w:p>
+      <w:pPr>
+        <w:spacing w:after="100" w:before="60" w:line="320"/>
+      </w:pPr>
+      <w:r>
+        <w:rPr>
+          <w:sz w:val="21"/>
+          <w:szCs w:val="21"/>
+        </w:rPr>
+        <w:t xml:space="preserve">必改项：MEDIASOUP_ANNOUNCED_IP 设为客户端可达的服务器 IP（切勿填 127.0.0.1）；数据库与 Redis 连接参数（SQLite 默认零依赖）。改完后重启：
+</w:t>
+      </w:r>
+    </w:p>
+    <w:p>
+      <w:pPr>
+        <w:pBdr>
+          <w:top w:val="single" w:color="D9D9D9" w:sz="2"/>
+          <w:bottom w:val="single" w:color="D9D9D9" w:sz="2"/>
+          <w:left w:val="single" w:color="D9D9D9" w:sz="2"/>
+          <w:right w:val="single" w:color="D9D9D9" w:sz="2"/>
+        </w:pBdr>
+        <w:shd w:fill="F5F6F8"/>
+        <w:spacing w:after="160" w:before="120" w:line="300"/>
+        <w:ind w:left="240" w:right="240"/>
+        <w:jc w:val="left"/>
+      </w:pPr>
+      <w:r>
+        <w:rPr>
+          <w:rFonts w:ascii="Consolas" w:cs="Consolas" w:eastAsia="Consolas" w:hAnsi="Consolas"/>
+          <w:sz w:val="18"/>
+          <w:szCs w:val="18"/>
+        </w:rPr>
+        <w:t xml:space="preserve">sudo systemctl restart meeting-api meeting-realtime meeting-gateway
+</w:t>
+      </w:r>
+    </w:p>
+    <w:p>
+      <w:pPr>
+        <w:pStyle w:val="Heading2"/>
+      </w:pPr>
+      <w:r>
+        <w:t xml:space="preserve">步骤 5：访问验证</w:t>
+      </w:r>
+    </w:p>
+    <w:p>
+      <w:pPr>
+        <w:spacing w:after="100" w:before="60" w:line="320"/>
+      </w:pPr>
+      <w:r>
+        <w:rPr>
+          <w:sz w:val="21"/>
+          <w:szCs w:val="21"/>
+        </w:rPr>
+        <w:t xml:space="preserve">浏览器打开 http://&lt;服务器IP&gt;:8088/（配置证书后为 https），使用默认账号登录；或执行健康检查：
+</w:t>
+      </w:r>
+    </w:p>
+    <w:p>
+      <w:pPr>
+        <w:pBdr>
+          <w:top w:val="single" w:color="D9D9D9" w:sz="2"/>
+          <w:bottom w:val="single" w:color="D9D9D9" w:sz="2"/>
+          <w:left w:val="single" w:color="D9D9D9" w:sz="2"/>
+          <w:right w:val="single" w:color="D9D9D9" w:sz="2"/>
+        </w:pBdr>
+        <w:shd w:fill="F5F6F8"/>
+        <w:spacing w:after="160" w:before="120" w:line="300"/>
+        <w:ind w:left="240" w:right="240"/>
+        <w:jc w:val="left"/>
+      </w:pPr>
+      <w:r>
+        <w:rPr>
+          <w:rFonts w:ascii="Consolas" w:cs="Consolas" w:eastAsia="Consolas" w:hAnsi="Consolas"/>
+          <w:sz w:val="18"/>
+          <w:szCs w:val="18"/>
+        </w:rPr>
         <w:t xml:space="preserve">curl http://127.0.0.1:8088/api/healthz
+</w:t>
+      </w:r>
+    </w:p>
+    <w:p>
+      <w:pPr>
+        <w:spacing w:after="100" w:before="60" w:line="320"/>
+      </w:pPr>
+      <w:r>
+        <w:rPr>
+          <w:sz w:val="21"/>
+          <w:szCs w:val="21"/>
+        </w:rPr>
+        <w:t xml:space="preserve">查看服务运行状态：
+</w:t>
+      </w:r>
+    </w:p>
+    <w:p>
+      <w:pPr>
+        <w:pBdr>
+          <w:top w:val="single" w:color="D9D9D9" w:sz="2"/>
+          <w:bottom w:val="single" w:color="D9D9D9" w:sz="2"/>
+          <w:left w:val="single" w:color="D9D9D9" w:sz="2"/>
+          <w:right w:val="single" w:color="D9D9D9" w:sz="2"/>
+        </w:pBdr>
+        <w:shd w:fill="F5F6F8"/>
+        <w:spacing w:after="160" w:before="120" w:line="300"/>
+        <w:ind w:left="240" w:right="240"/>
+        <w:jc w:val="left"/>
+      </w:pPr>
+      <w:r>
+        <w:rPr>
+          <w:rFonts w:ascii="Consolas" w:cs="Consolas" w:eastAsia="Consolas" w:hAnsi="Consolas"/>
+          <w:sz w:val="18"/>
+          <w:szCs w:val="18"/>
+        </w:rPr>
+        <w:t xml:space="preserve">sudo systemctl status meeting-api meeting-realtime meeting-gateway
 </w:t>
       </w:r>
     </w:p>

--- a/docs/install/项目部署说明-native.docx
+++ b/docs/install/项目部署说明-native.docx
@@ -2118,7 +2118,7 @@
         <w:pStyle w:val="Heading2"/>
       </w:pPr>
       <w:r>
-        <w:t xml:space="preserve">步骤 1：获取并传输离线包</w:t>
+        <w:t xml:space="preserve">步骤 1：上传并解压安装包</w:t>
       </w:r>
     </w:p>
     <w:p>
@@ -2130,7 +2130,7 @@
           <w:sz w:val="21"/>
           <w:szCs w:val="21"/>
         </w:rPr>
-        <w:t xml:space="preserve">从 GitHub 仓库 Actions 页面下载对应架构的 Native 构建产物（meeting-native-x64-*.zip 或 meeting-native-arm64-*.zip，内含 meeting-linux-&lt;架构&gt;-&lt;日期&gt;.tar.gz），传输到目标机：
+        <w:t xml:space="preserve">已获取到 Native 构建产物 zip（meeting-native-x64-*.zip 或 meeting-native-arm64-*.zip，架构必须与目标机 CPU 一致），手动上传到服务器并解压（zip 内为 tar.gz 离线包，需两层解压）：
 </w:t>
       </w:r>
     </w:p>
@@ -2153,20 +2153,7 @@
           <w:sz w:val="18"/>
           <w:szCs w:val="18"/>
         </w:rPr>
-        <w:t xml:space="preserve">scp meeting-linux-&lt;架构&gt;-&lt;日期&gt;.tar.gz user@&lt;目标机IP&gt;:/tmp/
-</w:t>
-      </w:r>
-    </w:p>
-    <w:p>
-      <w:pPr>
-        <w:spacing w:after="100" w:before="60" w:line="320"/>
-      </w:pPr>
-      <w:r>
-        <w:rPr>
-          <w:sz w:val="21"/>
-          <w:szCs w:val="21"/>
-        </w:rPr>
-        <w:t xml:space="preserve">安装前确认目标机 Node.js 版本（需 20+）与 CPU 架构：
+        <w:t xml:space="preserve">scp meeting-native-*.zip user@&lt;目标机IP&gt;:/tmp/
 </w:t>
       </w:r>
     </w:p>
@@ -2189,7 +2176,7 @@
           <w:sz w:val="18"/>
           <w:szCs w:val="18"/>
         </w:rPr>
-        <w:t xml:space="preserve">node -v     # 需 v20 及以上
+        <w:t xml:space="preserve">cd /tmp
 </w:t>
       </w:r>
       <w:r>
@@ -2199,16 +2186,41 @@
           <w:szCs w:val="18"/>
         </w:rPr>
         <w:br/>
-        <w:t xml:space="preserve">uname -m    # 输出 x86_64 或 aarch64，与离线包架构对应
-</w:t>
-      </w:r>
-    </w:p>
-    <w:p>
-      <w:pPr>
-        <w:pStyle w:val="Heading2"/>
-      </w:pPr>
-      <w:r>
-        <w:t xml:space="preserve">步骤 2：解压并授权脚本</w:t>
+        <w:t xml:space="preserve">unzip meeting-native-*.zip
+</w:t>
+      </w:r>
+      <w:r>
+        <w:rPr>
+          <w:rFonts w:ascii="Consolas" w:cs="Consolas" w:eastAsia="Consolas" w:hAnsi="Consolas"/>
+          <w:sz w:val="18"/>
+          <w:szCs w:val="18"/>
+        </w:rPr>
+        <w:br/>
+        <w:t xml:space="preserve">tar -xzf meeting-linux-&lt;架构&gt;-&lt;日期&gt;.tar.gz
+</w:t>
+      </w:r>
+      <w:r>
+        <w:rPr>
+          <w:rFonts w:ascii="Consolas" w:cs="Consolas" w:eastAsia="Consolas" w:hAnsi="Consolas"/>
+          <w:sz w:val="18"/>
+          <w:szCs w:val="18"/>
+        </w:rPr>
+        <w:br/>
+        <w:t xml:space="preserve">cd meeting-linux-&lt;架构&gt;-&lt;日期&gt;
+</w:t>
+      </w:r>
+    </w:p>
+    <w:p>
+      <w:pPr>
+        <w:spacing w:after="100" w:before="60" w:line="320"/>
+      </w:pPr>
+      <w:r>
+        <w:rPr>
+          <w:sz w:val="21"/>
+          <w:szCs w:val="21"/>
+        </w:rPr>
+        <w:t xml:space="preserve">安装前确认目标机 Node.js 版本（需 20+）与 CPU 架构：
+</w:t>
       </w:r>
     </w:p>
     <w:p>
@@ -2230,7 +2242,7 @@
           <w:sz w:val="18"/>
           <w:szCs w:val="18"/>
         </w:rPr>
-        <w:t xml:space="preserve">cd /tmp
+        <w:t xml:space="preserve">node -v     # 需 v20 及以上
 </w:t>
       </w:r>
       <w:r>
@@ -2240,41 +2252,16 @@
           <w:szCs w:val="18"/>
         </w:rPr>
         <w:br/>
-        <w:t xml:space="preserve">tar -xzf meeting-linux-&lt;架构&gt;-&lt;日期&gt;.tar.gz
-</w:t>
-      </w:r>
-      <w:r>
-        <w:rPr>
-          <w:rFonts w:ascii="Consolas" w:cs="Consolas" w:eastAsia="Consolas" w:hAnsi="Consolas"/>
-          <w:sz w:val="18"/>
-          <w:szCs w:val="18"/>
-        </w:rPr>
-        <w:br/>
-        <w:t xml:space="preserve">cd meeting-linux-&lt;架构&gt;-&lt;日期&gt;
-</w:t>
-      </w:r>
-      <w:r>
-        <w:rPr>
-          <w:rFonts w:ascii="Consolas" w:cs="Consolas" w:eastAsia="Consolas" w:hAnsi="Consolas"/>
-          <w:sz w:val="18"/>
-          <w:szCs w:val="18"/>
-        </w:rPr>
-        <w:br/>
-        <w:t xml:space="preserve">chmod +x install.sh
-</w:t>
-      </w:r>
-    </w:p>
-    <w:p>
-      <w:pPr>
-        <w:spacing w:after="100" w:before="60" w:line="320"/>
-      </w:pPr>
-      <w:r>
-        <w:rPr>
-          <w:sz w:val="21"/>
-          <w:szCs w:val="21"/>
-        </w:rPr>
-        <w:t xml:space="preserve">如从 Windows 中转过文件，建议统一修复行尾与权限：
-</w:t>
+        <w:t xml:space="preserve">uname -m    # 输出 x86_64 或 aarch64，与离线包架构对应
+</w:t>
+      </w:r>
+    </w:p>
+    <w:p>
+      <w:pPr>
+        <w:pStyle w:val="Heading2"/>
+      </w:pPr>
+      <w:r>
+        <w:t xml:space="preserve">步骤 2：脚本授权</w:t>
       </w:r>
     </w:p>
     <w:p>
@@ -2296,16 +2283,21 @@
           <w:sz w:val="18"/>
           <w:szCs w:val="18"/>
         </w:rPr>
-        <w:t xml:space="preserve">sudo yum install -y dos2unix 2&gt;/dev/null; dos2unix install.sh 2&gt;/dev/null || true
-</w:t>
-      </w:r>
-    </w:p>
-    <w:p>
-      <w:pPr>
-        <w:pStyle w:val="Heading2"/>
-      </w:pPr>
-      <w:r>
-        <w:t xml:space="preserve">步骤 3：执行安装</w:t>
+        <w:t xml:space="preserve">chmod +x install.sh
+</w:t>
+      </w:r>
+    </w:p>
+    <w:p>
+      <w:pPr>
+        <w:spacing w:after="100" w:before="60" w:line="320"/>
+      </w:pPr>
+      <w:r>
+        <w:rPr>
+          <w:sz w:val="21"/>
+          <w:szCs w:val="21"/>
+        </w:rPr>
+        <w:t xml:space="preserve">如从 Windows 中转过文件，建议统一修复行尾：
+</w:t>
       </w:r>
     </w:p>
     <w:p>
@@ -2327,33 +2319,7 @@
           <w:sz w:val="18"/>
           <w:szCs w:val="18"/>
         </w:rPr>
-        <w:t xml:space="preserve">sudo ./install.sh
-</w:t>
-      </w:r>
-    </w:p>
-    <w:p>
-      <w:pPr>
-        <w:spacing w:after="100" w:before="60" w:line="320"/>
-      </w:pPr>
-      <w:r>
-        <w:rPr>
-          <w:sz w:val="21"/>
-          <w:szCs w:val="21"/>
-        </w:rPr>
-        <w:t xml:space="preserve">安装脚本自动完成：校验架构与 Node 版本、创建系统用户 meeting、部署到 /opt/meeting、生成 /opt/meeting/conf/.env、安装 systemd 单元（meeting-api / meeting-realtime / meeting-gateway）、执行数据库迁移与默认账号写入、启动全部服务。
-</w:t>
-      </w:r>
-    </w:p>
-    <w:p>
-      <w:pPr>
-        <w:spacing w:after="100" w:before="60" w:line="320"/>
-      </w:pPr>
-      <w:r>
-        <w:rPr>
-          <w:sz w:val="21"/>
-          <w:szCs w:val="21"/>
-        </w:rPr>
-        <w:t xml:space="preserve">常用安装环境变量：MEETING_PREFIX（安装目录，默认 /opt/meeting）、MEETING_USER（运行用户，默认 meeting）、MEETING_SKIP_SEED（设为 1 跳过写入默认账号）。
+        <w:t xml:space="preserve">dos2unix install.sh 2&gt;/dev/null || true
 </w:t>
       </w:r>
     </w:p>
@@ -2362,7 +2328,7 @@
         <w:pStyle w:val="Heading2"/>
       </w:pPr>
       <w:r>
-        <w:t xml:space="preserve">步骤 4：配置</w:t>
+        <w:t xml:space="preserve">步骤 3：执行安装</w:t>
       </w:r>
     </w:p>
     <w:p>
@@ -2384,7 +2350,7 @@
           <w:sz w:val="18"/>
           <w:szCs w:val="18"/>
         </w:rPr>
-        <w:t xml:space="preserve">sudo vi /opt/meeting/conf/.env
+        <w:t xml:space="preserve">sudo ./install.sh
 </w:t>
       </w:r>
     </w:p>
@@ -2397,7 +2363,366 @@
           <w:sz w:val="21"/>
           <w:szCs w:val="21"/>
         </w:rPr>
-        <w:t xml:space="preserve">必改项：MEDIASOUP_ANNOUNCED_IP 设为客户端可达的服务器 IP（切勿填 127.0.0.1）；数据库与 Redis 连接参数（SQLite 默认零依赖）。改完后重启：
+        <w:t xml:space="preserve">安装脚本自动完成：校验架构与 Node 版本、创建系统用户 meeting、部署到 /opt/meeting、生成 /opt/meeting/conf/.env、安装 systemd 单元（meeting-api / meeting-realtime / meeting-gateway）、执行数据库迁移与默认账号写入、启动全部服务。
+</w:t>
+      </w:r>
+    </w:p>
+    <w:p>
+      <w:pPr>
+        <w:spacing w:after="100" w:before="60" w:line="320"/>
+      </w:pPr>
+      <w:r>
+        <w:rPr>
+          <w:sz w:val="21"/>
+          <w:szCs w:val="21"/>
+        </w:rPr>
+        <w:t xml:space="preserve">常用安装环境变量：MEETING_PREFIX（安装目录，默认 /opt/meeting）、MEETING_USER（运行用户，默认 meeting）、MEETING_SKIP_SEED（设为 1 跳过写入默认账号）。
+</w:t>
+      </w:r>
+    </w:p>
+    <w:p>
+      <w:pPr>
+        <w:pStyle w:val="Heading2"/>
+      </w:pPr>
+      <w:r>
+        <w:t xml:space="preserve">步骤 4：配置</w:t>
+      </w:r>
+    </w:p>
+    <w:p>
+      <w:pPr>
+        <w:pBdr>
+          <w:top w:val="single" w:color="D9D9D9" w:sz="2"/>
+          <w:bottom w:val="single" w:color="D9D9D9" w:sz="2"/>
+          <w:left w:val="single" w:color="D9D9D9" w:sz="2"/>
+          <w:right w:val="single" w:color="D9D9D9" w:sz="2"/>
+        </w:pBdr>
+        <w:shd w:fill="F5F6F8"/>
+        <w:spacing w:after="160" w:before="120" w:line="300"/>
+        <w:ind w:left="240" w:right="240"/>
+        <w:jc w:val="left"/>
+      </w:pPr>
+      <w:r>
+        <w:rPr>
+          <w:rFonts w:ascii="Consolas" w:cs="Consolas" w:eastAsia="Consolas" w:hAnsi="Consolas"/>
+          <w:sz w:val="18"/>
+          <w:szCs w:val="18"/>
+        </w:rPr>
+        <w:t xml:space="preserve">sudo vi /opt/meeting/conf/.env
+</w:t>
+      </w:r>
+    </w:p>
+    <w:p>
+      <w:pPr>
+        <w:spacing w:after="100" w:before="60" w:line="320"/>
+      </w:pPr>
+      <w:r>
+        <w:rPr>
+          <w:sz w:val="21"/>
+          <w:szCs w:val="21"/>
+        </w:rPr>
+        <w:t xml:space="preserve">必改项：
+</w:t>
+      </w:r>
+    </w:p>
+    <w:tbl>
+      <w:tblPr>
+        <w:tblW w:type="dxa" w:w="9026"/>
+        <w:tblBorders>
+          <w:top w:val="single" w:color="auto" w:sz="4"/>
+          <w:left w:val="single" w:color="auto" w:sz="4"/>
+          <w:bottom w:val="single" w:color="auto" w:sz="4"/>
+          <w:right w:val="single" w:color="auto" w:sz="4"/>
+          <w:insideH w:val="single" w:color="auto" w:sz="4"/>
+          <w:insideV w:val="single" w:color="auto" w:sz="4"/>
+        </w:tblBorders>
+      </w:tblPr>
+      <w:tblGrid>
+        <w:gridCol w:w="4513"/>
+        <w:gridCol w:w="4513"/>
+      </w:tblGrid>
+      <w:tr>
+        <w:trPr>
+          <w:tblHeader/>
+        </w:trPr>
+        <w:tc>
+          <w:tcPr>
+            <w:tcW w:type="dxa" w:w="4513"/>
+            <w:gridSpan w:val="2"/>
+            <w:tcBorders>
+              <w:top w:val="single" w:color="BFBFBF" w:sz="4"/>
+              <w:left w:val="single" w:color="BFBFBF" w:sz="4"/>
+              <w:bottom w:val="single" w:color="BFBFBF" w:sz="4"/>
+              <w:right w:val="single" w:color="BFBFBF" w:sz="4"/>
+            </w:tcBorders>
+            <w:shd w:fill="DEEAF6" w:val="clear"/>
+            <w:tcMar>
+              <w:top w:type="dxa" w:w="60"/>
+              <w:left w:type="dxa" w:w="120"/>
+              <w:bottom w:type="dxa" w:w="60"/>
+              <w:right w:type="dxa" w:w="120"/>
+            </w:tcMar>
+            <w:vAlign w:val="center"/>
+          </w:tcPr>
+          <w:p>
+            <w:pPr>
+              <w:jc w:val="center"/>
+            </w:pPr>
+            <w:r>
+              <w:rPr>
+                <w:b/>
+                <w:bCs/>
+                <w:color w:val="1F4E79"/>
+                <w:sz w:val="20"/>
+                <w:szCs w:val="20"/>
+              </w:rPr>
+              <w:t xml:space="preserve">变量</w:t>
+            </w:r>
+          </w:p>
+        </w:tc>
+        <w:tc>
+          <w:tcPr>
+            <w:tcW w:type="dxa" w:w="4513"/>
+            <w:gridSpan w:val="2"/>
+            <w:tcBorders>
+              <w:top w:val="single" w:color="BFBFBF" w:sz="4"/>
+              <w:left w:val="single" w:color="BFBFBF" w:sz="4"/>
+              <w:bottom w:val="single" w:color="BFBFBF" w:sz="4"/>
+              <w:right w:val="single" w:color="BFBFBF" w:sz="4"/>
+            </w:tcBorders>
+            <w:shd w:fill="DEEAF6" w:val="clear"/>
+            <w:tcMar>
+              <w:top w:type="dxa" w:w="60"/>
+              <w:left w:type="dxa" w:w="120"/>
+              <w:bottom w:type="dxa" w:w="60"/>
+              <w:right w:type="dxa" w:w="120"/>
+            </w:tcMar>
+            <w:vAlign w:val="center"/>
+          </w:tcPr>
+          <w:p>
+            <w:pPr>
+              <w:jc w:val="center"/>
+            </w:pPr>
+            <w:r>
+              <w:rPr>
+                <w:b/>
+                <w:bCs/>
+                <w:color w:val="1F4E79"/>
+                <w:sz w:val="20"/>
+                <w:szCs w:val="20"/>
+              </w:rPr>
+              <w:t xml:space="preserve">说明</w:t>
+            </w:r>
+          </w:p>
+        </w:tc>
+      </w:tr>
+      <w:tr>
+        <w:tc>
+          <w:tcPr>
+            <w:tcW w:type="dxa" w:w="4513"/>
+            <w:gridSpan w:val="2"/>
+            <w:tcBorders>
+              <w:top w:val="single" w:color="BFBFBF" w:sz="4"/>
+              <w:left w:val="single" w:color="BFBFBF" w:sz="4"/>
+              <w:bottom w:val="single" w:color="BFBFBF" w:sz="4"/>
+              <w:right w:val="single" w:color="BFBFBF" w:sz="4"/>
+            </w:tcBorders>
+            <w:tcMar>
+              <w:top w:type="dxa" w:w="60"/>
+              <w:left w:type="dxa" w:w="120"/>
+              <w:bottom w:type="dxa" w:w="60"/>
+              <w:right w:type="dxa" w:w="120"/>
+            </w:tcMar>
+            <w:vAlign w:val="center"/>
+          </w:tcPr>
+          <w:p>
+            <w:pPr>
+              <w:jc w:val="left"/>
+            </w:pPr>
+            <w:r>
+              <w:rPr>
+                <w:sz w:val="20"/>
+                <w:szCs w:val="20"/>
+              </w:rPr>
+              <w:t xml:space="preserve">MEDIASOUP_ANNOUNCED_IP</w:t>
+            </w:r>
+          </w:p>
+        </w:tc>
+        <w:tc>
+          <w:tcPr>
+            <w:tcW w:type="dxa" w:w="4513"/>
+            <w:gridSpan w:val="2"/>
+            <w:tcBorders>
+              <w:top w:val="single" w:color="BFBFBF" w:sz="4"/>
+              <w:left w:val="single" w:color="BFBFBF" w:sz="4"/>
+              <w:bottom w:val="single" w:color="BFBFBF" w:sz="4"/>
+              <w:right w:val="single" w:color="BFBFBF" w:sz="4"/>
+            </w:tcBorders>
+            <w:tcMar>
+              <w:top w:type="dxa" w:w="60"/>
+              <w:left w:type="dxa" w:w="120"/>
+              <w:bottom w:type="dxa" w:w="60"/>
+              <w:right w:type="dxa" w:w="120"/>
+            </w:tcMar>
+            <w:vAlign w:val="center"/>
+          </w:tcPr>
+          <w:p>
+            <w:pPr>
+              <w:jc w:val="left"/>
+            </w:pPr>
+            <w:r>
+              <w:rPr>
+                <w:sz w:val="20"/>
+                <w:szCs w:val="20"/>
+              </w:rPr>
+              <w:t xml:space="preserve">客户端可达的服务器 IP，切勿填 127.0.0.1</w:t>
+            </w:r>
+          </w:p>
+        </w:tc>
+      </w:tr>
+      <w:tr>
+        <w:tc>
+          <w:tcPr>
+            <w:tcW w:type="dxa" w:w="4513"/>
+            <w:gridSpan w:val="2"/>
+            <w:tcBorders>
+              <w:top w:val="single" w:color="BFBFBF" w:sz="4"/>
+              <w:left w:val="single" w:color="BFBFBF" w:sz="4"/>
+              <w:bottom w:val="single" w:color="BFBFBF" w:sz="4"/>
+              <w:right w:val="single" w:color="BFBFBF" w:sz="4"/>
+            </w:tcBorders>
+            <w:tcMar>
+              <w:top w:type="dxa" w:w="60"/>
+              <w:left w:type="dxa" w:w="120"/>
+              <w:bottom w:type="dxa" w:w="60"/>
+              <w:right w:type="dxa" w:w="120"/>
+            </w:tcMar>
+            <w:vAlign w:val="center"/>
+          </w:tcPr>
+          <w:p>
+            <w:pPr>
+              <w:jc w:val="left"/>
+            </w:pPr>
+            <w:r>
+              <w:rPr>
+                <w:sz w:val="20"/>
+                <w:szCs w:val="20"/>
+              </w:rPr>
+              <w:t xml:space="preserve">DB_DRIVER</w:t>
+            </w:r>
+          </w:p>
+        </w:tc>
+        <w:tc>
+          <w:tcPr>
+            <w:tcW w:type="dxa" w:w="4513"/>
+            <w:gridSpan w:val="2"/>
+            <w:tcBorders>
+              <w:top w:val="single" w:color="BFBFBF" w:sz="4"/>
+              <w:left w:val="single" w:color="BFBFBF" w:sz="4"/>
+              <w:bottom w:val="single" w:color="BFBFBF" w:sz="4"/>
+              <w:right w:val="single" w:color="BFBFBF" w:sz="4"/>
+            </w:tcBorders>
+            <w:tcMar>
+              <w:top w:type="dxa" w:w="60"/>
+              <w:left w:type="dxa" w:w="120"/>
+              <w:bottom w:type="dxa" w:w="60"/>
+              <w:right w:type="dxa" w:w="120"/>
+            </w:tcMar>
+            <w:vAlign w:val="center"/>
+          </w:tcPr>
+          <w:p>
+            <w:pPr>
+              <w:jc w:val="left"/>
+            </w:pPr>
+            <w:r>
+              <w:rPr>
+                <w:sz w:val="20"/>
+                <w:szCs w:val="20"/>
+              </w:rPr>
+              <w:t xml:space="preserve">数据库类型：sqlite（默认，零依赖）/ mysql / postgres，切换后填写对应连接参数并提前建库</w:t>
+            </w:r>
+          </w:p>
+        </w:tc>
+      </w:tr>
+      <w:tr>
+        <w:tc>
+          <w:tcPr>
+            <w:tcW w:type="dxa" w:w="4513"/>
+            <w:gridSpan w:val="2"/>
+            <w:tcBorders>
+              <w:top w:val="single" w:color="BFBFBF" w:sz="4"/>
+              <w:left w:val="single" w:color="BFBFBF" w:sz="4"/>
+              <w:bottom w:val="single" w:color="BFBFBF" w:sz="4"/>
+              <w:right w:val="single" w:color="BFBFBF" w:sz="4"/>
+            </w:tcBorders>
+            <w:tcMar>
+              <w:top w:type="dxa" w:w="60"/>
+              <w:left w:type="dxa" w:w="120"/>
+              <w:bottom w:type="dxa" w:w="60"/>
+              <w:right w:type="dxa" w:w="120"/>
+            </w:tcMar>
+            <w:vAlign w:val="center"/>
+          </w:tcPr>
+          <w:p>
+            <w:pPr>
+              <w:jc w:val="left"/>
+            </w:pPr>
+            <w:r>
+              <w:rPr>
+                <w:sz w:val="20"/>
+                <w:szCs w:val="20"/>
+              </w:rPr>
+              <w:t xml:space="preserve">REDIS_HOST</w:t>
+            </w:r>
+          </w:p>
+        </w:tc>
+        <w:tc>
+          <w:tcPr>
+            <w:tcW w:type="dxa" w:w="4513"/>
+            <w:gridSpan w:val="2"/>
+            <w:tcBorders>
+              <w:top w:val="single" w:color="BFBFBF" w:sz="4"/>
+              <w:left w:val="single" w:color="BFBFBF" w:sz="4"/>
+              <w:bottom w:val="single" w:color="BFBFBF" w:sz="4"/>
+              <w:right w:val="single" w:color="BFBFBF" w:sz="4"/>
+            </w:tcBorders>
+            <w:tcMar>
+              <w:top w:type="dxa" w:w="60"/>
+              <w:left w:type="dxa" w:w="120"/>
+              <w:bottom w:type="dxa" w:w="60"/>
+              <w:right w:type="dxa" w:w="120"/>
+            </w:tcMar>
+            <w:vAlign w:val="center"/>
+          </w:tcPr>
+          <w:p>
+            <w:pPr>
+              <w:jc w:val="left"/>
+            </w:pPr>
+            <w:r>
+              <w:rPr>
+                <w:sz w:val="20"/>
+                <w:szCs w:val="20"/>
+              </w:rPr>
+              <w:t xml:space="preserve">部署环境 Redis 地址（native 方式需预装 Redis 7.x）</w:t>
+            </w:r>
+          </w:p>
+        </w:tc>
+      </w:tr>
+    </w:tbl>
+    <w:p>
+      <w:pPr>
+        <w:spacing w:after="120" w:before="0"/>
+      </w:pPr>
+    </w:p>
+    <w:p>
+      <w:pPr>
+        <w:spacing w:after="100" w:before="60" w:line="320"/>
+      </w:pPr>
+      <w:r>
+        <w:rPr>
+          <w:sz w:val="21"/>
+          <w:szCs w:val="21"/>
+        </w:rPr>
+        <w:t xml:space="preserve">改完后重启：
 </w:t>
       </w:r>
     </w:p>

--- a/docs/install/项目部署说明-native.docx
+++ b/docs/install/项目部署说明-native.docx
@@ -2386,6 +2386,19 @@
       </w:pPr>
       <w:r>
         <w:t xml:space="preserve">步骤 4：配置</w:t>
+      </w:r>
+    </w:p>
+    <w:p>
+      <w:pPr>
+        <w:spacing w:after="100" w:before="60" w:line="320"/>
+      </w:pPr>
+      <w:r>
+        <w:rPr>
+          <w:sz w:val="21"/>
+          <w:szCs w:val="21"/>
+        </w:rPr>
+        <w:t xml:space="preserve">/opt/meeting/conf/.env 由安装脚本基于 conf/env.example（即仓库 deploy/native/conf/env.example）生成；本地开发用 .env.example，Docker 部署用 .env.production.example，三者不可混用。
+</w:t>
       </w:r>
     </w:p>
     <w:p>

--- a/docs/install/项目部署说明-native.docx
+++ b/docs/install/项目部署说明-native.docx
@@ -2131,29 +2131,6 @@
           <w:szCs w:val="21"/>
         </w:rPr>
         <w:t xml:space="preserve">已获取到 Native 构建产物 zip（meeting-native-x64-*.zip 或 meeting-native-arm64-*.zip，架构必须与目标机 CPU 一致），手动上传到服务器并解压（zip 内为 tar.gz 离线包，需两层解压）：
-</w:t>
-      </w:r>
-    </w:p>
-    <w:p>
-      <w:pPr>
-        <w:pBdr>
-          <w:top w:val="single" w:color="D9D9D9" w:sz="2"/>
-          <w:bottom w:val="single" w:color="D9D9D9" w:sz="2"/>
-          <w:left w:val="single" w:color="D9D9D9" w:sz="2"/>
-          <w:right w:val="single" w:color="D9D9D9" w:sz="2"/>
-        </w:pBdr>
-        <w:shd w:fill="F5F6F8"/>
-        <w:spacing w:after="160" w:before="120" w:line="300"/>
-        <w:ind w:left="240" w:right="240"/>
-        <w:jc w:val="left"/>
-      </w:pPr>
-      <w:r>
-        <w:rPr>
-          <w:rFonts w:ascii="Consolas" w:cs="Consolas" w:eastAsia="Consolas" w:hAnsi="Consolas"/>
-          <w:sz w:val="18"/>
-          <w:szCs w:val="18"/>
-        </w:rPr>
-        <w:t xml:space="preserve">scp meeting-native-*.zip user@&lt;目标机IP&gt;:/tmp/
 </w:t>
       </w:r>
     </w:p>

--- a/docs/install/项目部署说明-native.docx
+++ b/docs/install/项目部署说明-native.docx
@@ -4010,7 +4010,7 @@
           <w:sz w:val="21"/>
           <w:szCs w:val="21"/>
         </w:rPr>
-        <w:t xml:space="preserve">证书信任：信创涉密浏览器不信任自签名证书，必须使用 CA 签发模式并导入根证书。
+        <w:t xml:space="preserve">证书信任：信创涉密浏览器不信任自签名证书，必须使用 CA 签发模式并导入根证书。客户端可直接在登录页点击「下载 CA 根证书」获取 ca.crt（接口：/api/certs/ca.crt），也可从服务器 /opt/meeting/certs/ca.crt 拷贝。
 </w:t>
       </w:r>
     </w:p>
